--- a/全栈AI.docx
+++ b/全栈AI.docx
@@ -4,12 +4,33 @@
   <w:body>
     <w:p>
       <w:pPr>
-        <w:pStyle w:val="2"/>
+        <w:pStyle w:val="3"/>
         <w:numPr>
           <w:numId w:val="0"/>
         </w:numPr>
         <w:bidi w:val="0"/>
         <w:rPr>
+          <w:rFonts w:hint="default"/>
+          <w:lang w:val="en-US" w:eastAsia="zh-CN"/>
+        </w:rPr>
+      </w:pPr>
+      <w:r>
+        <w:rPr>
+          <w:rFonts w:hint="eastAsia"/>
+          <w:lang w:val="en-US" w:eastAsia="zh-CN"/>
+        </w:rPr>
+        <w:t>参考课件地址：https://www.李勃老师.com</w:t>
+      </w:r>
+    </w:p>
+    <w:p>
+      <w:pPr>
+        <w:pStyle w:val="3"/>
+        <w:numPr>
+          <w:ilvl w:val="0"/>
+          <w:numId w:val="0"/>
+        </w:numPr>
+        <w:bidi w:val="0"/>
+        <w:rPr>
           <w:rFonts w:hint="eastAsia"/>
           <w:lang w:val="en-US" w:eastAsia="zh-CN"/>
         </w:rPr>
@@ -40,7 +61,7 @@
     </w:p>
     <w:p>
       <w:pPr>
-        <w:pStyle w:val="3"/>
+        <w:pStyle w:val="4"/>
         <w:bidi w:val="0"/>
         <w:rPr>
           <w:rFonts w:hint="default"/>
@@ -205,7 +226,7 @@
     </w:p>
     <w:p>
       <w:pPr>
-        <w:pStyle w:val="3"/>
+        <w:pStyle w:val="4"/>
         <w:bidi w:val="0"/>
         <w:rPr>
           <w:rFonts w:hint="default"/>
@@ -238,7 +259,7 @@
     </w:p>
     <w:p>
       <w:pPr>
-        <w:pStyle w:val="3"/>
+        <w:pStyle w:val="4"/>
         <w:bidi w:val="0"/>
         <w:ind w:left="0" w:leftChars="0" w:firstLine="0" w:firstLineChars="0"/>
         <w:rPr>
@@ -465,214 +486,1494 @@
     </w:p>
     <w:p>
       <w:pPr>
+        <w:pStyle w:val="4"/>
+        <w:bidi w:val="0"/>
+        <w:rPr>
+          <w:rFonts w:hint="default"/>
+          <w:lang w:val="en-US" w:eastAsia="zh-CN"/>
+        </w:rPr>
+      </w:pPr>
+      <w:r>
+        <w:rPr>
+          <w:rFonts w:hint="eastAsia"/>
+          <w:lang w:val="en-US" w:eastAsia="zh-CN"/>
+        </w:rPr>
+        <w:t>第一次push</w:t>
+      </w:r>
+    </w:p>
+    <w:p>
+      <w:pPr>
+        <w:ind w:firstLine="420" w:firstLineChars="0"/>
+        <w:rPr>
+          <w:rFonts w:hint="eastAsia"/>
+          <w:lang w:val="en-US" w:eastAsia="zh-CN"/>
+        </w:rPr>
+      </w:pPr>
+      <w:r>
+        <w:rPr>
+          <w:rFonts w:hint="eastAsia"/>
+          <w:lang w:val="en-US" w:eastAsia="zh-CN"/>
+        </w:rPr>
+        <w:t>就是你github创建仓库的下边名两行的后两行命令。</w:t>
+      </w:r>
+    </w:p>
+    <w:p>
+      <w:pPr>
+        <w:ind w:firstLine="420" w:firstLineChars="0"/>
+        <w:rPr>
+          <w:rFonts w:hint="default"/>
+          <w:lang w:val="en-US" w:eastAsia="zh-CN"/>
+        </w:rPr>
+      </w:pPr>
+      <w:r>
+        <w:rPr>
+          <w:rFonts w:hint="eastAsia"/>
+          <w:lang w:val="en-US" w:eastAsia="zh-CN"/>
+        </w:rPr>
+        <w:t>或者执行这样走：</w:t>
+      </w:r>
+    </w:p>
+    <w:p>
+      <w:pPr>
+        <w:ind w:firstLine="420" w:firstLineChars="0"/>
+        <w:rPr>
+          <w:rFonts w:hint="default"/>
+          <w:lang w:val="en-US" w:eastAsia="zh-CN"/>
+        </w:rPr>
+      </w:pPr>
+      <w:r>
+        <w:rPr>
+          <w:rFonts w:hint="default"/>
+          <w:lang w:val="en-US" w:eastAsia="zh-CN"/>
+        </w:rPr>
+        <w:t>先确认当前分支名：</w:t>
+      </w:r>
+    </w:p>
+    <w:p>
+      <w:pPr>
+        <w:ind w:firstLine="420" w:firstLineChars="0"/>
+        <w:rPr>
+          <w:rFonts w:hint="default"/>
+          <w:lang w:val="en-US" w:eastAsia="zh-CN"/>
+        </w:rPr>
+      </w:pPr>
+      <w:r>
+        <w:rPr>
+          <w:rFonts w:hint="default"/>
+          <w:lang w:val="en-US" w:eastAsia="zh-CN"/>
+        </w:rPr>
+        <w:t>git branch</w:t>
+      </w:r>
+    </w:p>
+    <w:p>
+      <w:pPr>
+        <w:ind w:firstLine="420" w:firstLineChars="0"/>
+        <w:rPr>
+          <w:rFonts w:hint="default"/>
+          <w:lang w:val="en-US" w:eastAsia="zh-CN"/>
+        </w:rPr>
+      </w:pPr>
+      <w:r>
+        <w:rPr>
+          <w:rFonts w:hint="default"/>
+          <w:lang w:val="en-US" w:eastAsia="zh-CN"/>
+        </w:rPr>
+        <w:t>如果是 main：</w:t>
+      </w:r>
+    </w:p>
+    <w:p>
+      <w:pPr>
+        <w:ind w:firstLine="420" w:firstLineChars="0"/>
+        <w:rPr>
+          <w:rFonts w:hint="default"/>
+          <w:lang w:val="en-US" w:eastAsia="zh-CN"/>
+        </w:rPr>
+      </w:pPr>
+      <w:r>
+        <w:rPr>
+          <w:rFonts w:hint="default"/>
+          <w:lang w:val="en-US" w:eastAsia="zh-CN"/>
+        </w:rPr>
+        <w:t>git push -u origin main</w:t>
+      </w:r>
+    </w:p>
+    <w:p>
+      <w:pPr>
+        <w:ind w:firstLine="420" w:firstLineChars="0"/>
+        <w:rPr>
+          <w:rFonts w:hint="default"/>
+          <w:lang w:val="en-US" w:eastAsia="zh-CN"/>
+        </w:rPr>
+      </w:pPr>
+      <w:r>
+        <w:rPr>
+          <w:rFonts w:hint="default"/>
+          <w:lang w:val="en-US" w:eastAsia="zh-CN"/>
+        </w:rPr>
+        <w:t>如果是 master：</w:t>
+      </w:r>
+    </w:p>
+    <w:p>
+      <w:pPr>
+        <w:ind w:firstLine="420" w:firstLineChars="0"/>
+        <w:rPr>
+          <w:rFonts w:hint="default"/>
+          <w:lang w:val="en-US" w:eastAsia="zh-CN"/>
+        </w:rPr>
+      </w:pPr>
+      <w:r>
+        <w:rPr>
+          <w:rFonts w:hint="default"/>
+          <w:lang w:val="en-US" w:eastAsia="zh-CN"/>
+        </w:rPr>
+        <w:t>git push -u origin master</w:t>
+      </w:r>
+    </w:p>
+    <w:p>
+      <w:pPr>
+        <w:ind w:firstLine="420" w:firstLineChars="0"/>
+        <w:rPr>
+          <w:rFonts w:hint="default"/>
+          <w:lang w:val="en-US" w:eastAsia="zh-CN"/>
+        </w:rPr>
+      </w:pPr>
+      <w:r>
+        <w:rPr>
+          <w:rFonts w:hint="default"/>
+          <w:lang w:val="en-US" w:eastAsia="zh-CN"/>
+        </w:rPr>
+        <w:t>-u 的作用是建立本地分支和远程分支的跟踪关系。</w:t>
+      </w:r>
+    </w:p>
+    <w:p>
+      <w:pPr>
+        <w:ind w:firstLine="420" w:firstLineChars="0"/>
+        <w:rPr>
+          <w:rFonts w:hint="default"/>
+          <w:lang w:val="en-US" w:eastAsia="zh-CN"/>
+        </w:rPr>
+      </w:pPr>
+      <w:r>
+        <w:rPr>
+          <w:rFonts w:hint="default"/>
+          <w:lang w:val="en-US" w:eastAsia="zh-CN"/>
+        </w:rPr>
+        <w:t>之后再推送通常只需要 git push</w:t>
+      </w:r>
+    </w:p>
+    <w:p>
+      <w:pPr>
+        <w:ind w:firstLine="420" w:firstLineChars="0"/>
+        <w:rPr>
+          <w:rFonts w:hint="default"/>
+          <w:lang w:val="en-US" w:eastAsia="zh-CN"/>
+        </w:rPr>
+      </w:pPr>
+    </w:p>
+    <w:p>
+      <w:pPr>
+        <w:ind w:firstLine="420" w:firstLineChars="0"/>
+        <w:rPr>
+          <w:rFonts w:hint="eastAsia"/>
+          <w:lang w:val="en-US" w:eastAsia="zh-CN"/>
+        </w:rPr>
+      </w:pPr>
+      <w:r>
+        <w:rPr>
+          <w:rFonts w:hint="eastAsia"/>
+          <w:lang w:val="en-US" w:eastAsia="zh-CN"/>
+        </w:rPr>
+        <w:t>比如我下边将这个笔记，push到我的github仓库中去：</w:t>
+      </w:r>
+    </w:p>
+    <w:p>
+      <w:pPr>
+        <w:rPr>
+          <w:rFonts w:hint="default"/>
+          <w:lang w:val="en-US" w:eastAsia="zh-CN"/>
+        </w:rPr>
+      </w:pPr>
+    </w:p>
+    <w:p>
+      <w:pPr>
+        <w:ind w:firstLine="420" w:firstLineChars="0"/>
+        <w:rPr>
+          <w:rFonts w:hint="default"/>
+          <w:lang w:val="en-US" w:eastAsia="zh-CN"/>
+        </w:rPr>
+      </w:pPr>
+      <w:r>
+        <w:drawing>
+          <wp:inline distT="0" distB="0" distL="114300" distR="114300">
+            <wp:extent cx="5273040" cy="2853690"/>
+            <wp:effectExtent l="0" t="0" r="10160" b="3810"/>
+            <wp:docPr id="4" name="图片 1"/>
+            <wp:cNvGraphicFramePr>
+              <a:graphicFrameLocks xmlns:a="http://schemas.openxmlformats.org/drawingml/2006/main" noChangeAspect="1"/>
+            </wp:cNvGraphicFramePr>
+            <a:graphic xmlns:a="http://schemas.openxmlformats.org/drawingml/2006/main">
+              <a:graphicData uri="http://schemas.openxmlformats.org/drawingml/2006/picture">
+                <pic:pic xmlns:pic="http://schemas.openxmlformats.org/drawingml/2006/picture">
+                  <pic:nvPicPr>
+                    <pic:cNvPr id="4" name="图片 1"/>
+                    <pic:cNvPicPr>
+                      <a:picLocks noChangeAspect="1"/>
+                    </pic:cNvPicPr>
+                  </pic:nvPicPr>
+                  <pic:blipFill>
+                    <a:blip r:embed="rId9"/>
+                    <a:stretch>
+                      <a:fillRect/>
+                    </a:stretch>
+                  </pic:blipFill>
+                  <pic:spPr>
+                    <a:xfrm>
+                      <a:off x="0" y="0"/>
+                      <a:ext cx="5273040" cy="2853690"/>
+                    </a:xfrm>
+                    <a:prstGeom prst="rect">
+                      <a:avLst/>
+                    </a:prstGeom>
+                    <a:noFill/>
+                    <a:ln>
+                      <a:noFill/>
+                    </a:ln>
+                  </pic:spPr>
+                </pic:pic>
+              </a:graphicData>
+            </a:graphic>
+          </wp:inline>
+        </w:drawing>
+      </w:r>
+    </w:p>
+    <w:p>
+      <w:pPr>
+        <w:ind w:firstLine="420" w:firstLineChars="0"/>
+        <w:rPr>
+          <w:rFonts w:hint="eastAsia"/>
+          <w:lang w:val="en-US" w:eastAsia="zh-CN"/>
+        </w:rPr>
+      </w:pPr>
+      <w:r>
+        <w:rPr>
+          <w:rFonts w:hint="eastAsia"/>
+          <w:lang w:val="en-US" w:eastAsia="zh-CN"/>
+        </w:rPr>
+        <w:t>养成习惯，修改完之后的三件套：</w:t>
+      </w:r>
+    </w:p>
+    <w:p>
+      <w:pPr>
+        <w:ind w:firstLine="420" w:firstLineChars="0"/>
+        <w:rPr>
+          <w:rFonts w:hint="eastAsia"/>
+          <w:lang w:val="en-US" w:eastAsia="zh-CN"/>
+        </w:rPr>
+      </w:pPr>
+      <w:r>
+        <w:rPr>
+          <w:rFonts w:hint="eastAsia"/>
+          <w:lang w:val="en-US" w:eastAsia="zh-CN"/>
+        </w:rPr>
+        <w:t>git add .</w:t>
+      </w:r>
+    </w:p>
+    <w:p>
+      <w:pPr>
+        <w:ind w:firstLine="420" w:firstLineChars="0"/>
+        <w:rPr>
+          <w:rFonts w:hint="default"/>
+          <w:lang w:val="en-US" w:eastAsia="zh-CN"/>
+        </w:rPr>
+      </w:pPr>
+      <w:r>
+        <w:rPr>
+          <w:rFonts w:hint="eastAsia"/>
+          <w:lang w:val="en-US" w:eastAsia="zh-CN"/>
+        </w:rPr>
+        <w:t xml:space="preserve">git commit -m </w:t>
+      </w:r>
+      <w:r>
+        <w:rPr>
+          <w:rFonts w:hint="default"/>
+          <w:lang w:val="en-US" w:eastAsia="zh-CN"/>
+        </w:rPr>
+        <w:t>“</w:t>
+      </w:r>
+      <w:r>
+        <w:rPr>
+          <w:rFonts w:hint="eastAsia"/>
+          <w:lang w:val="en-US" w:eastAsia="zh-CN"/>
+        </w:rPr>
+        <w:t>项目说明</w:t>
+      </w:r>
+      <w:r>
+        <w:rPr>
+          <w:rFonts w:hint="default"/>
+          <w:lang w:val="en-US" w:eastAsia="zh-CN"/>
+        </w:rPr>
+        <w:t>”</w:t>
+      </w:r>
+    </w:p>
+    <w:p>
+      <w:pPr>
+        <w:ind w:firstLine="420" w:firstLineChars="0"/>
+        <w:rPr>
+          <w:rFonts w:hint="default"/>
+          <w:lang w:val="en-US" w:eastAsia="zh-CN"/>
+        </w:rPr>
+      </w:pPr>
+      <w:r>
+        <w:rPr>
+          <w:rFonts w:hint="eastAsia"/>
+          <w:lang w:val="en-US" w:eastAsia="zh-CN"/>
+        </w:rPr>
+        <w:t>git push</w:t>
+      </w:r>
+    </w:p>
+    <w:p>
+      <w:pPr>
+        <w:bidi w:val="0"/>
+        <w:ind w:firstLine="420" w:firstLineChars="0"/>
+        <w:rPr>
+          <w:rFonts w:hint="default"/>
+          <w:lang w:val="en-US" w:eastAsia="zh-CN"/>
+        </w:rPr>
+      </w:pPr>
+      <w:r>
+        <w:rPr>
+          <w:rFonts w:hint="eastAsia"/>
+          <w:lang w:val="en-US" w:eastAsia="zh-CN"/>
+        </w:rPr>
+        <w:t>当然，现在很多继承编译工具有可视化页面，不需要代码，比如github desktop工具。这是后话了。</w:t>
+      </w:r>
+    </w:p>
+    <w:p>
+      <w:pPr>
+        <w:bidi w:val="0"/>
+        <w:ind w:firstLine="420" w:firstLineChars="0"/>
+      </w:pPr>
+      <w:r>
+        <w:drawing>
+          <wp:inline distT="0" distB="0" distL="114300" distR="114300">
+            <wp:extent cx="5272405" cy="3569335"/>
+            <wp:effectExtent l="0" t="0" r="10795" b="12065"/>
+            <wp:docPr id="5" name="图片 2"/>
+            <wp:cNvGraphicFramePr>
+              <a:graphicFrameLocks xmlns:a="http://schemas.openxmlformats.org/drawingml/2006/main" noChangeAspect="1"/>
+            </wp:cNvGraphicFramePr>
+            <a:graphic xmlns:a="http://schemas.openxmlformats.org/drawingml/2006/main">
+              <a:graphicData uri="http://schemas.openxmlformats.org/drawingml/2006/picture">
+                <pic:pic xmlns:pic="http://schemas.openxmlformats.org/drawingml/2006/picture">
+                  <pic:nvPicPr>
+                    <pic:cNvPr id="5" name="图片 2"/>
+                    <pic:cNvPicPr>
+                      <a:picLocks noChangeAspect="1"/>
+                    </pic:cNvPicPr>
+                  </pic:nvPicPr>
+                  <pic:blipFill>
+                    <a:blip r:embed="rId10"/>
+                    <a:stretch>
+                      <a:fillRect/>
+                    </a:stretch>
+                  </pic:blipFill>
+                  <pic:spPr>
+                    <a:xfrm>
+                      <a:off x="0" y="0"/>
+                      <a:ext cx="5272405" cy="3569335"/>
+                    </a:xfrm>
+                    <a:prstGeom prst="rect">
+                      <a:avLst/>
+                    </a:prstGeom>
+                    <a:noFill/>
+                    <a:ln>
+                      <a:noFill/>
+                    </a:ln>
+                  </pic:spPr>
+                </pic:pic>
+              </a:graphicData>
+            </a:graphic>
+          </wp:inline>
+        </w:drawing>
+      </w:r>
+    </w:p>
+    <w:p>
+      <w:pPr>
+        <w:bidi w:val="0"/>
+        <w:ind w:firstLine="420" w:firstLineChars="0"/>
+      </w:pPr>
+    </w:p>
+    <w:p>
+      <w:pPr>
+        <w:bidi w:val="0"/>
+        <w:ind w:firstLine="420" w:firstLineChars="0"/>
+      </w:pPr>
+    </w:p>
+    <w:p>
+      <w:pPr>
         <w:pStyle w:val="3"/>
-        <w:bidi w:val="0"/>
-        <w:rPr>
-          <w:rFonts w:hint="default"/>
-          <w:lang w:val="en-US" w:eastAsia="zh-CN"/>
-        </w:rPr>
-      </w:pPr>
-      <w:r>
-        <w:rPr>
-          <w:rFonts w:hint="eastAsia"/>
-          <w:lang w:val="en-US" w:eastAsia="zh-CN"/>
-        </w:rPr>
-        <w:t>第一次push</w:t>
-      </w:r>
-    </w:p>
-    <w:p>
-      <w:pPr>
-        <w:ind w:firstLine="420" w:firstLineChars="0"/>
-        <w:rPr>
-          <w:rFonts w:hint="eastAsia"/>
-          <w:lang w:val="en-US" w:eastAsia="zh-CN"/>
-        </w:rPr>
-      </w:pPr>
-      <w:r>
-        <w:rPr>
-          <w:rFonts w:hint="eastAsia"/>
-          <w:lang w:val="en-US" w:eastAsia="zh-CN"/>
-        </w:rPr>
-        <w:t>就是你github创建仓库的下边名两行的后两行命令。</w:t>
-      </w:r>
-    </w:p>
-    <w:p>
-      <w:pPr>
-        <w:ind w:firstLine="420" w:firstLineChars="0"/>
-        <w:rPr>
-          <w:rFonts w:hint="default"/>
-          <w:lang w:val="en-US" w:eastAsia="zh-CN"/>
-        </w:rPr>
-      </w:pPr>
-      <w:r>
-        <w:rPr>
-          <w:rFonts w:hint="eastAsia"/>
-          <w:lang w:val="en-US" w:eastAsia="zh-CN"/>
-        </w:rPr>
-        <w:t>或者执行这样走：</w:t>
-      </w:r>
-    </w:p>
-    <w:p>
-      <w:pPr>
-        <w:ind w:firstLine="420" w:firstLineChars="0"/>
-        <w:rPr>
-          <w:rFonts w:hint="default"/>
-          <w:lang w:val="en-US" w:eastAsia="zh-CN"/>
-        </w:rPr>
-      </w:pPr>
-      <w:r>
-        <w:rPr>
-          <w:rFonts w:hint="default"/>
-          <w:lang w:val="en-US" w:eastAsia="zh-CN"/>
-        </w:rPr>
-        <w:t>先确认当前分支名：</w:t>
-      </w:r>
-    </w:p>
-    <w:p>
-      <w:pPr>
-        <w:ind w:firstLine="420" w:firstLineChars="0"/>
-        <w:rPr>
-          <w:rFonts w:hint="default"/>
-          <w:lang w:val="en-US" w:eastAsia="zh-CN"/>
-        </w:rPr>
-      </w:pPr>
-      <w:r>
-        <w:rPr>
-          <w:rFonts w:hint="default"/>
-          <w:lang w:val="en-US" w:eastAsia="zh-CN"/>
-        </w:rPr>
-        <w:t>git branch</w:t>
-      </w:r>
-    </w:p>
-    <w:p>
-      <w:pPr>
-        <w:ind w:firstLine="420" w:firstLineChars="0"/>
-        <w:rPr>
-          <w:rFonts w:hint="default"/>
-          <w:lang w:val="en-US" w:eastAsia="zh-CN"/>
-        </w:rPr>
-      </w:pPr>
-      <w:r>
-        <w:rPr>
-          <w:rFonts w:hint="default"/>
-          <w:lang w:val="en-US" w:eastAsia="zh-CN"/>
-        </w:rPr>
-        <w:t>如果是 main：</w:t>
-      </w:r>
-    </w:p>
-    <w:p>
-      <w:pPr>
-        <w:ind w:firstLine="420" w:firstLineChars="0"/>
-        <w:rPr>
-          <w:rFonts w:hint="default"/>
-          <w:lang w:val="en-US" w:eastAsia="zh-CN"/>
-        </w:rPr>
-      </w:pPr>
-      <w:r>
-        <w:rPr>
-          <w:rFonts w:hint="default"/>
-          <w:lang w:val="en-US" w:eastAsia="zh-CN"/>
-        </w:rPr>
-        <w:t>git push -u origin main</w:t>
-      </w:r>
-    </w:p>
-    <w:p>
-      <w:pPr>
-        <w:ind w:firstLine="420" w:firstLineChars="0"/>
-        <w:rPr>
-          <w:rFonts w:hint="default"/>
-          <w:lang w:val="en-US" w:eastAsia="zh-CN"/>
-        </w:rPr>
-      </w:pPr>
-      <w:r>
-        <w:rPr>
-          <w:rFonts w:hint="default"/>
-          <w:lang w:val="en-US" w:eastAsia="zh-CN"/>
-        </w:rPr>
-        <w:t>如果是 master：</w:t>
-      </w:r>
-    </w:p>
-    <w:p>
-      <w:pPr>
-        <w:ind w:firstLine="420" w:firstLineChars="0"/>
-        <w:rPr>
-          <w:rFonts w:hint="default"/>
-          <w:lang w:val="en-US" w:eastAsia="zh-CN"/>
-        </w:rPr>
-      </w:pPr>
-      <w:r>
-        <w:rPr>
-          <w:rFonts w:hint="default"/>
-          <w:lang w:val="en-US" w:eastAsia="zh-CN"/>
-        </w:rPr>
-        <w:t>git push -u origin master</w:t>
-      </w:r>
-    </w:p>
-    <w:p>
-      <w:pPr>
-        <w:ind w:firstLine="420" w:firstLineChars="0"/>
-        <w:rPr>
-          <w:rFonts w:hint="default"/>
-          <w:lang w:val="en-US" w:eastAsia="zh-CN"/>
-        </w:rPr>
-      </w:pPr>
-      <w:r>
-        <w:rPr>
-          <w:rFonts w:hint="default"/>
-          <w:lang w:val="en-US" w:eastAsia="zh-CN"/>
-        </w:rPr>
-        <w:t>-u 的作用是建立本地分支和远程分支的跟踪关系。</w:t>
-      </w:r>
-    </w:p>
-    <w:p>
-      <w:pPr>
-        <w:ind w:firstLine="420" w:firstLineChars="0"/>
-        <w:rPr>
-          <w:rFonts w:hint="default"/>
-          <w:lang w:val="en-US" w:eastAsia="zh-CN"/>
-        </w:rPr>
-      </w:pPr>
-      <w:r>
-        <w:rPr>
-          <w:rFonts w:hint="default"/>
-          <w:lang w:val="en-US" w:eastAsia="zh-CN"/>
-        </w:rPr>
-        <w:t>之后再推送通常只需要 git push</w:t>
-      </w:r>
-    </w:p>
-    <w:p>
-      <w:pPr>
-        <w:ind w:firstLine="420" w:firstLineChars="0"/>
-        <w:rPr>
-          <w:rFonts w:hint="default"/>
-          <w:lang w:val="en-US" w:eastAsia="zh-CN"/>
-        </w:rPr>
-      </w:pPr>
+        <w:numPr>
+          <w:ilvl w:val="0"/>
+          <w:numId w:val="0"/>
+        </w:numPr>
+        <w:bidi w:val="0"/>
+        <w:rPr>
+          <w:rFonts w:hint="eastAsia"/>
+          <w:lang w:val="en-US" w:eastAsia="zh-CN"/>
+        </w:rPr>
+      </w:pPr>
+      <w:r>
+        <w:rPr>
+          <w:rFonts w:hint="eastAsia"/>
+          <w:lang w:val="en-US" w:eastAsia="zh-CN"/>
+        </w:rPr>
+        <w:t>3.5 把网页发布到公网</w:t>
+      </w:r>
+    </w:p>
+    <w:p>
+      <w:pPr>
+        <w:pStyle w:val="3"/>
+        <w:numPr>
+          <w:ilvl w:val="0"/>
+          <w:numId w:val="0"/>
+        </w:numPr>
+        <w:bidi w:val="0"/>
+        <w:rPr>
+          <w:rFonts w:hint="eastAsia"/>
+          <w:lang w:val="en-US" w:eastAsia="zh-CN"/>
+        </w:rPr>
+      </w:pPr>
+      <w:r>
+        <w:rPr>
+          <w:rFonts w:hint="eastAsia"/>
+          <w:lang w:val="en-US" w:eastAsia="zh-CN"/>
+        </w:rPr>
+        <w:t>（1）首先得租一个服务器</w:t>
+      </w:r>
+    </w:p>
+    <w:p>
+      <w:pPr>
+        <w:ind w:firstLine="420" w:firstLineChars="0"/>
+        <w:rPr>
+          <w:rFonts w:hint="eastAsia"/>
+          <w:lang w:val="en-US" w:eastAsia="zh-CN"/>
+        </w:rPr>
+      </w:pPr>
+      <w:r>
+        <w:rPr>
+          <w:rFonts w:hint="eastAsia"/>
+          <w:lang w:val="en-US" w:eastAsia="zh-CN"/>
+        </w:rPr>
+        <w:t>这里就eaeasysy了，腾讯云、阿里云等等都可以租用，最便宜的即可。自己在阿里云上进行了学生认证，领了300元的优惠券（没花），试用了一个ECS服务器，到期时间为2026年12月10日 20:00:00 ，到时候记得停，是按量计费的。</w:t>
+      </w:r>
+    </w:p>
+    <w:p>
+      <w:pPr>
+        <w:ind w:firstLine="420" w:firstLineChars="0"/>
+        <w:rPr>
+          <w:rFonts w:hint="default"/>
+          <w:lang w:val="en-US" w:eastAsia="zh-CN"/>
+        </w:rPr>
+      </w:pPr>
+      <w:r>
+        <w:rPr>
+          <w:rFonts w:hint="eastAsia"/>
+          <w:lang w:val="en-US" w:eastAsia="zh-CN"/>
+        </w:rPr>
+        <w:t>服务器公网IP：47.114.56.163</w:t>
+      </w:r>
+    </w:p>
+    <w:p>
+      <w:pPr>
+        <w:pStyle w:val="3"/>
+        <w:numPr>
+          <w:numId w:val="0"/>
+        </w:numPr>
+        <w:bidi w:val="0"/>
+        <w:rPr>
+          <w:rFonts w:hint="eastAsia"/>
+          <w:lang w:val="en-US" w:eastAsia="zh-CN"/>
+        </w:rPr>
+      </w:pPr>
+      <w:r>
+        <w:rPr>
+          <w:rFonts w:hint="eastAsia"/>
+          <w:lang w:val="en-US" w:eastAsia="zh-CN"/>
+        </w:rPr>
+        <w:t>（2）将服务器和GitHub连接起来</w:t>
+      </w:r>
+    </w:p>
+    <w:p>
+      <w:pPr>
+        <w:numPr>
+          <w:ilvl w:val="0"/>
+          <w:numId w:val="0"/>
+        </w:numPr>
+        <w:ind w:firstLine="420" w:firstLineChars="0"/>
+        <w:rPr>
+          <w:rFonts w:hint="eastAsia"/>
+          <w:lang w:val="en-US" w:eastAsia="zh-CN"/>
+        </w:rPr>
+      </w:pPr>
+      <w:r>
+        <w:rPr>
+          <w:rFonts w:hint="eastAsia"/>
+          <w:lang w:val="en-US" w:eastAsia="zh-CN"/>
+        </w:rPr>
+        <w:t>这里和本机连接github一致，参考下上边就可以，就当练手了。不会的问AI。</w:t>
+      </w:r>
+    </w:p>
+    <w:p>
+      <w:pPr>
+        <w:numPr>
+          <w:ilvl w:val="0"/>
+          <w:numId w:val="0"/>
+        </w:numPr>
+        <w:ind w:firstLine="420" w:firstLineChars="0"/>
+        <w:rPr>
+          <w:rFonts w:hint="eastAsia"/>
+          <w:lang w:val="en-US" w:eastAsia="zh-CN"/>
+        </w:rPr>
+      </w:pPr>
+      <w:r>
+        <w:rPr>
+          <w:rFonts w:hint="eastAsia"/>
+          <w:lang w:val="en-US" w:eastAsia="zh-CN"/>
+        </w:rPr>
+        <w:t xml:space="preserve">简单来说，先检查服务器有没有ssh 和 git ，有的话直接查看 .ssh 下有没有密钥，没有的话就用 </w:t>
+      </w:r>
+    </w:p>
+    <w:p>
+      <w:pPr>
+        <w:numPr>
+          <w:ilvl w:val="0"/>
+          <w:numId w:val="0"/>
+        </w:numPr>
+        <w:ind w:firstLine="420" w:firstLineChars="0"/>
+        <w:rPr>
+          <w:rFonts w:hint="eastAsia"/>
+          <w:lang w:val="en-US" w:eastAsia="zh-CN"/>
+        </w:rPr>
+      </w:pPr>
+      <w:r>
+        <w:rPr>
+          <w:rFonts w:hint="eastAsia"/>
+          <w:lang w:val="en-US" w:eastAsia="zh-CN"/>
+        </w:rPr>
+        <w:t>ssh-keygen -t ed25519 -C "你的邮箱@example.com"</w:t>
+      </w:r>
+    </w:p>
+    <w:p>
+      <w:pPr>
+        <w:numPr>
+          <w:ilvl w:val="0"/>
+          <w:numId w:val="0"/>
+        </w:numPr>
+        <w:rPr>
+          <w:rFonts w:hint="default"/>
+          <w:lang w:val="en-US" w:eastAsia="zh-CN"/>
+        </w:rPr>
+      </w:pPr>
+      <w:r>
+        <w:rPr>
+          <w:rFonts w:hint="eastAsia"/>
+          <w:lang w:val="en-US" w:eastAsia="zh-CN"/>
+        </w:rPr>
+        <w:t xml:space="preserve">来创建新的密钥，.pub后缀的是公共密钥，选中这个，在github中添加新的ssh连接。最后ssh -T </w:t>
+      </w:r>
+      <w:r>
+        <w:rPr>
+          <w:rFonts w:hint="eastAsia"/>
+          <w:lang w:val="en-US" w:eastAsia="zh-CN"/>
+        </w:rPr>
+        <w:fldChar w:fldCharType="begin"/>
+      </w:r>
+      <w:r>
+        <w:rPr>
+          <w:rFonts w:hint="eastAsia"/>
+          <w:lang w:val="en-US" w:eastAsia="zh-CN"/>
+        </w:rPr>
+        <w:instrText xml:space="preserve"> HYPERLINK "mailto:git@github.com" </w:instrText>
+      </w:r>
+      <w:r>
+        <w:rPr>
+          <w:rFonts w:hint="eastAsia"/>
+          <w:lang w:val="en-US" w:eastAsia="zh-CN"/>
+        </w:rPr>
+        <w:fldChar w:fldCharType="separate"/>
+      </w:r>
+      <w:r>
+        <w:rPr>
+          <w:rStyle w:val="7"/>
+          <w:rFonts w:hint="eastAsia"/>
+          <w:lang w:val="en-US" w:eastAsia="zh-CN"/>
+        </w:rPr>
+        <w:t>git@github.com</w:t>
+      </w:r>
+      <w:r>
+        <w:rPr>
+          <w:rFonts w:hint="eastAsia"/>
+          <w:lang w:val="en-US" w:eastAsia="zh-CN"/>
+        </w:rPr>
+        <w:fldChar w:fldCharType="end"/>
+      </w:r>
+      <w:r>
+        <w:rPr>
+          <w:rFonts w:hint="eastAsia"/>
+          <w:lang w:val="en-US" w:eastAsia="zh-CN"/>
+        </w:rPr>
+        <w:t xml:space="preserve"> 来验证连接。</w:t>
+      </w:r>
+    </w:p>
+    <w:p>
+      <w:pPr>
+        <w:pStyle w:val="3"/>
+        <w:numPr>
+          <w:numId w:val="0"/>
+        </w:numPr>
+        <w:bidi w:val="0"/>
+        <w:rPr>
+          <w:rFonts w:hint="eastAsia"/>
+          <w:lang w:val="en-US" w:eastAsia="zh-CN"/>
+        </w:rPr>
+      </w:pPr>
+      <w:r>
+        <w:rPr>
+          <w:rFonts w:hint="eastAsia"/>
+          <w:lang w:val="en-US" w:eastAsia="zh-CN"/>
+        </w:rPr>
+        <w:t>（3）从服务器下载github仓库</w:t>
+      </w:r>
+    </w:p>
+    <w:p>
+      <w:pPr>
+        <w:numPr>
+          <w:numId w:val="0"/>
+        </w:numPr>
+        <w:ind w:leftChars="0" w:firstLine="420" w:firstLineChars="0"/>
+        <w:rPr>
+          <w:rFonts w:hint="eastAsia"/>
+          <w:lang w:val="en-US" w:eastAsia="zh-CN"/>
+        </w:rPr>
+      </w:pPr>
+      <w:r>
+        <w:rPr>
+          <w:rFonts w:hint="eastAsia"/>
+          <w:lang w:val="en-US" w:eastAsia="zh-CN"/>
+        </w:rPr>
+        <w:t>第一次拉代码，用的命令是git clone ...</w:t>
+      </w:r>
+    </w:p>
+    <w:p>
+      <w:pPr>
+        <w:numPr>
+          <w:numId w:val="0"/>
+        </w:numPr>
+        <w:ind w:leftChars="0" w:firstLine="420" w:firstLineChars="0"/>
+        <w:rPr>
+          <w:rFonts w:hint="default"/>
+          <w:lang w:val="en-US" w:eastAsia="zh-CN"/>
+        </w:rPr>
+      </w:pPr>
+      <w:r>
+        <w:rPr>
+          <w:rFonts w:hint="eastAsia"/>
+          <w:lang w:val="en-US" w:eastAsia="zh-CN"/>
+        </w:rPr>
+        <w:t>在家目录下拉下来项目：git clone git@github.com:cowcoffee/zero-to-tech1.git</w:t>
+      </w:r>
+    </w:p>
+    <w:p>
+      <w:pPr>
+        <w:numPr>
+          <w:numId w:val="0"/>
+        </w:numPr>
+        <w:ind w:leftChars="0" w:firstLine="420" w:firstLineChars="0"/>
+        <w:rPr>
+          <w:rFonts w:hint="eastAsia"/>
+          <w:lang w:val="en-US" w:eastAsia="zh-CN"/>
+        </w:rPr>
+      </w:pPr>
+      <w:r>
+        <w:drawing>
+          <wp:inline distT="0" distB="0" distL="114300" distR="114300">
+            <wp:extent cx="3770630" cy="2985135"/>
+            <wp:effectExtent l="0" t="0" r="1270" b="12065"/>
+            <wp:docPr id="8" name="图片 3"/>
+            <wp:cNvGraphicFramePr>
+              <a:graphicFrameLocks xmlns:a="http://schemas.openxmlformats.org/drawingml/2006/main" noChangeAspect="1"/>
+            </wp:cNvGraphicFramePr>
+            <a:graphic xmlns:a="http://schemas.openxmlformats.org/drawingml/2006/main">
+              <a:graphicData uri="http://schemas.openxmlformats.org/drawingml/2006/picture">
+                <pic:pic xmlns:pic="http://schemas.openxmlformats.org/drawingml/2006/picture">
+                  <pic:nvPicPr>
+                    <pic:cNvPr id="8" name="图片 3"/>
+                    <pic:cNvPicPr>
+                      <a:picLocks noChangeAspect="1"/>
+                    </pic:cNvPicPr>
+                  </pic:nvPicPr>
+                  <pic:blipFill>
+                    <a:blip r:embed="rId11"/>
+                    <a:stretch>
+                      <a:fillRect/>
+                    </a:stretch>
+                  </pic:blipFill>
+                  <pic:spPr>
+                    <a:xfrm>
+                      <a:off x="0" y="0"/>
+                      <a:ext cx="3770630" cy="2985135"/>
+                    </a:xfrm>
+                    <a:prstGeom prst="rect">
+                      <a:avLst/>
+                    </a:prstGeom>
+                    <a:noFill/>
+                    <a:ln>
+                      <a:noFill/>
+                    </a:ln>
+                  </pic:spPr>
+                </pic:pic>
+              </a:graphicData>
+            </a:graphic>
+          </wp:inline>
+        </w:drawing>
+      </w:r>
+    </w:p>
+    <w:p>
+      <w:pPr>
+        <w:numPr>
+          <w:numId w:val="0"/>
+        </w:numPr>
+        <w:ind w:leftChars="0" w:firstLine="420" w:firstLineChars="0"/>
+      </w:pPr>
+      <w:r>
+        <w:drawing>
+          <wp:inline distT="0" distB="0" distL="114300" distR="114300">
+            <wp:extent cx="5272405" cy="1557020"/>
+            <wp:effectExtent l="0" t="0" r="10795" b="5080"/>
+            <wp:docPr id="7" name="图片 2"/>
+            <wp:cNvGraphicFramePr>
+              <a:graphicFrameLocks xmlns:a="http://schemas.openxmlformats.org/drawingml/2006/main" noChangeAspect="1"/>
+            </wp:cNvGraphicFramePr>
+            <a:graphic xmlns:a="http://schemas.openxmlformats.org/drawingml/2006/main">
+              <a:graphicData uri="http://schemas.openxmlformats.org/drawingml/2006/picture">
+                <pic:pic xmlns:pic="http://schemas.openxmlformats.org/drawingml/2006/picture">
+                  <pic:nvPicPr>
+                    <pic:cNvPr id="7" name="图片 2"/>
+                    <pic:cNvPicPr>
+                      <a:picLocks noChangeAspect="1"/>
+                    </pic:cNvPicPr>
+                  </pic:nvPicPr>
+                  <pic:blipFill>
+                    <a:blip r:embed="rId12"/>
+                    <a:stretch>
+                      <a:fillRect/>
+                    </a:stretch>
+                  </pic:blipFill>
+                  <pic:spPr>
+                    <a:xfrm>
+                      <a:off x="0" y="0"/>
+                      <a:ext cx="5272405" cy="1557020"/>
+                    </a:xfrm>
+                    <a:prstGeom prst="rect">
+                      <a:avLst/>
+                    </a:prstGeom>
+                    <a:noFill/>
+                    <a:ln>
+                      <a:noFill/>
+                    </a:ln>
+                  </pic:spPr>
+                </pic:pic>
+              </a:graphicData>
+            </a:graphic>
+          </wp:inline>
+        </w:drawing>
+      </w:r>
+    </w:p>
+    <w:p>
+      <w:pPr>
+        <w:numPr>
+          <w:numId w:val="0"/>
+        </w:numPr>
+        <w:ind w:leftChars="0" w:firstLine="420" w:firstLineChars="0"/>
+        <w:rPr>
+          <w:rFonts w:hint="eastAsia"/>
+          <w:lang w:val="en-US" w:eastAsia="zh-CN"/>
+        </w:rPr>
+      </w:pPr>
+      <w:r>
+        <w:rPr>
+          <w:rFonts w:hint="eastAsia"/>
+          <w:lang w:val="en-US" w:eastAsia="zh-CN"/>
+        </w:rPr>
+        <w:t>用的是仓库的ssh地址，这样以后再拉代码就不需要输密码了。</w:t>
+      </w:r>
+    </w:p>
+    <w:p>
+      <w:pPr>
+        <w:pStyle w:val="3"/>
+        <w:numPr>
+          <w:numId w:val="0"/>
+        </w:numPr>
+        <w:bidi w:val="0"/>
+        <w:rPr>
+          <w:rFonts w:hint="default"/>
+          <w:lang w:val="en-US" w:eastAsia="zh-CN"/>
+        </w:rPr>
+      </w:pPr>
+      <w:r>
+        <w:rPr>
+          <w:rFonts w:hint="eastAsia"/>
+          <w:lang w:val="en-US" w:eastAsia="zh-CN"/>
+        </w:rPr>
+        <w:t>（4）查看并修改Nginx配置</w:t>
+      </w:r>
+    </w:p>
+    <w:p>
+      <w:pPr>
+        <w:ind w:firstLine="420" w:firstLineChars="0"/>
+        <w:rPr>
+          <w:rFonts w:hint="eastAsia"/>
+          <w:lang w:val="en-US" w:eastAsia="zh-CN"/>
+        </w:rPr>
+      </w:pPr>
+      <w:r>
+        <w:rPr>
+          <w:rFonts w:hint="eastAsia"/>
+          <w:lang w:val="en-US" w:eastAsia="zh-CN"/>
+        </w:rPr>
+        <w:t>这里基本上和教程是一致的，但是刚开始服务器上没有nginx，用</w:t>
+      </w:r>
+    </w:p>
+    <w:p>
+      <w:pPr>
+        <w:ind w:firstLine="420" w:firstLineChars="0"/>
+        <w:rPr>
+          <w:rFonts w:hint="eastAsia"/>
+          <w:lang w:val="en-US" w:eastAsia="zh-CN"/>
+        </w:rPr>
+      </w:pPr>
+      <w:r>
+        <w:rPr>
+          <w:rFonts w:hint="default"/>
+          <w:lang w:val="en-US" w:eastAsia="zh-CN"/>
+        </w:rPr>
+        <w:t>nginx -v</w:t>
+      </w:r>
+      <w:r>
+        <w:rPr>
+          <w:rFonts w:hint="eastAsia"/>
+          <w:lang w:val="en-US" w:eastAsia="zh-CN"/>
+        </w:rPr>
+        <w:t xml:space="preserve"> 来查看nginx版本号，这台服务器上没有，于是就安装一个：</w:t>
+      </w:r>
+    </w:p>
+    <w:p>
+      <w:pPr>
+        <w:ind w:firstLine="420" w:firstLineChars="0"/>
+        <w:rPr>
+          <w:rFonts w:hint="default"/>
+          <w:lang w:val="en-US" w:eastAsia="zh-CN"/>
+        </w:rPr>
+      </w:pPr>
+      <w:r>
+        <w:rPr>
+          <w:rFonts w:hint="default"/>
+          <w:lang w:val="en-US" w:eastAsia="zh-CN"/>
+        </w:rPr>
+        <w:t>apt update</w:t>
+      </w:r>
+    </w:p>
+    <w:p>
+      <w:pPr>
+        <w:ind w:firstLine="420" w:firstLineChars="0"/>
+        <w:rPr>
+          <w:rFonts w:hint="default"/>
+          <w:b/>
+          <w:bCs/>
+          <w:lang w:val="en-US" w:eastAsia="zh-CN"/>
+        </w:rPr>
+      </w:pPr>
+      <w:r>
+        <w:rPr>
+          <w:rFonts w:hint="default"/>
+          <w:lang w:val="en-US" w:eastAsia="zh-CN"/>
+        </w:rPr>
+        <w:t>apt install nginx -y</w:t>
+      </w:r>
+    </w:p>
+    <w:p>
+      <w:pPr>
+        <w:bidi w:val="0"/>
+        <w:ind w:firstLine="420" w:firstLineChars="0"/>
+        <w:rPr>
+          <w:rFonts w:hint="eastAsia"/>
+          <w:lang w:val="en-US" w:eastAsia="zh-CN"/>
+        </w:rPr>
+      </w:pPr>
+      <w:r>
+        <w:rPr>
+          <w:rFonts w:hint="eastAsia"/>
+          <w:lang w:val="en-US" w:eastAsia="zh-CN"/>
+        </w:rPr>
+        <w:t>装上之后发现，无法通过网址打开，这就要看笔记了，原来nginx用的http协议，监听的是80端口，所以手动在服务器的“安全组”里配置一下，增加一个规则。</w:t>
+      </w:r>
+    </w:p>
+    <w:p>
+      <w:pPr>
+        <w:bidi w:val="0"/>
+        <w:rPr>
+          <w:rFonts w:hint="default"/>
+          <w:lang w:val="en-US" w:eastAsia="zh-CN"/>
+        </w:rPr>
+      </w:pPr>
+      <w:r>
+        <w:rPr>
+          <w:rFonts w:hint="default"/>
+          <w:lang w:val="en-US" w:eastAsia="zh-CN"/>
+        </w:rPr>
+        <w:drawing>
+          <wp:inline distT="0" distB="0" distL="114300" distR="114300">
+            <wp:extent cx="5425440" cy="1615440"/>
+            <wp:effectExtent l="0" t="0" r="10160" b="10160"/>
+            <wp:docPr id="10" name="图片 10" descr="5a581b47-a673-410f-8403-1b262f5a7c9a"/>
+            <wp:cNvGraphicFramePr>
+              <a:graphicFrameLocks xmlns:a="http://schemas.openxmlformats.org/drawingml/2006/main" noChangeAspect="1"/>
+            </wp:cNvGraphicFramePr>
+            <a:graphic xmlns:a="http://schemas.openxmlformats.org/drawingml/2006/main">
+              <a:graphicData uri="http://schemas.openxmlformats.org/drawingml/2006/picture">
+                <pic:pic xmlns:pic="http://schemas.openxmlformats.org/drawingml/2006/picture">
+                  <pic:nvPicPr>
+                    <pic:cNvPr id="10" name="图片 10" descr="5a581b47-a673-410f-8403-1b262f5a7c9a"/>
+                    <pic:cNvPicPr>
+                      <a:picLocks noChangeAspect="1"/>
+                    </pic:cNvPicPr>
+                  </pic:nvPicPr>
+                  <pic:blipFill>
+                    <a:blip r:embed="rId13"/>
+                    <a:stretch>
+                      <a:fillRect/>
+                    </a:stretch>
+                  </pic:blipFill>
+                  <pic:spPr>
+                    <a:xfrm>
+                      <a:off x="0" y="0"/>
+                      <a:ext cx="5425440" cy="1615440"/>
+                    </a:xfrm>
+                    <a:prstGeom prst="rect">
+                      <a:avLst/>
+                    </a:prstGeom>
+                  </pic:spPr>
+                </pic:pic>
+              </a:graphicData>
+            </a:graphic>
+          </wp:inline>
+        </w:drawing>
+      </w:r>
+    </w:p>
+    <w:p>
+      <w:pPr>
+        <w:bidi w:val="0"/>
+        <w:rPr>
+          <w:rFonts w:hint="eastAsia"/>
+          <w:lang w:val="en-US" w:eastAsia="zh-CN"/>
+        </w:rPr>
+      </w:pPr>
+      <w:r>
+        <w:rPr>
+          <w:rFonts w:hint="eastAsia"/>
+          <w:lang w:val="en-US" w:eastAsia="zh-CN"/>
+        </w:rPr>
+        <w:t>然后访问就出现了默认页：</w:t>
+      </w:r>
+    </w:p>
+    <w:p>
+      <w:pPr>
+        <w:bidi w:val="0"/>
+      </w:pPr>
+      <w:r>
+        <w:drawing>
+          <wp:inline distT="0" distB="0" distL="114300" distR="114300">
+            <wp:extent cx="5269230" cy="1214120"/>
+            <wp:effectExtent l="0" t="0" r="1270" b="5080"/>
+            <wp:docPr id="11" name="图片 5"/>
+            <wp:cNvGraphicFramePr>
+              <a:graphicFrameLocks xmlns:a="http://schemas.openxmlformats.org/drawingml/2006/main" noChangeAspect="1"/>
+            </wp:cNvGraphicFramePr>
+            <a:graphic xmlns:a="http://schemas.openxmlformats.org/drawingml/2006/main">
+              <a:graphicData uri="http://schemas.openxmlformats.org/drawingml/2006/picture">
+                <pic:pic xmlns:pic="http://schemas.openxmlformats.org/drawingml/2006/picture">
+                  <pic:nvPicPr>
+                    <pic:cNvPr id="11" name="图片 5"/>
+                    <pic:cNvPicPr>
+                      <a:picLocks noChangeAspect="1"/>
+                    </pic:cNvPicPr>
+                  </pic:nvPicPr>
+                  <pic:blipFill>
+                    <a:blip r:embed="rId14"/>
+                    <a:stretch>
+                      <a:fillRect/>
+                    </a:stretch>
+                  </pic:blipFill>
+                  <pic:spPr>
+                    <a:xfrm>
+                      <a:off x="0" y="0"/>
+                      <a:ext cx="5269230" cy="1214120"/>
+                    </a:xfrm>
+                    <a:prstGeom prst="rect">
+                      <a:avLst/>
+                    </a:prstGeom>
+                    <a:noFill/>
+                    <a:ln>
+                      <a:noFill/>
+                    </a:ln>
+                  </pic:spPr>
+                </pic:pic>
+              </a:graphicData>
+            </a:graphic>
+          </wp:inline>
+        </w:drawing>
+      </w:r>
+    </w:p>
+    <w:p>
+      <w:pPr>
+        <w:bidi w:val="0"/>
+        <w:rPr>
+          <w:rFonts w:hint="eastAsia"/>
+          <w:lang w:val="en-US" w:eastAsia="zh-CN"/>
+        </w:rPr>
+      </w:pPr>
+      <w:r>
+        <w:rPr>
+          <w:rFonts w:hint="eastAsia"/>
+          <w:lang w:val="en-US" w:eastAsia="zh-CN"/>
+        </w:rPr>
+        <w:t>这里要怎么出现我们访问的网站呢，这就涉及到一些nginx配置的知识：</w:t>
+      </w:r>
+    </w:p>
+    <w:p>
+      <w:pPr>
+        <w:bidi w:val="0"/>
+      </w:pPr>
+      <w:r>
+        <w:drawing>
+          <wp:inline distT="0" distB="0" distL="114300" distR="114300">
+            <wp:extent cx="5258435" cy="1407160"/>
+            <wp:effectExtent l="0" t="0" r="12065" b="2540"/>
+            <wp:docPr id="12" name="图片 6"/>
+            <wp:cNvGraphicFramePr>
+              <a:graphicFrameLocks xmlns:a="http://schemas.openxmlformats.org/drawingml/2006/main" noChangeAspect="1"/>
+            </wp:cNvGraphicFramePr>
+            <a:graphic xmlns:a="http://schemas.openxmlformats.org/drawingml/2006/main">
+              <a:graphicData uri="http://schemas.openxmlformats.org/drawingml/2006/picture">
+                <pic:pic xmlns:pic="http://schemas.openxmlformats.org/drawingml/2006/picture">
+                  <pic:nvPicPr>
+                    <pic:cNvPr id="12" name="图片 6"/>
+                    <pic:cNvPicPr>
+                      <a:picLocks noChangeAspect="1"/>
+                    </pic:cNvPicPr>
+                  </pic:nvPicPr>
+                  <pic:blipFill>
+                    <a:blip r:embed="rId15"/>
+                    <a:stretch>
+                      <a:fillRect/>
+                    </a:stretch>
+                  </pic:blipFill>
+                  <pic:spPr>
+                    <a:xfrm>
+                      <a:off x="0" y="0"/>
+                      <a:ext cx="5258435" cy="1407160"/>
+                    </a:xfrm>
+                    <a:prstGeom prst="rect">
+                      <a:avLst/>
+                    </a:prstGeom>
+                    <a:noFill/>
+                    <a:ln>
+                      <a:noFill/>
+                    </a:ln>
+                  </pic:spPr>
+                </pic:pic>
+              </a:graphicData>
+            </a:graphic>
+          </wp:inline>
+        </w:drawing>
+      </w:r>
+    </w:p>
+    <w:p>
+      <w:pPr>
+        <w:bidi w:val="0"/>
+        <w:ind w:firstLine="420" w:firstLineChars="0"/>
+        <w:rPr>
+          <w:rFonts w:hint="eastAsia"/>
+          <w:lang w:val="en-US" w:eastAsia="zh-CN"/>
+        </w:rPr>
+      </w:pPr>
+      <w:r>
+        <w:rPr>
+          <w:rFonts w:hint="eastAsia"/>
+          <w:lang w:val="en-US" w:eastAsia="zh-CN"/>
+        </w:rPr>
+        <w:t>重点就关注3个，一个是nginx.conf，这个就是主入口，剩下的都可以include进去，然后cat一下，发现他是属于默认 www-data 这个用户的，而我们的用户是root，所以访问的时候可能就会有点问题，这个之后再说。</w:t>
+      </w:r>
+    </w:p>
+    <w:p>
+      <w:pPr>
+        <w:bidi w:val="0"/>
+        <w:ind w:firstLine="420" w:firstLineChars="0"/>
+        <w:rPr>
+          <w:rFonts w:hint="eastAsia"/>
+          <w:lang w:val="en-US" w:eastAsia="zh-CN"/>
+        </w:rPr>
+      </w:pPr>
+      <w:r>
+        <w:rPr>
+          <w:rFonts w:hint="eastAsia"/>
+          <w:lang w:val="en-US" w:eastAsia="zh-CN"/>
+        </w:rPr>
+        <w:t>然后呢，就是sites-enabled和sites-available这两个文件里的内容了，很简单，从英语的字面意思去理解，enabled就是已经启用的部分，available就是可用的部分，这里enabled是available的“软链接”，所以我们修改东西的时候直接在enabled里边一改就好了，启用哪个，禁用哪个，修改哪个（available里会同步）。</w:t>
+      </w:r>
+    </w:p>
+    <w:p>
+      <w:pPr>
+        <w:bidi w:val="0"/>
+        <w:ind w:firstLine="420" w:firstLineChars="0"/>
+        <w:rPr>
+          <w:rFonts w:hint="eastAsia"/>
+          <w:lang w:val="en-US" w:eastAsia="zh-CN"/>
+        </w:rPr>
+      </w:pPr>
+      <w:r>
+        <w:rPr>
+          <w:rFonts w:hint="eastAsia"/>
+          <w:lang w:val="en-US" w:eastAsia="zh-CN"/>
+        </w:rPr>
+        <w:t>接下来就可以看看这个enabled里边到底是个什么样了：</w:t>
+      </w:r>
+    </w:p>
+    <w:p>
+      <w:pPr>
+        <w:bidi w:val="0"/>
+      </w:pPr>
+      <w:r>
+        <w:drawing>
+          <wp:inline distT="0" distB="0" distL="114300" distR="114300">
+            <wp:extent cx="5273675" cy="3110230"/>
+            <wp:effectExtent l="0" t="0" r="9525" b="1270"/>
+            <wp:docPr id="13" name="图片 7"/>
+            <wp:cNvGraphicFramePr>
+              <a:graphicFrameLocks xmlns:a="http://schemas.openxmlformats.org/drawingml/2006/main" noChangeAspect="1"/>
+            </wp:cNvGraphicFramePr>
+            <a:graphic xmlns:a="http://schemas.openxmlformats.org/drawingml/2006/main">
+              <a:graphicData uri="http://schemas.openxmlformats.org/drawingml/2006/picture">
+                <pic:pic xmlns:pic="http://schemas.openxmlformats.org/drawingml/2006/picture">
+                  <pic:nvPicPr>
+                    <pic:cNvPr id="13" name="图片 7"/>
+                    <pic:cNvPicPr>
+                      <a:picLocks noChangeAspect="1"/>
+                    </pic:cNvPicPr>
+                  </pic:nvPicPr>
+                  <pic:blipFill>
+                    <a:blip r:embed="rId16"/>
+                    <a:stretch>
+                      <a:fillRect/>
+                    </a:stretch>
+                  </pic:blipFill>
+                  <pic:spPr>
+                    <a:xfrm>
+                      <a:off x="0" y="0"/>
+                      <a:ext cx="5273675" cy="3110230"/>
+                    </a:xfrm>
+                    <a:prstGeom prst="rect">
+                      <a:avLst/>
+                    </a:prstGeom>
+                    <a:noFill/>
+                    <a:ln>
+                      <a:noFill/>
+                    </a:ln>
+                  </pic:spPr>
+                </pic:pic>
+              </a:graphicData>
+            </a:graphic>
+          </wp:inline>
+        </w:drawing>
+      </w:r>
+    </w:p>
+    <w:p>
+      <w:pPr>
+        <w:bidi w:val="0"/>
+        <w:ind w:firstLine="420" w:firstLineChars="0"/>
+        <w:rPr>
+          <w:rFonts w:hint="eastAsia"/>
+          <w:lang w:val="en-US" w:eastAsia="zh-CN"/>
+        </w:rPr>
+      </w:pPr>
+      <w:r>
+        <w:rPr>
+          <w:rFonts w:hint="eastAsia"/>
+          <w:lang w:val="en-US" w:eastAsia="zh-CN"/>
+        </w:rPr>
+        <w:t>root呢就是去哪里找文件，这里就很简单了，改成我们的项目地址：/root/zero-to-tech1</w:t>
+      </w:r>
+    </w:p>
+    <w:p>
+      <w:pPr>
+        <w:bidi w:val="0"/>
+        <w:ind w:firstLine="420" w:firstLineChars="0"/>
+        <w:rPr>
+          <w:rFonts w:hint="eastAsia"/>
+          <w:lang w:val="en-US" w:eastAsia="zh-CN"/>
+        </w:rPr>
+      </w:pPr>
+      <w:r>
+        <w:rPr>
+          <w:rFonts w:hint="eastAsia"/>
+          <w:lang w:val="en-US" w:eastAsia="zh-CN"/>
+        </w:rPr>
+        <w:t>sudo vim default 然后 /root 查询到对应位置。之后esc退出查询，再输入 i 插入，插入对应地址，再esc退出插入，最后 :wq 写入并退出（:q!是直接强制退出）。</w:t>
+      </w:r>
+    </w:p>
+    <w:p>
+      <w:pPr>
+        <w:bidi w:val="0"/>
+        <w:ind w:firstLine="420" w:firstLineChars="0"/>
+      </w:pPr>
+      <w:r>
+        <w:drawing>
+          <wp:inline distT="0" distB="0" distL="114300" distR="114300">
+            <wp:extent cx="5273040" cy="2813050"/>
+            <wp:effectExtent l="0" t="0" r="10160" b="6350"/>
+            <wp:docPr id="14" name="图片 8"/>
+            <wp:cNvGraphicFramePr>
+              <a:graphicFrameLocks xmlns:a="http://schemas.openxmlformats.org/drawingml/2006/main" noChangeAspect="1"/>
+            </wp:cNvGraphicFramePr>
+            <a:graphic xmlns:a="http://schemas.openxmlformats.org/drawingml/2006/main">
+              <a:graphicData uri="http://schemas.openxmlformats.org/drawingml/2006/picture">
+                <pic:pic xmlns:pic="http://schemas.openxmlformats.org/drawingml/2006/picture">
+                  <pic:nvPicPr>
+                    <pic:cNvPr id="14" name="图片 8"/>
+                    <pic:cNvPicPr>
+                      <a:picLocks noChangeAspect="1"/>
+                    </pic:cNvPicPr>
+                  </pic:nvPicPr>
+                  <pic:blipFill>
+                    <a:blip r:embed="rId17"/>
+                    <a:stretch>
+                      <a:fillRect/>
+                    </a:stretch>
+                  </pic:blipFill>
+                  <pic:spPr>
+                    <a:xfrm>
+                      <a:off x="0" y="0"/>
+                      <a:ext cx="5273040" cy="2813050"/>
+                    </a:xfrm>
+                    <a:prstGeom prst="rect">
+                      <a:avLst/>
+                    </a:prstGeom>
+                    <a:noFill/>
+                    <a:ln>
+                      <a:noFill/>
+                    </a:ln>
+                  </pic:spPr>
+                </pic:pic>
+              </a:graphicData>
+            </a:graphic>
+          </wp:inline>
+        </w:drawing>
+      </w:r>
+    </w:p>
+    <w:p>
+      <w:pPr>
+        <w:bidi w:val="0"/>
+        <w:ind w:firstLine="420" w:firstLineChars="0"/>
+        <w:rPr>
+          <w:rFonts w:hint="eastAsia"/>
+          <w:lang w:val="en-US" w:eastAsia="zh-CN"/>
+        </w:rPr>
+      </w:pPr>
+      <w:r>
+        <w:rPr>
+          <w:rFonts w:hint="eastAsia"/>
+          <w:lang w:val="en-US" w:eastAsia="zh-CN"/>
+        </w:rPr>
+        <w:t>最后cat 看一下，发现已经修改成功：</w:t>
+      </w:r>
+    </w:p>
+    <w:p>
+      <w:pPr>
+        <w:bidi w:val="0"/>
+        <w:ind w:firstLine="420" w:firstLineChars="0"/>
+      </w:pPr>
+      <w:r>
+        <w:drawing>
+          <wp:inline distT="0" distB="0" distL="114300" distR="114300">
+            <wp:extent cx="5273040" cy="2813050"/>
+            <wp:effectExtent l="0" t="0" r="10160" b="6350"/>
+            <wp:docPr id="15" name="图片 9"/>
+            <wp:cNvGraphicFramePr>
+              <a:graphicFrameLocks xmlns:a="http://schemas.openxmlformats.org/drawingml/2006/main" noChangeAspect="1"/>
+            </wp:cNvGraphicFramePr>
+            <a:graphic xmlns:a="http://schemas.openxmlformats.org/drawingml/2006/main">
+              <a:graphicData uri="http://schemas.openxmlformats.org/drawingml/2006/picture">
+                <pic:pic xmlns:pic="http://schemas.openxmlformats.org/drawingml/2006/picture">
+                  <pic:nvPicPr>
+                    <pic:cNvPr id="15" name="图片 9"/>
+                    <pic:cNvPicPr>
+                      <a:picLocks noChangeAspect="1"/>
+                    </pic:cNvPicPr>
+                  </pic:nvPicPr>
+                  <pic:blipFill>
+                    <a:blip r:embed="rId18"/>
+                    <a:stretch>
+                      <a:fillRect/>
+                    </a:stretch>
+                  </pic:blipFill>
+                  <pic:spPr>
+                    <a:xfrm>
+                      <a:off x="0" y="0"/>
+                      <a:ext cx="5273040" cy="2813050"/>
+                    </a:xfrm>
+                    <a:prstGeom prst="rect">
+                      <a:avLst/>
+                    </a:prstGeom>
+                    <a:noFill/>
+                    <a:ln>
+                      <a:noFill/>
+                    </a:ln>
+                  </pic:spPr>
+                </pic:pic>
+              </a:graphicData>
+            </a:graphic>
+          </wp:inline>
+        </w:drawing>
+      </w:r>
+    </w:p>
+    <w:p>
+      <w:pPr>
+        <w:bidi w:val="0"/>
+        <w:ind w:firstLine="420" w:firstLineChars="0"/>
+        <w:rPr>
+          <w:rFonts w:hint="eastAsia"/>
+          <w:lang w:val="en-US" w:eastAsia="zh-CN"/>
+        </w:rPr>
+      </w:pPr>
+      <w:r>
+        <w:rPr>
+          <w:rFonts w:hint="eastAsia"/>
+          <w:lang w:val="en-US" w:eastAsia="zh-CN"/>
+        </w:rPr>
+        <w:t>最后就是 语法检查 + 重新挂载</w:t>
+      </w:r>
+    </w:p>
+    <w:p>
+      <w:pPr>
+        <w:bidi w:val="0"/>
+        <w:ind w:firstLine="420" w:firstLineChars="0"/>
+        <w:rPr>
+          <w:rFonts w:hint="default"/>
+          <w:lang w:val="en-US" w:eastAsia="zh-CN"/>
+        </w:rPr>
+      </w:pPr>
+      <w:r>
+        <w:rPr>
+          <w:rFonts w:hint="default"/>
+          <w:lang w:val="en-US" w:eastAsia="zh-CN"/>
+        </w:rPr>
+        <w:t>sudo nginx -t</w:t>
+      </w:r>
+    </w:p>
+    <w:p>
+      <w:pPr>
+        <w:bidi w:val="0"/>
+        <w:ind w:firstLine="420" w:firstLineChars="0"/>
+        <w:rPr>
+          <w:rFonts w:hint="default"/>
+          <w:lang w:val="en-US" w:eastAsia="zh-CN"/>
+        </w:rPr>
+      </w:pPr>
+      <w:r>
+        <w:rPr>
+          <w:rFonts w:hint="default"/>
+          <w:lang w:val="en-US" w:eastAsia="zh-CN"/>
+        </w:rPr>
+        <w:t>sudo systemctl reload nginx</w:t>
+      </w:r>
+    </w:p>
+    <w:p>
+      <w:pPr>
+        <w:bidi w:val="0"/>
+        <w:ind w:firstLine="420" w:firstLineChars="0"/>
+        <w:rPr>
+          <w:rFonts w:hint="default"/>
+          <w:lang w:val="en-US" w:eastAsia="zh-CN"/>
+        </w:rPr>
+      </w:pPr>
+    </w:p>
+    <w:p>
+      <w:pPr>
+        <w:numPr>
+          <w:numId w:val="0"/>
+        </w:numPr>
+        <w:ind w:leftChars="0" w:firstLine="420" w:firstLineChars="0"/>
+        <w:rPr>
+          <w:rFonts w:hint="eastAsia"/>
+          <w:lang w:val="en-US" w:eastAsia="zh-CN"/>
+        </w:rPr>
+      </w:pPr>
+      <w:r>
+        <w:rPr>
+          <w:rFonts w:hint="eastAsia"/>
+          <w:lang w:val="en-US" w:eastAsia="zh-CN"/>
+        </w:rPr>
+        <w:t xml:space="preserve">但是此时发现访问页面却是404，怎么回事呢？就是因为我们前边说的，nginx.conf里的user问题。非常的简单啊，因为我们是在root用户下的这个项目，然而我们nginx是在www-data用户，我们访问的时候，是www-data用户进入我们root用户，然后来找这个项目，所以我们给root加个权限，允许其他用户进来，好吧，那就是 sudo chmod o+x /root </w:t>
+      </w:r>
+    </w:p>
+    <w:p>
+      <w:pPr>
+        <w:numPr>
+          <w:ilvl w:val="0"/>
+          <w:numId w:val="2"/>
+        </w:numPr>
+        <w:ind w:left="420" w:leftChars="0" w:hanging="420" w:firstLineChars="0"/>
+        <w:rPr>
+          <w:rFonts w:hint="default"/>
+          <w:lang w:val="en-US" w:eastAsia="zh-CN"/>
+        </w:rPr>
+      </w:pPr>
+      <w:r>
+        <w:rPr>
+          <w:rFonts w:hint="default"/>
+          <w:lang w:val="en-US" w:eastAsia="zh-CN"/>
+        </w:rPr>
+        <w:t>o 指 others——“既不是属主、也不在属主组"的用户，Nginx 的 www-data 就属于这一类</w:t>
+      </w:r>
+    </w:p>
+    <w:p>
+      <w:pPr>
+        <w:numPr>
+          <w:ilvl w:val="0"/>
+          <w:numId w:val="2"/>
+        </w:numPr>
+        <w:ind w:left="420" w:leftChars="0" w:hanging="420" w:firstLineChars="0"/>
+        <w:rPr>
+          <w:rFonts w:hint="default"/>
+          <w:lang w:val="en-US" w:eastAsia="zh-CN"/>
+        </w:rPr>
+      </w:pPr>
+      <w:r>
+        <w:rPr>
+          <w:rFonts w:hint="default"/>
+          <w:lang w:val="en-US" w:eastAsia="zh-CN"/>
+        </w:rPr>
+        <w:t>x 给的是”能进入这个目录"的权限（注意：是"能穿过"，不是"能列出里面有什么"）</w:t>
+      </w:r>
       <w:bookmarkStart w:id="0" w:name="_GoBack"/>
       <w:bookmarkEnd w:id="0"/>
     </w:p>
     <w:p>
       <w:pPr>
-        <w:ind w:firstLine="420" w:firstLineChars="0"/>
-        <w:rPr>
-          <w:rFonts w:hint="default"/>
-          <w:lang w:val="en-US" w:eastAsia="zh-CN"/>
-        </w:rPr>
-      </w:pPr>
-    </w:p>
-    <w:p>
-      <w:pPr>
-        <w:bidi w:val="0"/>
-        <w:ind w:left="420" w:leftChars="0" w:firstLine="420" w:firstLineChars="0"/>
-        <w:rPr>
-          <w:rFonts w:hint="default"/>
-          <w:lang w:val="en-US" w:eastAsia="zh-CN"/>
-        </w:rPr>
-      </w:pPr>
-    </w:p>
-    <w:p>
-      <w:pPr>
-        <w:bidi w:val="0"/>
+        <w:numPr>
+          <w:numId w:val="0"/>
+        </w:numPr>
+        <w:ind w:leftChars="0"/>
         <w:rPr>
           <w:rFonts w:hint="default"/>
           <w:lang w:val="en-US" w:eastAsia="zh-CN"/>
@@ -742,19 +2043,159 @@
 <file path=word/numbering.xml><?xml version="1.0" encoding="utf-8"?>
 <w:numbering xmlns:wpc="http://schemas.microsoft.com/office/word/2010/wordprocessingCanvas" xmlns:mc="http://schemas.openxmlformats.org/markup-compatibility/2006" xmlns:o="urn:schemas-microsoft-com:office:office" xmlns:r="http://schemas.openxmlformats.org/officeDocument/2006/relationships" xmlns:m="http://schemas.openxmlformats.org/officeDocument/2006/math" xmlns:v="urn:schemas-microsoft-com:vml" xmlns:wp14="http://schemas.microsoft.com/office/word/2010/wordprocessingDrawing" xmlns:wp="http://schemas.openxmlformats.org/drawingml/2006/wordprocessingDrawing" xmlns:w10="urn:schemas-microsoft-com:office:word" xmlns:w="http://schemas.openxmlformats.org/wordprocessingml/2006/main" xmlns:w14="http://schemas.microsoft.com/office/word/2010/wordml" xmlns:wpg="http://schemas.microsoft.com/office/word/2010/wordprocessingGroup" xmlns:wpi="http://schemas.microsoft.com/office/word/2010/wordprocessingInk" xmlns:wne="http://schemas.microsoft.com/office/word/2006/wordml" xmlns:wps="http://schemas.microsoft.com/office/word/2010/wordprocessingShape" xmlns:wpsCustomData="http://www.wps.cn/officeDocument/2013/wpsCustomData" mc:Ignorable="w14 wp14">
   <w:abstractNum w:abstractNumId="0">
+    <w:nsid w:val="F9FD3F3A"/>
+    <w:multiLevelType w:val="singleLevel"/>
+    <w:tmpl w:val="F9FD3F3A"/>
+    <w:lvl w:ilvl="0" w:tentative="0">
+      <w:start w:val="1"/>
+      <w:numFmt w:val="bullet"/>
+      <w:lvlText w:val=""/>
+      <w:lvlJc w:val="left"/>
+      <w:pPr>
+        <w:ind w:left="420" w:hanging="420"/>
+      </w:pPr>
+      <w:rPr>
+        <w:rFonts w:hint="default" w:ascii="Wingdings" w:hAnsi="Wingdings"/>
+      </w:rPr>
+    </w:lvl>
+  </w:abstractNum>
+  <w:abstractNum w:abstractNumId="1">
     <w:nsid w:val="5FCC94F5"/>
-    <w:multiLevelType w:val="singleLevel"/>
+    <w:multiLevelType w:val="multilevel"/>
     <w:tmpl w:val="5FCC94F5"/>
     <w:lvl w:ilvl="0" w:tentative="0">
       <w:start w:val="1"/>
       <w:numFmt w:val="decimal"/>
-      <w:pStyle w:val="3"/>
+      <w:pStyle w:val="4"/>
       <w:suff w:val="nothing"/>
       <w:lvlText w:val="（%1）"/>
       <w:lvlJc w:val="left"/>
     </w:lvl>
+    <w:lvl w:ilvl="1" w:tentative="0">
+      <w:start w:val="1"/>
+      <w:numFmt w:val="decimalEnclosedCircleChinese"/>
+      <w:lvlText w:val="%2"/>
+      <w:lvlJc w:val="left"/>
+      <w:pPr>
+        <w:tabs>
+          <w:tab w:val="left" w:pos="840"/>
+        </w:tabs>
+        <w:ind w:left="840" w:leftChars="0" w:hanging="420" w:firstLineChars="0"/>
+      </w:pPr>
+      <w:rPr>
+        <w:rFonts w:hint="default"/>
+      </w:rPr>
+    </w:lvl>
+    <w:lvl w:ilvl="2" w:tentative="0">
+      <w:start w:val="1"/>
+      <w:numFmt w:val="decimal"/>
+      <w:lvlText w:val="%3)"/>
+      <w:lvlJc w:val="left"/>
+      <w:pPr>
+        <w:tabs>
+          <w:tab w:val="left" w:pos="1260"/>
+        </w:tabs>
+        <w:ind w:left="1260" w:leftChars="0" w:hanging="420" w:firstLineChars="0"/>
+      </w:pPr>
+      <w:rPr>
+        <w:rFonts w:hint="default"/>
+      </w:rPr>
+    </w:lvl>
+    <w:lvl w:ilvl="3" w:tentative="0">
+      <w:start w:val="1"/>
+      <w:numFmt w:val="lowerLetter"/>
+      <w:lvlText w:val="%4."/>
+      <w:lvlJc w:val="left"/>
+      <w:pPr>
+        <w:tabs>
+          <w:tab w:val="left" w:pos="1680"/>
+        </w:tabs>
+        <w:ind w:left="1680" w:leftChars="0" w:hanging="420" w:firstLineChars="0"/>
+      </w:pPr>
+      <w:rPr>
+        <w:rFonts w:hint="default"/>
+      </w:rPr>
+    </w:lvl>
+    <w:lvl w:ilvl="4" w:tentative="0">
+      <w:start w:val="1"/>
+      <w:numFmt w:val="lowerLetter"/>
+      <w:lvlText w:val="%5)"/>
+      <w:lvlJc w:val="left"/>
+      <w:pPr>
+        <w:tabs>
+          <w:tab w:val="left" w:pos="2100"/>
+        </w:tabs>
+        <w:ind w:left="2100" w:leftChars="0" w:hanging="420" w:firstLineChars="0"/>
+      </w:pPr>
+      <w:rPr>
+        <w:rFonts w:hint="default"/>
+      </w:rPr>
+    </w:lvl>
+    <w:lvl w:ilvl="5" w:tentative="0">
+      <w:start w:val="1"/>
+      <w:numFmt w:val="lowerRoman"/>
+      <w:lvlText w:val="%6."/>
+      <w:lvlJc w:val="left"/>
+      <w:pPr>
+        <w:tabs>
+          <w:tab w:val="left" w:pos="2520"/>
+        </w:tabs>
+        <w:ind w:left="2520" w:leftChars="0" w:hanging="420" w:firstLineChars="0"/>
+      </w:pPr>
+      <w:rPr>
+        <w:rFonts w:hint="default"/>
+      </w:rPr>
+    </w:lvl>
+    <w:lvl w:ilvl="6" w:tentative="0">
+      <w:start w:val="1"/>
+      <w:numFmt w:val="lowerRoman"/>
+      <w:lvlText w:val="%7)"/>
+      <w:lvlJc w:val="left"/>
+      <w:pPr>
+        <w:tabs>
+          <w:tab w:val="left" w:pos="2940"/>
+        </w:tabs>
+        <w:ind w:left="2940" w:leftChars="0" w:hanging="420" w:firstLineChars="0"/>
+      </w:pPr>
+      <w:rPr>
+        <w:rFonts w:hint="default"/>
+      </w:rPr>
+    </w:lvl>
+    <w:lvl w:ilvl="7" w:tentative="0">
+      <w:start w:val="1"/>
+      <w:numFmt w:val="lowerLetter"/>
+      <w:lvlText w:val="%8."/>
+      <w:lvlJc w:val="left"/>
+      <w:pPr>
+        <w:tabs>
+          <w:tab w:val="left" w:pos="3360"/>
+        </w:tabs>
+        <w:ind w:left="3360" w:leftChars="0" w:hanging="420" w:firstLineChars="0"/>
+      </w:pPr>
+      <w:rPr>
+        <w:rFonts w:hint="default"/>
+      </w:rPr>
+    </w:lvl>
+    <w:lvl w:ilvl="8" w:tentative="0">
+      <w:start w:val="1"/>
+      <w:numFmt w:val="lowerLetter"/>
+      <w:lvlText w:val="%9)"/>
+      <w:lvlJc w:val="left"/>
+      <w:pPr>
+        <w:tabs>
+          <w:tab w:val="left" w:pos="3780"/>
+        </w:tabs>
+        <w:ind w:left="3780" w:leftChars="0" w:hanging="420" w:firstLineChars="0"/>
+      </w:pPr>
+      <w:rPr>
+        <w:rFonts w:hint="default"/>
+      </w:rPr>
+    </w:lvl>
   </w:abstractNum>
   <w:num w:numId="1">
+    <w:abstractNumId w:val="1"/>
+  </w:num>
+  <w:num w:numId="2">
     <w:abstractNumId w:val="0"/>
   </w:num>
 </w:numbering>
@@ -836,7 +2277,7 @@
     <w:lsdException w:qFormat="1" w:unhideWhenUsed="0" w:uiPriority="0" w:semiHidden="0" w:name="Title"/>
     <w:lsdException w:unhideWhenUsed="0" w:uiPriority="0" w:semiHidden="0" w:name="Closing"/>
     <w:lsdException w:unhideWhenUsed="0" w:uiPriority="0" w:semiHidden="0" w:name="Signature"/>
-    <w:lsdException w:unhideWhenUsed="0" w:uiPriority="0" w:name="Default Paragraph Font"/>
+    <w:lsdException w:qFormat="1" w:unhideWhenUsed="0" w:uiPriority="0" w:name="Default Paragraph Font"/>
     <w:lsdException w:unhideWhenUsed="0" w:uiPriority="0" w:semiHidden="0" w:name="Body Text"/>
     <w:lsdException w:unhideWhenUsed="0" w:uiPriority="0" w:semiHidden="0" w:name="Body Text Indent"/>
     <w:lsdException w:unhideWhenUsed="0" w:uiPriority="0" w:semiHidden="0" w:name="List Continue"/>
@@ -1038,8 +2479,26 @@
     </w:rPr>
   </w:style>
   <w:style w:type="paragraph" w:styleId="2">
+    <w:name w:val="heading 1"/>
+    <w:basedOn w:val="1"/>
+    <w:next w:val="1"/>
+    <w:qFormat/>
+    <w:uiPriority w:val="0"/>
+    <w:pPr>
+      <w:keepNext/>
+      <w:keepLines/>
+      <w:spacing w:before="340" w:beforeLines="0" w:beforeAutospacing="0" w:after="330" w:afterLines="0" w:afterAutospacing="0" w:line="576" w:lineRule="auto"/>
+      <w:outlineLvl w:val="0"/>
+    </w:pPr>
+    <w:rPr>
+      <w:b/>
+      <w:kern w:val="44"/>
+      <w:sz w:val="44"/>
+    </w:rPr>
+  </w:style>
+  <w:style w:type="paragraph" w:styleId="3">
     <w:name w:val="heading 2"/>
-    <w:basedOn w:val="3"/>
+    <w:basedOn w:val="4"/>
     <w:next w:val="1"/>
     <w:unhideWhenUsed/>
     <w:qFormat/>
@@ -1048,7 +2507,7 @@
       <w:outlineLvl w:val="1"/>
     </w:pPr>
   </w:style>
-  <w:style w:type="paragraph" w:styleId="3">
+  <w:style w:type="paragraph" w:styleId="4">
     <w:name w:val="heading 3"/>
     <w:basedOn w:val="1"/>
     <w:next w:val="1"/>
@@ -1070,12 +2529,13 @@
       <w:sz w:val="30"/>
     </w:rPr>
   </w:style>
-  <w:style w:type="character" w:default="1" w:styleId="5">
+  <w:style w:type="character" w:default="1" w:styleId="6">
     <w:name w:val="Default Paragraph Font"/>
     <w:semiHidden/>
+    <w:qFormat/>
     <w:uiPriority w:val="0"/>
   </w:style>
-  <w:style w:type="table" w:default="1" w:styleId="4">
+  <w:style w:type="table" w:default="1" w:styleId="5">
     <w:name w:val="Normal Table"/>
     <w:semiHidden/>
     <w:uiPriority w:val="0"/>
@@ -1087,6 +2547,15 @@
         <w:right w:w="108" w:type="dxa"/>
       </w:tblCellMar>
     </w:tblPr>
+  </w:style>
+  <w:style w:type="character" w:styleId="7">
+    <w:name w:val="Hyperlink"/>
+    <w:basedOn w:val="6"/>
+    <w:uiPriority w:val="0"/>
+    <w:rPr>
+      <w:color w:val="0000FF"/>
+      <w:u w:val="single"/>
+    </w:rPr>
   </w:style>
 </w:styles>
 </file>

--- a/全栈AI.docx
+++ b/全栈AI.docx
@@ -6,6 +6,7 @@
       <w:pPr>
         <w:pStyle w:val="3"/>
         <w:numPr>
+          <w:ilvl w:val="0"/>
           <w:numId w:val="0"/>
         </w:numPr>
         <w:bidi w:val="0"/>
@@ -987,6 +988,7 @@
       <w:pPr>
         <w:pStyle w:val="3"/>
         <w:numPr>
+          <w:ilvl w:val="0"/>
           <w:numId w:val="0"/>
         </w:numPr>
         <w:bidi w:val="0"/>
@@ -1129,6 +1131,7 @@
       <w:pPr>
         <w:pStyle w:val="3"/>
         <w:numPr>
+          <w:ilvl w:val="0"/>
           <w:numId w:val="0"/>
         </w:numPr>
         <w:bidi w:val="0"/>
@@ -1148,6 +1151,7 @@
     <w:p>
       <w:pPr>
         <w:numPr>
+          <w:ilvl w:val="0"/>
           <w:numId w:val="0"/>
         </w:numPr>
         <w:ind w:leftChars="0" w:firstLine="420" w:firstLineChars="0"/>
@@ -1167,6 +1171,7 @@
     <w:p>
       <w:pPr>
         <w:numPr>
+          <w:ilvl w:val="0"/>
           <w:numId w:val="0"/>
         </w:numPr>
         <w:ind w:leftChars="0" w:firstLine="420" w:firstLineChars="0"/>
@@ -1186,6 +1191,7 @@
     <w:p>
       <w:pPr>
         <w:numPr>
+          <w:ilvl w:val="0"/>
           <w:numId w:val="0"/>
         </w:numPr>
         <w:ind w:leftChars="0" w:firstLine="420" w:firstLineChars="0"/>
@@ -1241,6 +1247,7 @@
     <w:p>
       <w:pPr>
         <w:numPr>
+          <w:ilvl w:val="0"/>
           <w:numId w:val="0"/>
         </w:numPr>
         <w:ind w:leftChars="0" w:firstLine="420" w:firstLineChars="0"/>
@@ -1292,6 +1299,7 @@
     <w:p>
       <w:pPr>
         <w:numPr>
+          <w:ilvl w:val="0"/>
           <w:numId w:val="0"/>
         </w:numPr>
         <w:ind w:leftChars="0" w:firstLine="420" w:firstLineChars="0"/>
@@ -1312,6 +1320,7 @@
       <w:pPr>
         <w:pStyle w:val="3"/>
         <w:numPr>
+          <w:ilvl w:val="0"/>
           <w:numId w:val="0"/>
         </w:numPr>
         <w:bidi w:val="0"/>
@@ -1728,7 +1737,7 @@
           <w:rFonts w:hint="eastAsia"/>
           <w:lang w:val="en-US" w:eastAsia="zh-CN"/>
         </w:rPr>
-        <w:t>sudo vim default 然后 /root 查询到对应位置。之后esc退出查询，再输入 i 插入，插入对应地址，再esc退出插入，最后 :wq 写入并退出（:q!是直接强制退出）。</w:t>
+        <w:t>sudo vim default 然后 /root 查询到对应位置。之后esc退出查询，再 :i 插入，插入对应地址，再esc退出插入，最后 :wq 写入并退出（:q!是直接强制退出）。</w:t>
       </w:r>
     </w:p>
     <w:p>
@@ -1910,6 +1919,7 @@
     <w:p>
       <w:pPr>
         <w:numPr>
+          <w:ilvl w:val="0"/>
           <w:numId w:val="0"/>
         </w:numPr>
         <w:ind w:leftChars="0" w:firstLine="420" w:firstLineChars="0"/>
@@ -1923,7 +1933,7 @@
           <w:rFonts w:hint="eastAsia"/>
           <w:lang w:val="en-US" w:eastAsia="zh-CN"/>
         </w:rPr>
-        <w:t xml:space="preserve">但是此时发现访问页面却是404，怎么回事呢？就是因为我们前边说的，nginx.conf里的user问题。非常的简单啊，因为我们是在root用户下的这个项目，然而我们nginx是在www-data用户，我们访问的时候，是www-data用户进入我们root用户，然后来找这个项目，所以我们给root加个权限，允许其他用户进来，好吧，那就是 sudo chmod o+x /root </w:t>
+        <w:t xml:space="preserve">但是此时发现访问页面却是404，怎么回事呢？就是因为我们前边说的，nginx.conf里的user问题。非常的简单啊，因为我们是在root用户下的这个项目，然而我们nginx是在www-data用户，我们访问的时候，是www-data用户去我们root用户的家目录下来找这个项目，所以我们给root加个权限，允许其他用户进来，那就是 sudo chmod o+x /root </w:t>
       </w:r>
     </w:p>
     <w:p>
@@ -1965,12 +1975,11 @@
         </w:rPr>
         <w:t>x 给的是”能进入这个目录"的权限（注意：是"能穿过"，不是"能列出里面有什么"）</w:t>
       </w:r>
-      <w:bookmarkStart w:id="0" w:name="_GoBack"/>
-      <w:bookmarkEnd w:id="0"/>
     </w:p>
     <w:p>
       <w:pPr>
         <w:numPr>
+          <w:ilvl w:val="0"/>
           <w:numId w:val="0"/>
         </w:numPr>
         <w:ind w:leftChars="0"/>
@@ -1979,6 +1988,21 @@
           <w:lang w:val="en-US" w:eastAsia="zh-CN"/>
         </w:rPr>
       </w:pPr>
+    </w:p>
+    <w:p>
+      <w:pPr>
+        <w:numPr>
+          <w:ilvl w:val="0"/>
+          <w:numId w:val="0"/>
+        </w:numPr>
+        <w:ind w:leftChars="0"/>
+        <w:rPr>
+          <w:rFonts w:hint="default"/>
+          <w:lang w:val="en-US" w:eastAsia="zh-CN"/>
+        </w:rPr>
+      </w:pPr>
+      <w:bookmarkStart w:id="0" w:name="_GoBack"/>
+      <w:bookmarkEnd w:id="0"/>
     </w:p>
     <w:sectPr>
       <w:pgSz w:w="11906" w:h="16838"/>

--- a/全栈AI.docx
+++ b/全栈AI.docx
@@ -933,76 +933,114 @@
     </w:p>
     <w:p>
       <w:pPr>
-        <w:pStyle w:val="3"/>
+        <w:pStyle w:val="4"/>
+        <w:numPr>
+          <w:numId w:val="0"/>
+        </w:numPr>
+        <w:bidi w:val="0"/>
+        <w:rPr>
+          <w:rFonts w:hint="eastAsia"/>
+          <w:lang w:val="en-US" w:eastAsia="zh-CN"/>
+        </w:rPr>
+      </w:pPr>
+      <w:r>
+        <w:rPr>
+          <w:rFonts w:hint="eastAsia"/>
+          <w:lang w:val="en-US" w:eastAsia="zh-CN"/>
+        </w:rPr>
+        <w:t>（1）首先得租一个服务器</w:t>
+      </w:r>
+    </w:p>
+    <w:p>
+      <w:pPr>
+        <w:ind w:firstLine="420" w:firstLineChars="0"/>
+        <w:rPr>
+          <w:rFonts w:hint="eastAsia"/>
+          <w:lang w:val="en-US" w:eastAsia="zh-CN"/>
+        </w:rPr>
+      </w:pPr>
+      <w:r>
+        <w:rPr>
+          <w:rFonts w:hint="eastAsia"/>
+          <w:lang w:val="en-US" w:eastAsia="zh-CN"/>
+        </w:rPr>
+        <w:t>这里就eaeasysy了，腾讯云、阿里云等等都可以租用，最便宜的即可。自己在阿里云上进行了学生认证，领了300元的优惠券（没花），试用了一个ECS服务器，到期时间为2026年12月10日 20:00:00 ，到时候记得停，是按量计费的。</w:t>
+      </w:r>
+    </w:p>
+    <w:p>
+      <w:pPr>
+        <w:ind w:firstLine="420" w:firstLineChars="0"/>
+        <w:rPr>
+          <w:rFonts w:hint="default"/>
+          <w:lang w:val="en-US" w:eastAsia="zh-CN"/>
+        </w:rPr>
+      </w:pPr>
+      <w:r>
+        <w:rPr>
+          <w:rFonts w:hint="eastAsia"/>
+          <w:lang w:val="en-US" w:eastAsia="zh-CN"/>
+        </w:rPr>
+        <w:t>服务器公网IP：47.114.56.163</w:t>
+      </w:r>
+    </w:p>
+    <w:p>
+      <w:pPr>
+        <w:pStyle w:val="4"/>
+        <w:numPr>
+          <w:numId w:val="0"/>
+        </w:numPr>
+        <w:bidi w:val="0"/>
+        <w:rPr>
+          <w:rFonts w:hint="eastAsia"/>
+          <w:lang w:val="en-US" w:eastAsia="zh-CN"/>
+        </w:rPr>
+      </w:pPr>
+      <w:r>
+        <w:rPr>
+          <w:rFonts w:hint="eastAsia"/>
+          <w:lang w:val="en-US" w:eastAsia="zh-CN"/>
+        </w:rPr>
+        <w:t>（2）将服务器和GitHub连接起来</w:t>
+      </w:r>
+    </w:p>
+    <w:p>
+      <w:pPr>
         <w:numPr>
           <w:ilvl w:val="0"/>
           <w:numId w:val="0"/>
         </w:numPr>
-        <w:bidi w:val="0"/>
-        <w:rPr>
-          <w:rFonts w:hint="eastAsia"/>
-          <w:lang w:val="en-US" w:eastAsia="zh-CN"/>
-        </w:rPr>
-      </w:pPr>
-      <w:r>
-        <w:rPr>
-          <w:rFonts w:hint="eastAsia"/>
-          <w:lang w:val="en-US" w:eastAsia="zh-CN"/>
-        </w:rPr>
-        <w:t>（1）首先得租一个服务器</w:t>
-      </w:r>
-    </w:p>
-    <w:p>
-      <w:pPr>
-        <w:ind w:firstLine="420" w:firstLineChars="0"/>
-        <w:rPr>
-          <w:rFonts w:hint="eastAsia"/>
-          <w:lang w:val="en-US" w:eastAsia="zh-CN"/>
-        </w:rPr>
-      </w:pPr>
-      <w:r>
-        <w:rPr>
-          <w:rFonts w:hint="eastAsia"/>
-          <w:lang w:val="en-US" w:eastAsia="zh-CN"/>
-        </w:rPr>
-        <w:t>这里就eaeasysy了，腾讯云、阿里云等等都可以租用，最便宜的即可。自己在阿里云上进行了学生认证，领了300元的优惠券（没花），试用了一个ECS服务器，到期时间为2026年12月10日 20:00:00 ，到时候记得停，是按量计费的。</w:t>
-      </w:r>
-    </w:p>
-    <w:p>
-      <w:pPr>
-        <w:ind w:firstLine="420" w:firstLineChars="0"/>
-        <w:rPr>
-          <w:rFonts w:hint="default"/>
-          <w:lang w:val="en-US" w:eastAsia="zh-CN"/>
-        </w:rPr>
-      </w:pPr>
-      <w:r>
-        <w:rPr>
-          <w:rFonts w:hint="eastAsia"/>
-          <w:lang w:val="en-US" w:eastAsia="zh-CN"/>
-        </w:rPr>
-        <w:t>服务器公网IP：47.114.56.163</w:t>
-      </w:r>
-    </w:p>
-    <w:p>
-      <w:pPr>
-        <w:pStyle w:val="3"/>
+        <w:ind w:firstLine="420" w:firstLineChars="0"/>
+        <w:rPr>
+          <w:rFonts w:hint="eastAsia"/>
+          <w:lang w:val="en-US" w:eastAsia="zh-CN"/>
+        </w:rPr>
+      </w:pPr>
+      <w:r>
+        <w:rPr>
+          <w:rFonts w:hint="eastAsia"/>
+          <w:lang w:val="en-US" w:eastAsia="zh-CN"/>
+        </w:rPr>
+        <w:t>这里和本机连接github一致，参考下上边就可以，就当练手了。不会的问AI。</w:t>
+      </w:r>
+    </w:p>
+    <w:p>
+      <w:pPr>
         <w:numPr>
           <w:ilvl w:val="0"/>
           <w:numId w:val="0"/>
         </w:numPr>
-        <w:bidi w:val="0"/>
-        <w:rPr>
-          <w:rFonts w:hint="eastAsia"/>
-          <w:lang w:val="en-US" w:eastAsia="zh-CN"/>
-        </w:rPr>
-      </w:pPr>
-      <w:r>
-        <w:rPr>
-          <w:rFonts w:hint="eastAsia"/>
-          <w:lang w:val="en-US" w:eastAsia="zh-CN"/>
-        </w:rPr>
-        <w:t>（2）将服务器和GitHub连接起来</w:t>
+        <w:ind w:firstLine="420" w:firstLineChars="0"/>
+        <w:rPr>
+          <w:rFonts w:hint="eastAsia"/>
+          <w:lang w:val="en-US" w:eastAsia="zh-CN"/>
+        </w:rPr>
+      </w:pPr>
+      <w:r>
+        <w:rPr>
+          <w:rFonts w:hint="eastAsia"/>
+          <w:lang w:val="en-US" w:eastAsia="zh-CN"/>
+        </w:rPr>
+        <w:t xml:space="preserve">简单来说，先检查服务器有没有ssh 和 git ，有的话直接查看 .ssh 下有没有密钥，没有的话就用 </w:t>
       </w:r>
     </w:p>
     <w:p>
@@ -1022,7 +1060,7 @@
           <w:rFonts w:hint="eastAsia"/>
           <w:lang w:val="en-US" w:eastAsia="zh-CN"/>
         </w:rPr>
-        <w:t>这里和本机连接github一致，参考下上边就可以，就当练手了。不会的问AI。</w:t>
+        <w:t>ssh-keygen -t ed25519 -C "你的邮箱@example.com"</w:t>
       </w:r>
     </w:p>
     <w:p>
@@ -1031,46 +1069,6 @@
           <w:ilvl w:val="0"/>
           <w:numId w:val="0"/>
         </w:numPr>
-        <w:ind w:firstLine="420" w:firstLineChars="0"/>
-        <w:rPr>
-          <w:rFonts w:hint="eastAsia"/>
-          <w:lang w:val="en-US" w:eastAsia="zh-CN"/>
-        </w:rPr>
-      </w:pPr>
-      <w:r>
-        <w:rPr>
-          <w:rFonts w:hint="eastAsia"/>
-          <w:lang w:val="en-US" w:eastAsia="zh-CN"/>
-        </w:rPr>
-        <w:t xml:space="preserve">简单来说，先检查服务器有没有ssh 和 git ，有的话直接查看 .ssh 下有没有密钥，没有的话就用 </w:t>
-      </w:r>
-    </w:p>
-    <w:p>
-      <w:pPr>
-        <w:numPr>
-          <w:ilvl w:val="0"/>
-          <w:numId w:val="0"/>
-        </w:numPr>
-        <w:ind w:firstLine="420" w:firstLineChars="0"/>
-        <w:rPr>
-          <w:rFonts w:hint="eastAsia"/>
-          <w:lang w:val="en-US" w:eastAsia="zh-CN"/>
-        </w:rPr>
-      </w:pPr>
-      <w:r>
-        <w:rPr>
-          <w:rFonts w:hint="eastAsia"/>
-          <w:lang w:val="en-US" w:eastAsia="zh-CN"/>
-        </w:rPr>
-        <w:t>ssh-keygen -t ed25519 -C "你的邮箱@example.com"</w:t>
-      </w:r>
-    </w:p>
-    <w:p>
-      <w:pPr>
-        <w:numPr>
-          <w:ilvl w:val="0"/>
-          <w:numId w:val="0"/>
-        </w:numPr>
         <w:rPr>
           <w:rFonts w:hint="default"/>
           <w:lang w:val="en-US" w:eastAsia="zh-CN"/>
@@ -1129,9 +1127,8 @@
     </w:p>
     <w:p>
       <w:pPr>
-        <w:pStyle w:val="3"/>
-        <w:numPr>
-          <w:ilvl w:val="0"/>
+        <w:pStyle w:val="4"/>
+        <w:numPr>
           <w:numId w:val="0"/>
         </w:numPr>
         <w:bidi w:val="0"/>
@@ -1318,9 +1315,8 @@
     </w:p>
     <w:p>
       <w:pPr>
-        <w:pStyle w:val="3"/>
-        <w:numPr>
-          <w:ilvl w:val="0"/>
+        <w:pStyle w:val="4"/>
+        <w:numPr>
           <w:numId w:val="0"/>
         </w:numPr>
         <w:bidi w:val="0"/>
@@ -1978,6 +1974,278 @@
     </w:p>
     <w:p>
       <w:pPr>
+        <w:pStyle w:val="3"/>
+        <w:numPr>
+          <w:numId w:val="0"/>
+        </w:numPr>
+        <w:bidi w:val="0"/>
+        <w:rPr>
+          <w:rFonts w:hint="eastAsia"/>
+          <w:lang w:val="en-US" w:eastAsia="zh-CN"/>
+        </w:rPr>
+      </w:pPr>
+      <w:r>
+        <w:rPr>
+          <w:rFonts w:hint="eastAsia"/>
+          <w:lang w:val="en-US" w:eastAsia="zh-CN"/>
+        </w:rPr>
+        <w:t>4.1 前端工程模块化</w:t>
+      </w:r>
+    </w:p>
+    <w:p>
+      <w:pPr>
+        <w:ind w:firstLine="420" w:firstLineChars="0"/>
+        <w:rPr>
+          <w:rFonts w:hint="eastAsia"/>
+          <w:lang w:val="en-US" w:eastAsia="zh-CN"/>
+        </w:rPr>
+      </w:pPr>
+      <w:r>
+        <w:rPr>
+          <w:rFonts w:hint="eastAsia"/>
+          <w:lang w:val="en-US" w:eastAsia="zh-CN"/>
+        </w:rPr>
+        <w:t>这里其实就很简单，前边已经把前端界面分成了html css 和 js页面了，但是呢，这还不够，为什么，因为在引入外部库的时候，可能存在隐性的依赖，比如script可能存在“顺序坑”。</w:t>
+      </w:r>
+    </w:p>
+    <w:p>
+      <w:pPr>
+        <w:bidi w:val="0"/>
+        <w:ind w:firstLine="420" w:firstLineChars="0"/>
+        <w:rPr>
+          <w:rFonts w:hint="eastAsia"/>
+          <w:lang w:val="en-US" w:eastAsia="zh-CN"/>
+        </w:rPr>
+      </w:pPr>
+      <w:r>
+        <w:rPr>
+          <w:rFonts w:hint="eastAsia"/>
+          <w:lang w:val="en-US" w:eastAsia="zh-CN"/>
+        </w:rPr>
+        <w:t>比如这里的：</w:t>
+      </w:r>
+    </w:p>
+    <w:p>
+      <w:pPr>
+        <w:bidi w:val="0"/>
+        <w:rPr>
+          <w:rFonts w:hint="default"/>
+          <w:lang w:val="en-US" w:eastAsia="zh-CN"/>
+        </w:rPr>
+      </w:pPr>
+      <w:r>
+        <w:rPr>
+          <w:rFonts w:hint="default"/>
+          <w:lang w:val="en-US" w:eastAsia="zh-CN"/>
+        </w:rPr>
+        <w:t>&lt;script src="https://cdn.jsdelivr.net/npm/animejs@4/lib/anime.iife.min.js"&gt;&lt;/script&gt;</w:t>
+      </w:r>
+    </w:p>
+    <w:p>
+      <w:pPr>
+        <w:bidi w:val="0"/>
+        <w:rPr>
+          <w:rFonts w:hint="default"/>
+          <w:lang w:val="en-US" w:eastAsia="zh-CN"/>
+        </w:rPr>
+      </w:pPr>
+      <w:r>
+        <w:rPr>
+          <w:rFonts w:hint="default"/>
+          <w:lang w:val="en-US" w:eastAsia="zh-CN"/>
+        </w:rPr>
+        <w:t>&lt;script src="js/cards.js"&gt;&lt;/script&gt;</w:t>
+      </w:r>
+    </w:p>
+    <w:p>
+      <w:pPr>
+        <w:bidi w:val="0"/>
+        <w:rPr>
+          <w:rFonts w:hint="default"/>
+          <w:lang w:val="en-US" w:eastAsia="zh-CN"/>
+        </w:rPr>
+      </w:pPr>
+      <w:r>
+        <w:rPr>
+          <w:rFonts w:hint="default"/>
+          <w:lang w:val="en-US" w:eastAsia="zh-CN"/>
+        </w:rPr>
+        <w:t>&lt;script src="js/score.js"&gt;&lt;/script&gt;</w:t>
+      </w:r>
+    </w:p>
+    <w:p>
+      <w:pPr>
+        <w:bidi w:val="0"/>
+        <w:rPr>
+          <w:rFonts w:hint="default"/>
+          <w:lang w:val="en-US" w:eastAsia="zh-CN"/>
+        </w:rPr>
+      </w:pPr>
+      <w:r>
+        <w:rPr>
+          <w:rFonts w:hint="default"/>
+          <w:lang w:val="en-US" w:eastAsia="zh-CN"/>
+        </w:rPr>
+        <w:t>&lt;script src="js/nav.js"&gt;&lt;/script&gt;</w:t>
+      </w:r>
+    </w:p>
+    <w:p>
+      <w:pPr>
+        <w:bidi w:val="0"/>
+        <w:ind w:firstLine="420" w:firstLineChars="0"/>
+        <w:rPr>
+          <w:rFonts w:hint="eastAsia"/>
+          <w:lang w:val="en-US" w:eastAsia="zh-CN"/>
+        </w:rPr>
+      </w:pPr>
+      <w:r>
+        <w:rPr>
+          <w:rFonts w:hint="eastAsia"/>
+          <w:lang w:val="en-US" w:eastAsia="zh-CN"/>
+        </w:rPr>
+        <w:t>第二行的这个</w:t>
+      </w:r>
+      <w:r>
+        <w:rPr>
+          <w:rFonts w:hint="default"/>
+          <w:lang w:val="en-US" w:eastAsia="zh-CN"/>
+        </w:rPr>
+        <w:t>cards</w:t>
+      </w:r>
+      <w:r>
+        <w:rPr>
+          <w:rFonts w:hint="eastAsia"/>
+          <w:lang w:val="en-US" w:eastAsia="zh-CN"/>
+        </w:rPr>
+        <w:t>就依赖上一行的</w:t>
+      </w:r>
+      <w:r>
+        <w:rPr>
+          <w:rFonts w:hint="default"/>
+          <w:lang w:val="en-US" w:eastAsia="zh-CN"/>
+        </w:rPr>
+        <w:t>nime.iife.min</w:t>
+      </w:r>
+      <w:r>
+        <w:rPr>
+          <w:rFonts w:hint="eastAsia"/>
+          <w:lang w:val="en-US" w:eastAsia="zh-CN"/>
+        </w:rPr>
+        <w:t>。这只是一个问题，还有可能会出现的就是“全局污染”问题，我引入外部库，大家都挤在一个屋子里，万一我的库1和库2中有两个一样的名字怎么办？到底用谁，所以为了规范，我们需要将前端工程给规范化处理一下，也就是ES6，在这个版本中，我们正式引入了import和export这两个东西。</w:t>
+      </w:r>
+    </w:p>
+    <w:p>
+      <w:pPr>
+        <w:numPr>
+          <w:ilvl w:val="0"/>
+          <w:numId w:val="2"/>
+        </w:numPr>
+        <w:bidi w:val="0"/>
+        <w:ind w:left="420" w:leftChars="0" w:hanging="420" w:firstLineChars="0"/>
+        <w:rPr>
+          <w:rFonts w:hint="default"/>
+          <w:lang w:val="en-US" w:eastAsia="zh-CN"/>
+        </w:rPr>
+      </w:pPr>
+      <w:r>
+        <w:rPr>
+          <w:rFonts w:hint="default"/>
+          <w:lang w:val="en-US" w:eastAsia="zh-CN"/>
+        </w:rPr>
+        <w:t>“ES 模块” = “JavaScript 标准里定义的那套模块系统”——它不是另一种语言、也不是什么新东西，就是 JavaScript 自带的官方模块方案。</w:t>
+      </w:r>
+    </w:p>
+    <w:p>
+      <w:pPr>
+        <w:numPr>
+          <w:ilvl w:val="0"/>
+          <w:numId w:val="2"/>
+        </w:numPr>
+        <w:bidi w:val="0"/>
+        <w:ind w:left="420" w:leftChars="0" w:hanging="420" w:firstLineChars="0"/>
+        <w:rPr>
+          <w:rFonts w:hint="default"/>
+          <w:lang w:val="en-US" w:eastAsia="zh-CN"/>
+        </w:rPr>
+      </w:pPr>
+      <w:r>
+        <w:rPr>
+          <w:rFonts w:hint="default"/>
+          <w:lang w:val="en-US" w:eastAsia="zh-CN"/>
+        </w:rPr>
+        <w:t>“ES6” = ECMAScript 的第 6 版（2015 年发布）。我们刚才说的 import / export，就是在 ES6 这一版里被正式定义的。</w:t>
+      </w:r>
+    </w:p>
+    <w:p>
+      <w:pPr>
+        <w:numPr>
+          <w:numId w:val="0"/>
+        </w:numPr>
+        <w:bidi w:val="0"/>
+        <w:ind w:leftChars="0" w:firstLine="420" w:firstLineChars="0"/>
+        <w:rPr>
+          <w:rFonts w:hint="eastAsia"/>
+          <w:lang w:val="en-US" w:eastAsia="zh-CN"/>
+        </w:rPr>
+      </w:pPr>
+      <w:r>
+        <w:rPr>
+          <w:rFonts w:hint="eastAsia"/>
+          <w:lang w:val="en-US" w:eastAsia="zh-CN"/>
+        </w:rPr>
+        <w:t>需要注意的是，使用了import和export之后，访问我们页面就必须通过服务器了，而不能是本地了。即：ES 模块走的是浏览器加载网络资源的那一套机制——每个模块文件都得被"正式请求"，有"来源"（origin）才行。而 file:// 这种"本地直接打开"，没有真正意义上的来源——浏览器干脆不许。</w:t>
+      </w:r>
+    </w:p>
+    <w:p>
+      <w:pPr>
+        <w:numPr>
+          <w:numId w:val="0"/>
+        </w:numPr>
+        <w:bidi w:val="0"/>
+        <w:rPr>
+          <w:rFonts w:hint="eastAsia"/>
+          <w:lang w:val="en-US" w:eastAsia="zh-CN"/>
+        </w:rPr>
+      </w:pPr>
+      <w:bookmarkStart w:id="0" w:name="_GoBack"/>
+      <w:bookmarkEnd w:id="0"/>
+    </w:p>
+    <w:p>
+      <w:pPr>
+        <w:numPr>
+          <w:numId w:val="0"/>
+        </w:numPr>
+        <w:bidi w:val="0"/>
+        <w:rPr>
+          <w:rFonts w:hint="default"/>
+          <w:lang w:val="en-US" w:eastAsia="zh-CN"/>
+        </w:rPr>
+      </w:pPr>
+    </w:p>
+    <w:p>
+      <w:pPr>
+        <w:numPr>
+          <w:numId w:val="0"/>
+        </w:numPr>
+        <w:bidi w:val="0"/>
+        <w:ind w:leftChars="0"/>
+        <w:rPr>
+          <w:rFonts w:hint="default"/>
+          <w:lang w:val="en-US" w:eastAsia="zh-CN"/>
+        </w:rPr>
+      </w:pPr>
+    </w:p>
+    <w:p>
+      <w:pPr>
+        <w:ind w:firstLine="420" w:firstLineChars="0"/>
+        <w:rPr>
+          <w:rFonts w:hint="default"/>
+          <w:lang w:val="en-US" w:eastAsia="zh-CN"/>
+        </w:rPr>
+      </w:pPr>
+    </w:p>
+    <w:p>
+      <w:pPr>
         <w:numPr>
           <w:ilvl w:val="0"/>
           <w:numId w:val="0"/>
@@ -2001,8 +2269,6 @@
           <w:lang w:val="en-US" w:eastAsia="zh-CN"/>
         </w:rPr>
       </w:pPr>
-      <w:bookmarkStart w:id="0" w:name="_GoBack"/>
-      <w:bookmarkEnd w:id="0"/>
     </w:p>
     <w:sectPr>
       <w:pgSz w:w="11906" w:h="16838"/>

--- a/全栈AI.docx
+++ b/全栈AI.docx
@@ -935,6 +935,7 @@
       <w:pPr>
         <w:pStyle w:val="4"/>
         <w:numPr>
+          <w:ilvl w:val="0"/>
           <w:numId w:val="0"/>
         </w:numPr>
         <w:bidi w:val="0"/>
@@ -986,41 +987,22 @@
     <w:p>
       <w:pPr>
         <w:pStyle w:val="4"/>
-        <w:numPr>
-          <w:numId w:val="0"/>
-        </w:numPr>
-        <w:bidi w:val="0"/>
-        <w:rPr>
-          <w:rFonts w:hint="eastAsia"/>
-          <w:lang w:val="en-US" w:eastAsia="zh-CN"/>
-        </w:rPr>
-      </w:pPr>
-      <w:r>
-        <w:rPr>
-          <w:rFonts w:hint="eastAsia"/>
-          <w:lang w:val="en-US" w:eastAsia="zh-CN"/>
-        </w:rPr>
-        <w:t>（2）将服务器和GitHub连接起来</w:t>
-      </w:r>
-    </w:p>
-    <w:p>
-      <w:pPr>
         <w:numPr>
           <w:ilvl w:val="0"/>
           <w:numId w:val="0"/>
         </w:numPr>
-        <w:ind w:firstLine="420" w:firstLineChars="0"/>
-        <w:rPr>
-          <w:rFonts w:hint="eastAsia"/>
-          <w:lang w:val="en-US" w:eastAsia="zh-CN"/>
-        </w:rPr>
-      </w:pPr>
-      <w:r>
-        <w:rPr>
-          <w:rFonts w:hint="eastAsia"/>
-          <w:lang w:val="en-US" w:eastAsia="zh-CN"/>
-        </w:rPr>
-        <w:t>这里和本机连接github一致，参考下上边就可以，就当练手了。不会的问AI。</w:t>
+        <w:bidi w:val="0"/>
+        <w:rPr>
+          <w:rFonts w:hint="eastAsia"/>
+          <w:lang w:val="en-US" w:eastAsia="zh-CN"/>
+        </w:rPr>
+      </w:pPr>
+      <w:r>
+        <w:rPr>
+          <w:rFonts w:hint="eastAsia"/>
+          <w:lang w:val="en-US" w:eastAsia="zh-CN"/>
+        </w:rPr>
+        <w:t>（2）将服务器和GitHub连接起来</w:t>
       </w:r>
     </w:p>
     <w:p>
@@ -1040,7 +1022,7 @@
           <w:rFonts w:hint="eastAsia"/>
           <w:lang w:val="en-US" w:eastAsia="zh-CN"/>
         </w:rPr>
-        <w:t xml:space="preserve">简单来说，先检查服务器有没有ssh 和 git ，有的话直接查看 .ssh 下有没有密钥，没有的话就用 </w:t>
+        <w:t>这里和本机连接github一致，参考下上边就可以，就当练手了。不会的问AI。</w:t>
       </w:r>
     </w:p>
     <w:p>
@@ -1060,7 +1042,7 @@
           <w:rFonts w:hint="eastAsia"/>
           <w:lang w:val="en-US" w:eastAsia="zh-CN"/>
         </w:rPr>
-        <w:t>ssh-keygen -t ed25519 -C "你的邮箱@example.com"</w:t>
+        <w:t xml:space="preserve">简单来说，先检查服务器有没有ssh 和 git ，有的话直接查看 .ssh 下有没有密钥，没有的话就用 </w:t>
       </w:r>
     </w:p>
     <w:p>
@@ -1069,6 +1051,26 @@
           <w:ilvl w:val="0"/>
           <w:numId w:val="0"/>
         </w:numPr>
+        <w:ind w:firstLine="420" w:firstLineChars="0"/>
+        <w:rPr>
+          <w:rFonts w:hint="eastAsia"/>
+          <w:lang w:val="en-US" w:eastAsia="zh-CN"/>
+        </w:rPr>
+      </w:pPr>
+      <w:r>
+        <w:rPr>
+          <w:rFonts w:hint="eastAsia"/>
+          <w:lang w:val="en-US" w:eastAsia="zh-CN"/>
+        </w:rPr>
+        <w:t>ssh-keygen -t ed25519 -C "你的邮箱@example.com"</w:t>
+      </w:r>
+    </w:p>
+    <w:p>
+      <w:pPr>
+        <w:numPr>
+          <w:ilvl w:val="0"/>
+          <w:numId w:val="0"/>
+        </w:numPr>
         <w:rPr>
           <w:rFonts w:hint="default"/>
           <w:lang w:val="en-US" w:eastAsia="zh-CN"/>
@@ -1129,6 +1131,7 @@
       <w:pPr>
         <w:pStyle w:val="4"/>
         <w:numPr>
+          <w:ilvl w:val="0"/>
           <w:numId w:val="0"/>
         </w:numPr>
         <w:bidi w:val="0"/>
@@ -1317,6 +1320,7 @@
       <w:pPr>
         <w:pStyle w:val="4"/>
         <w:numPr>
+          <w:ilvl w:val="0"/>
           <w:numId w:val="0"/>
         </w:numPr>
         <w:bidi w:val="0"/>
@@ -1976,6 +1980,7 @@
       <w:pPr>
         <w:pStyle w:val="3"/>
         <w:numPr>
+          <w:ilvl w:val="0"/>
           <w:numId w:val="0"/>
         </w:numPr>
         <w:bidi w:val="0"/>
@@ -2179,6 +2184,7 @@
     <w:p>
       <w:pPr>
         <w:numPr>
+          <w:ilvl w:val="0"/>
           <w:numId w:val="0"/>
         </w:numPr>
         <w:bidi w:val="0"/>
@@ -2198,6 +2204,7 @@
     </w:p>
     <w:p>
       <w:pPr>
+        <w:pStyle w:val="3"/>
         <w:numPr>
           <w:numId w:val="0"/>
         </w:numPr>
@@ -2207,24 +2214,2561 @@
           <w:lang w:val="en-US" w:eastAsia="zh-CN"/>
         </w:rPr>
       </w:pPr>
-      <w:bookmarkStart w:id="0" w:name="_GoBack"/>
-      <w:bookmarkEnd w:id="0"/>
-    </w:p>
-    <w:p>
-      <w:pPr>
+      <w:r>
+        <w:rPr>
+          <w:rFonts w:hint="eastAsia"/>
+          <w:lang w:val="en-US" w:eastAsia="zh-CN"/>
+        </w:rPr>
+        <w:t>4.2 Vite, npm 与前端构建</w:t>
+      </w:r>
+    </w:p>
+    <w:p>
+      <w:pPr>
+        <w:pStyle w:val="4"/>
         <w:numPr>
           <w:numId w:val="0"/>
         </w:numPr>
         <w:bidi w:val="0"/>
         <w:rPr>
-          <w:rFonts w:hint="default"/>
-          <w:lang w:val="en-US" w:eastAsia="zh-CN"/>
-        </w:rPr>
-      </w:pPr>
-    </w:p>
-    <w:p>
-      <w:pPr>
+          <w:rFonts w:hint="eastAsia"/>
+          <w:lang w:val="en-US" w:eastAsia="zh-CN"/>
+        </w:rPr>
+      </w:pPr>
+      <w:r>
+        <w:rPr>
+          <w:rFonts w:hint="eastAsia"/>
+          <w:lang w:val="en-US" w:eastAsia="zh-CN"/>
+        </w:rPr>
+        <w:t>（1）模块化后遇到的问题：</w:t>
+      </w:r>
+    </w:p>
+    <w:p>
+      <w:pPr>
+        <w:rPr>
+          <w:rFonts w:hint="eastAsia"/>
+          <w:lang w:val="en-US" w:eastAsia="zh-CN"/>
+        </w:rPr>
+      </w:pPr>
+      <w:r>
+        <w:rPr>
+          <w:rFonts w:hint="eastAsia"/>
+          <w:lang w:val="en-US" w:eastAsia="zh-CN"/>
+        </w:rPr>
+        <w:t>1.修改不便。模块化之后只能是通过服务器去访问，每次修改都要push到github，然后服务器再pull下来，最后再访问，实在是太繁琐。</w:t>
+      </w:r>
+    </w:p>
+    <w:p>
+      <w:pPr>
+        <w:rPr>
+          <w:rFonts w:hint="eastAsia"/>
+          <w:lang w:val="en-US" w:eastAsia="zh-CN"/>
+        </w:rPr>
+      </w:pPr>
+      <w:r>
+        <w:rPr>
+          <w:rFonts w:hint="eastAsia"/>
+          <w:lang w:val="en-US" w:eastAsia="zh-CN"/>
+        </w:rPr>
+        <w:t>2.浏览器每次加载东西太多。我们的css和js虽然模块化地分开了，但是每次加载还是很多，都是一个一个独立加载。</w:t>
+      </w:r>
+    </w:p>
+    <w:p>
+      <w:pPr>
+        <w:rPr>
+          <w:rFonts w:hint="eastAsia"/>
+          <w:lang w:val="en-US" w:eastAsia="zh-CN"/>
+        </w:rPr>
+      </w:pPr>
+      <w:r>
+        <w:rPr>
+          <w:rFonts w:hint="eastAsia"/>
+          <w:lang w:val="en-US" w:eastAsia="zh-CN"/>
+        </w:rPr>
+        <w:t>3.浏览器缓存。这里就要说到一个问题了，即便我们解决了上述两个问题，但是你修改之后，按照push-github-pull这一套下来，你还是发现浏览器没变化，这是因为浏览器缓存了你之前的文件，而要解决这一问题，要么就是ctrl+F5强制刷新，要么就是上传的时候把文件名改一下，比如cards.js改成cardsv1.js这种，让浏览器重新加载。</w:t>
+      </w:r>
+    </w:p>
+    <w:p>
+      <w:pPr>
+        <w:pStyle w:val="4"/>
         <w:numPr>
+          <w:numId w:val="0"/>
+        </w:numPr>
+        <w:bidi w:val="0"/>
+        <w:rPr>
+          <w:rFonts w:hint="eastAsia"/>
+          <w:lang w:val="en-US" w:eastAsia="zh-CN"/>
+        </w:rPr>
+      </w:pPr>
+      <w:r>
+        <w:rPr>
+          <w:rFonts w:hint="eastAsia"/>
+          <w:lang w:val="en-US" w:eastAsia="zh-CN"/>
+        </w:rPr>
+        <w:t>（2）针对性解决方法：</w:t>
+      </w:r>
+    </w:p>
+    <w:p>
+      <w:pPr>
+        <w:rPr>
+          <w:rFonts w:hint="eastAsia"/>
+          <w:lang w:val="en-US" w:eastAsia="zh-CN"/>
+        </w:rPr>
+      </w:pPr>
+      <w:r>
+        <w:rPr>
+          <w:rFonts w:hint="eastAsia"/>
+          <w:lang w:val="en-US" w:eastAsia="zh-CN"/>
+        </w:rPr>
+        <w:t>1.针对问题1，使用vite工具，即“热启动”，即本地修改完之后马上就能看到效果。</w:t>
+      </w:r>
+    </w:p>
+    <w:p>
+      <w:pPr>
+        <w:rPr>
+          <w:rFonts w:hint="eastAsia"/>
+          <w:lang w:val="en-US" w:eastAsia="zh-CN"/>
+        </w:rPr>
+      </w:pPr>
+      <w:r>
+        <w:rPr>
+          <w:rFonts w:hint="eastAsia"/>
+          <w:lang w:val="en-US" w:eastAsia="zh-CN"/>
+        </w:rPr>
+        <w:t>2.针对问题2，使用vite工具，把所有的.css文件打包成一个文件，.js文件也打包成一个文件，这样只需要加载一次。</w:t>
+      </w:r>
+    </w:p>
+    <w:p>
+      <w:pPr>
+        <w:rPr>
+          <w:rFonts w:hint="eastAsia"/>
+          <w:lang w:val="en-US" w:eastAsia="zh-CN"/>
+        </w:rPr>
+      </w:pPr>
+      <w:r>
+        <w:rPr>
+          <w:rFonts w:hint="eastAsia"/>
+          <w:lang w:val="en-US" w:eastAsia="zh-CN"/>
+        </w:rPr>
+        <w:t>3.针对问题3，使用vite工具，使用hash映射，每次修改完都会自动的生成一个新的映射后缀，不用再手动改了。</w:t>
+      </w:r>
+    </w:p>
+    <w:p>
+      <w:pPr>
+        <w:pStyle w:val="4"/>
+        <w:numPr>
+          <w:numId w:val="0"/>
+        </w:numPr>
+        <w:bidi w:val="0"/>
+        <w:rPr>
+          <w:rFonts w:hint="default"/>
+          <w:lang w:val="en-US" w:eastAsia="zh-CN"/>
+        </w:rPr>
+      </w:pPr>
+      <w:r>
+        <w:rPr>
+          <w:rFonts w:hint="eastAsia"/>
+          <w:lang w:val="en-US" w:eastAsia="zh-CN"/>
+        </w:rPr>
+        <w:t>（3）安装vite环境+项目初始化</w:t>
+      </w:r>
+    </w:p>
+    <w:p>
+      <w:pPr>
+        <w:ind w:firstLine="420" w:firstLineChars="0"/>
+        <w:rPr>
+          <w:rFonts w:hint="eastAsia"/>
+          <w:lang w:val="en-US" w:eastAsia="zh-CN"/>
+        </w:rPr>
+      </w:pPr>
+      <w:r>
+        <w:rPr>
+          <w:rFonts w:hint="eastAsia"/>
+          <w:lang w:val="en-US" w:eastAsia="zh-CN"/>
+        </w:rPr>
+        <w:t>vite是JavaScript语言写的工具，所以需要先安装它所需的环境，node.js，直接去官网下载安装即可。nodejs.org，随后在终端验证</w:t>
+      </w:r>
+    </w:p>
+    <w:p>
+      <w:pPr>
+        <w:ind w:firstLine="420" w:firstLineChars="0"/>
+        <w:rPr>
+          <w:rFonts w:hint="default"/>
+          <w:lang w:val="en-US" w:eastAsia="zh-CN"/>
+        </w:rPr>
+      </w:pPr>
+      <w:r>
+        <w:rPr>
+          <w:rFonts w:hint="default"/>
+          <w:lang w:val="en-US" w:eastAsia="zh-CN"/>
+        </w:rPr>
+        <w:t>node -v</w:t>
+      </w:r>
+    </w:p>
+    <w:p>
+      <w:pPr>
+        <w:ind w:firstLine="420" w:firstLineChars="0"/>
+        <w:rPr>
+          <w:rFonts w:hint="default"/>
+          <w:lang w:val="en-US" w:eastAsia="zh-CN"/>
+        </w:rPr>
+      </w:pPr>
+      <w:r>
+        <w:rPr>
+          <w:rFonts w:hint="default"/>
+          <w:lang w:val="en-US" w:eastAsia="zh-CN"/>
+        </w:rPr>
+        <w:t>npm -v</w:t>
+      </w:r>
+    </w:p>
+    <w:p>
+      <w:pPr>
+        <w:ind w:firstLine="420" w:firstLineChars="0"/>
+        <w:rPr>
+          <w:rFonts w:hint="default"/>
+          <w:lang w:val="en-US" w:eastAsia="zh-CN"/>
+        </w:rPr>
+      </w:pPr>
+    </w:p>
+    <w:p>
+      <w:pPr>
+        <w:ind w:firstLine="420" w:firstLineChars="0"/>
+        <w:rPr>
+          <w:rFonts w:hint="eastAsia"/>
+          <w:lang w:val="en-US" w:eastAsia="zh-CN"/>
+        </w:rPr>
+      </w:pPr>
+      <w:r>
+        <w:rPr>
+          <w:rFonts w:hint="eastAsia"/>
+          <w:lang w:val="en-US" w:eastAsia="zh-CN"/>
+        </w:rPr>
+        <w:t>这个npm 是什么，很简单，它就是安装node.js所附带出的“包管理工具”。可以把它类比成ubuntu系统里的apt，就是一个“应用商店”，安装什么的都可以通过这个来安装，但是也有不同的地方。</w:t>
+      </w:r>
+    </w:p>
+    <w:p>
+      <w:pPr>
+        <w:numPr>
+          <w:ilvl w:val="0"/>
+          <w:numId w:val="2"/>
+        </w:numPr>
+        <w:ind w:left="420" w:leftChars="0" w:hanging="420" w:firstLineChars="0"/>
+        <w:rPr>
+          <w:rFonts w:hint="eastAsia"/>
+          <w:lang w:val="en-US" w:eastAsia="zh-CN"/>
+        </w:rPr>
+      </w:pPr>
+      <w:r>
+        <w:rPr>
+          <w:rFonts w:hint="eastAsia"/>
+          <w:lang w:val="en-US" w:eastAsia="zh-CN"/>
+        </w:rPr>
+        <w:t>apt 是面向整个OS，安装完之后整个计算机都可用</w:t>
+      </w:r>
+    </w:p>
+    <w:p>
+      <w:pPr>
+        <w:numPr>
+          <w:ilvl w:val="0"/>
+          <w:numId w:val="2"/>
+        </w:numPr>
+        <w:ind w:left="420" w:leftChars="0" w:hanging="420" w:firstLineChars="0"/>
+        <w:rPr>
+          <w:rFonts w:hint="default"/>
+          <w:lang w:val="en-US" w:eastAsia="zh-CN"/>
+        </w:rPr>
+      </w:pPr>
+      <w:r>
+        <w:rPr>
+          <w:rFonts w:hint="eastAsia"/>
+          <w:lang w:val="en-US" w:eastAsia="zh-CN"/>
+        </w:rPr>
+        <w:t>npm 是面向项目，只对单个项目负责</w:t>
+      </w:r>
+    </w:p>
+    <w:p>
+      <w:pPr>
+        <w:numPr>
+          <w:numId w:val="0"/>
+        </w:numPr>
+        <w:ind w:leftChars="0" w:firstLine="420" w:firstLineChars="0"/>
+        <w:rPr>
+          <w:rFonts w:hint="default"/>
+          <w:lang w:val="en-US" w:eastAsia="zh-CN"/>
+        </w:rPr>
+      </w:pPr>
+    </w:p>
+    <w:p>
+      <w:pPr>
+        <w:numPr>
+          <w:numId w:val="0"/>
+        </w:numPr>
+        <w:ind w:leftChars="0" w:firstLine="420" w:firstLineChars="0"/>
+        <w:rPr>
+          <w:rFonts w:hint="eastAsia"/>
+          <w:lang w:val="en-US" w:eastAsia="zh-CN"/>
+        </w:rPr>
+      </w:pPr>
+      <w:r>
+        <w:rPr>
+          <w:rFonts w:hint="eastAsia"/>
+          <w:lang w:val="en-US" w:eastAsia="zh-CN"/>
+        </w:rPr>
+        <w:t>Ok，既然npm是面向项目，那我们在使用前就需要先初始化，进入到我们的项目目录，执行指令：npm init -y</w:t>
+      </w:r>
+    </w:p>
+    <w:p>
+      <w:pPr>
+        <w:numPr>
+          <w:numId w:val="0"/>
+        </w:numPr>
+      </w:pPr>
+      <w:r>
+        <w:drawing>
+          <wp:inline distT="0" distB="0" distL="114300" distR="114300">
+            <wp:extent cx="5271135" cy="2646680"/>
+            <wp:effectExtent l="0" t="0" r="12065" b="7620"/>
+            <wp:docPr id="6" name="图片 1"/>
+            <wp:cNvGraphicFramePr>
+              <a:graphicFrameLocks xmlns:a="http://schemas.openxmlformats.org/drawingml/2006/main" noChangeAspect="1"/>
+            </wp:cNvGraphicFramePr>
+            <a:graphic xmlns:a="http://schemas.openxmlformats.org/drawingml/2006/main">
+              <a:graphicData uri="http://schemas.openxmlformats.org/drawingml/2006/picture">
+                <pic:pic xmlns:pic="http://schemas.openxmlformats.org/drawingml/2006/picture">
+                  <pic:nvPicPr>
+                    <pic:cNvPr id="6" name="图片 1"/>
+                    <pic:cNvPicPr>
+                      <a:picLocks noChangeAspect="1"/>
+                    </pic:cNvPicPr>
+                  </pic:nvPicPr>
+                  <pic:blipFill>
+                    <a:blip r:embed="rId19"/>
+                    <a:stretch>
+                      <a:fillRect/>
+                    </a:stretch>
+                  </pic:blipFill>
+                  <pic:spPr>
+                    <a:xfrm>
+                      <a:off x="0" y="0"/>
+                      <a:ext cx="5271135" cy="2646680"/>
+                    </a:xfrm>
+                    <a:prstGeom prst="rect">
+                      <a:avLst/>
+                    </a:prstGeom>
+                    <a:noFill/>
+                    <a:ln>
+                      <a:noFill/>
+                    </a:ln>
+                  </pic:spPr>
+                </pic:pic>
+              </a:graphicData>
+            </a:graphic>
+          </wp:inline>
+        </w:drawing>
+      </w:r>
+    </w:p>
+    <w:p>
+      <w:pPr>
+        <w:numPr>
+          <w:numId w:val="0"/>
+        </w:numPr>
+        <w:ind w:firstLine="420" w:firstLineChars="0"/>
+        <w:rPr>
+          <w:rFonts w:hint="eastAsia"/>
+          <w:lang w:val="en-US" w:eastAsia="zh-CN"/>
+        </w:rPr>
+      </w:pPr>
+      <w:r>
+        <w:rPr>
+          <w:rFonts w:hint="eastAsia"/>
+          <w:lang w:val="en-US" w:eastAsia="zh-CN"/>
+        </w:rPr>
+        <w:t>这里可以看到，生成了一个新的package.json文件，初始化就是做这个事，它把npm对它的操作都记录在内，比如什么版本，有那些可执行命令，它和谁关联在一起等等。</w:t>
+      </w:r>
+    </w:p>
+    <w:p>
+      <w:pPr>
+        <w:numPr>
+          <w:numId w:val="0"/>
+        </w:numPr>
+        <w:ind w:firstLine="420" w:firstLineChars="0"/>
+        <w:rPr>
+          <w:rFonts w:hint="eastAsia"/>
+          <w:lang w:val="en-US" w:eastAsia="zh-CN"/>
+        </w:rPr>
+      </w:pPr>
+      <w:r>
+        <w:rPr>
+          <w:rFonts w:hint="eastAsia"/>
+          <w:lang w:val="en-US" w:eastAsia="zh-CN"/>
+        </w:rPr>
+        <w:t>.json文件本质上就是一个易读的 纯文本承载数据格式，由一个个的键值对组成。</w:t>
+      </w:r>
+    </w:p>
+    <w:p>
+      <w:pPr>
+        <w:numPr>
+          <w:numId w:val="0"/>
+        </w:numPr>
+        <w:ind w:firstLine="420" w:firstLineChars="0"/>
+        <w:rPr>
+          <w:rFonts w:hint="default"/>
+          <w:lang w:val="en-US" w:eastAsia="zh-CN"/>
+        </w:rPr>
+      </w:pPr>
+      <w:r>
+        <w:rPr>
+          <w:rFonts w:hint="eastAsia"/>
+          <w:lang w:val="en-US" w:eastAsia="zh-CN"/>
+        </w:rPr>
+        <w:t>剩下的先不看，就先留下name和version这两行。</w:t>
+      </w:r>
+    </w:p>
+    <w:p>
+      <w:pPr>
+        <w:pStyle w:val="4"/>
+        <w:numPr>
+          <w:numId w:val="0"/>
+        </w:numPr>
+        <w:bidi w:val="0"/>
+        <w:ind w:leftChars="0"/>
+        <w:rPr>
+          <w:rFonts w:hint="eastAsia"/>
+          <w:lang w:val="en-US" w:eastAsia="zh-CN"/>
+        </w:rPr>
+      </w:pPr>
+      <w:r>
+        <w:rPr>
+          <w:rFonts w:hint="eastAsia"/>
+          <w:lang w:val="en-US" w:eastAsia="zh-CN"/>
+        </w:rPr>
+        <w:t>（4）安装vite</w:t>
+      </w:r>
+    </w:p>
+    <w:p>
+      <w:pPr>
+        <w:bidi w:val="0"/>
+        <w:ind w:firstLine="420" w:firstLineChars="0"/>
+        <w:rPr>
+          <w:rFonts w:hint="default"/>
+          <w:lang w:val="en-US" w:eastAsia="zh-CN"/>
+        </w:rPr>
+      </w:pPr>
+      <w:r>
+        <w:rPr>
+          <w:rFonts w:hint="default"/>
+          <w:lang w:val="en-US" w:eastAsia="zh-CN"/>
+        </w:rPr>
+        <w:t>有了 npm、有了 package.json 这本档案，安装 Vite 只需一行命令。在项目根目录（与 index.html、package.json 同级）运行：</w:t>
+      </w:r>
+    </w:p>
+    <w:p>
+      <w:pPr>
+        <w:bidi w:val="0"/>
+        <w:ind w:firstLine="420" w:firstLineChars="0"/>
+        <w:rPr>
+          <w:rFonts w:hint="default"/>
+          <w:lang w:val="en-US" w:eastAsia="zh-CN"/>
+        </w:rPr>
+      </w:pPr>
+      <w:r>
+        <w:rPr>
+          <w:rFonts w:hint="default"/>
+          <w:lang w:val="en-US" w:eastAsia="zh-CN"/>
+        </w:rPr>
+        <w:t>npm install -D vite</w:t>
+      </w:r>
+    </w:p>
+    <w:p>
+      <w:pPr>
+        <w:bidi w:val="0"/>
+        <w:ind w:firstLine="420" w:firstLineChars="0"/>
+      </w:pPr>
+      <w:r>
+        <w:drawing>
+          <wp:inline distT="0" distB="0" distL="114300" distR="114300">
+            <wp:extent cx="5267960" cy="3180715"/>
+            <wp:effectExtent l="0" t="0" r="2540" b="6985"/>
+            <wp:docPr id="9" name="图片 2"/>
+            <wp:cNvGraphicFramePr>
+              <a:graphicFrameLocks xmlns:a="http://schemas.openxmlformats.org/drawingml/2006/main" noChangeAspect="1"/>
+            </wp:cNvGraphicFramePr>
+            <a:graphic xmlns:a="http://schemas.openxmlformats.org/drawingml/2006/main">
+              <a:graphicData uri="http://schemas.openxmlformats.org/drawingml/2006/picture">
+                <pic:pic xmlns:pic="http://schemas.openxmlformats.org/drawingml/2006/picture">
+                  <pic:nvPicPr>
+                    <pic:cNvPr id="9" name="图片 2"/>
+                    <pic:cNvPicPr>
+                      <a:picLocks noChangeAspect="1"/>
+                    </pic:cNvPicPr>
+                  </pic:nvPicPr>
+                  <pic:blipFill>
+                    <a:blip r:embed="rId20"/>
+                    <a:stretch>
+                      <a:fillRect/>
+                    </a:stretch>
+                  </pic:blipFill>
+                  <pic:spPr>
+                    <a:xfrm>
+                      <a:off x="0" y="0"/>
+                      <a:ext cx="5267960" cy="3180715"/>
+                    </a:xfrm>
+                    <a:prstGeom prst="rect">
+                      <a:avLst/>
+                    </a:prstGeom>
+                    <a:noFill/>
+                    <a:ln>
+                      <a:noFill/>
+                    </a:ln>
+                  </pic:spPr>
+                </pic:pic>
+              </a:graphicData>
+            </a:graphic>
+          </wp:inline>
+        </w:drawing>
+      </w:r>
+    </w:p>
+    <w:p>
+      <w:pPr>
+        <w:bidi w:val="0"/>
+        <w:ind w:firstLine="420" w:firstLineChars="0"/>
+        <w:rPr>
+          <w:rFonts w:hint="eastAsia"/>
+          <w:lang w:val="en-US" w:eastAsia="zh-CN"/>
+        </w:rPr>
+      </w:pPr>
+      <w:r>
+        <w:rPr>
+          <w:rFonts w:hint="eastAsia"/>
+          <w:lang w:val="en-US" w:eastAsia="zh-CN"/>
+        </w:rPr>
+        <w:t>安装完之后，我们会发现项目中多了node_modules文件夹和package-lock.json两个文件，我们的vite工具就在node_modules下，可执行命令在bin目录下，而package-lock.json则说明了我们这个项目所用到个各种东西的版本，比如vite版本号事8.3.0。</w:t>
+      </w:r>
+    </w:p>
+    <w:p>
+      <w:pPr>
+        <w:bidi w:val="0"/>
+        <w:ind w:firstLine="420" w:firstLineChars="0"/>
+        <w:rPr>
+          <w:rFonts w:hint="eastAsia"/>
+          <w:lang w:val="en-US" w:eastAsia="zh-CN"/>
+        </w:rPr>
+      </w:pPr>
+    </w:p>
+    <w:p>
+      <w:pPr>
+        <w:bidi w:val="0"/>
+        <w:ind w:firstLine="420" w:firstLineChars="0"/>
+        <w:rPr>
+          <w:rFonts w:hint="eastAsia"/>
+          <w:lang w:val="en-US" w:eastAsia="zh-CN"/>
+        </w:rPr>
+      </w:pPr>
+      <w:r>
+        <w:rPr>
+          <w:rFonts w:hint="eastAsia"/>
+          <w:lang w:val="en-US" w:eastAsia="zh-CN"/>
+        </w:rPr>
+        <w:t>这里有以下说明：</w:t>
+      </w:r>
+    </w:p>
+    <w:p>
+      <w:pPr>
+        <w:bidi w:val="0"/>
+        <w:ind w:firstLine="420" w:firstLineChars="0"/>
+        <w:rPr>
+          <w:rFonts w:hint="eastAsia"/>
+          <w:lang w:val="en-US" w:eastAsia="zh-CN"/>
+        </w:rPr>
+      </w:pPr>
+      <w:r>
+        <w:rPr>
+          <w:rFonts w:hint="eastAsia"/>
+          <w:lang w:val="en-US" w:eastAsia="zh-CN"/>
+        </w:rPr>
+        <w:t>1.</w:t>
+      </w:r>
+      <w:r>
+        <w:rPr>
+          <w:rFonts w:hint="default"/>
+          <w:lang w:val="en-US" w:eastAsia="zh-CN"/>
+        </w:rPr>
+        <w:t>npm install -D vite</w:t>
+      </w:r>
+      <w:r>
+        <w:rPr>
+          <w:rFonts w:hint="eastAsia"/>
+          <w:lang w:val="en-US" w:eastAsia="zh-CN"/>
+        </w:rPr>
+        <w:t xml:space="preserve"> 是“脚手架”安装，即开发依赖，它本身不会成为项目的一部分。</w:t>
+      </w:r>
+    </w:p>
+    <w:p>
+      <w:pPr>
+        <w:bidi w:val="0"/>
+        <w:ind w:firstLine="420" w:firstLineChars="0"/>
+        <w:rPr>
+          <w:rFonts w:hint="eastAsia"/>
+          <w:lang w:val="en-US" w:eastAsia="zh-CN"/>
+        </w:rPr>
+      </w:pPr>
+      <w:r>
+        <w:rPr>
+          <w:rFonts w:hint="eastAsia"/>
+          <w:lang w:val="en-US" w:eastAsia="zh-CN"/>
+        </w:rPr>
+        <w:t>npm install xxx是“砖”，表示安装的是某个库或者某些资源，它会成为项目的一部分。</w:t>
+      </w:r>
+    </w:p>
+    <w:p>
+      <w:pPr>
+        <w:bidi w:val="0"/>
+        <w:ind w:firstLine="420" w:firstLineChars="0"/>
+      </w:pPr>
+      <w:r>
+        <w:drawing>
+          <wp:inline distT="0" distB="0" distL="114300" distR="114300">
+            <wp:extent cx="2947670" cy="1295400"/>
+            <wp:effectExtent l="0" t="0" r="11430" b="0"/>
+            <wp:docPr id="16" name="图片 3"/>
+            <wp:cNvGraphicFramePr>
+              <a:graphicFrameLocks xmlns:a="http://schemas.openxmlformats.org/drawingml/2006/main" noChangeAspect="1"/>
+            </wp:cNvGraphicFramePr>
+            <a:graphic xmlns:a="http://schemas.openxmlformats.org/drawingml/2006/main">
+              <a:graphicData uri="http://schemas.openxmlformats.org/drawingml/2006/picture">
+                <pic:pic xmlns:pic="http://schemas.openxmlformats.org/drawingml/2006/picture">
+                  <pic:nvPicPr>
+                    <pic:cNvPr id="16" name="图片 3"/>
+                    <pic:cNvPicPr>
+                      <a:picLocks noChangeAspect="1"/>
+                    </pic:cNvPicPr>
+                  </pic:nvPicPr>
+                  <pic:blipFill>
+                    <a:blip r:embed="rId21"/>
+                    <a:stretch>
+                      <a:fillRect/>
+                    </a:stretch>
+                  </pic:blipFill>
+                  <pic:spPr>
+                    <a:xfrm>
+                      <a:off x="0" y="0"/>
+                      <a:ext cx="2947670" cy="1295400"/>
+                    </a:xfrm>
+                    <a:prstGeom prst="rect">
+                      <a:avLst/>
+                    </a:prstGeom>
+                    <a:noFill/>
+                    <a:ln>
+                      <a:noFill/>
+                    </a:ln>
+                  </pic:spPr>
+                </pic:pic>
+              </a:graphicData>
+            </a:graphic>
+          </wp:inline>
+        </w:drawing>
+      </w:r>
+    </w:p>
+    <w:p>
+      <w:pPr>
+        <w:bidi w:val="0"/>
+        <w:ind w:firstLine="420" w:firstLineChars="0"/>
+        <w:rPr>
+          <w:rFonts w:hint="eastAsia"/>
+          <w:lang w:val="en-US" w:eastAsia="zh-CN"/>
+        </w:rPr>
+      </w:pPr>
+      <w:r>
+        <w:rPr>
+          <w:rFonts w:hint="eastAsia"/>
+          <w:lang w:val="en-US" w:eastAsia="zh-CN"/>
+        </w:rPr>
+        <w:t>devDependencies 就是开发依赖。</w:t>
+      </w:r>
+    </w:p>
+    <w:p>
+      <w:pPr>
+        <w:bidi w:val="0"/>
+        <w:ind w:firstLine="420" w:firstLineChars="0"/>
+        <w:rPr>
+          <w:rFonts w:hint="default"/>
+          <w:lang w:val="en-US" w:eastAsia="zh-CN"/>
+        </w:rPr>
+      </w:pPr>
+      <w:r>
+        <w:rPr>
+          <w:rFonts w:hint="eastAsia"/>
+          <w:lang w:val="en-US" w:eastAsia="zh-CN"/>
+        </w:rPr>
+        <w:t>2.我们就安装了一个vite，怎么这个node_modules下边这么多东西，这是因为vite本身还依赖其他外部库，而其他外部库可能还依赖其他外部库等等，这样套娃最后就有了这么多。</w:t>
+      </w:r>
+    </w:p>
+    <w:p>
+      <w:pPr>
+        <w:bidi w:val="0"/>
+        <w:ind w:firstLine="420" w:firstLineChars="0"/>
+      </w:pPr>
+      <w:r>
+        <w:drawing>
+          <wp:inline distT="0" distB="0" distL="114300" distR="114300">
+            <wp:extent cx="2133600" cy="2188845"/>
+            <wp:effectExtent l="0" t="0" r="0" b="8255"/>
+            <wp:docPr id="17" name="图片 4"/>
+            <wp:cNvGraphicFramePr>
+              <a:graphicFrameLocks xmlns:a="http://schemas.openxmlformats.org/drawingml/2006/main" noChangeAspect="1"/>
+            </wp:cNvGraphicFramePr>
+            <a:graphic xmlns:a="http://schemas.openxmlformats.org/drawingml/2006/main">
+              <a:graphicData uri="http://schemas.openxmlformats.org/drawingml/2006/picture">
+                <pic:pic xmlns:pic="http://schemas.openxmlformats.org/drawingml/2006/picture">
+                  <pic:nvPicPr>
+                    <pic:cNvPr id="17" name="图片 4"/>
+                    <pic:cNvPicPr>
+                      <a:picLocks noChangeAspect="1"/>
+                    </pic:cNvPicPr>
+                  </pic:nvPicPr>
+                  <pic:blipFill>
+                    <a:blip r:embed="rId22"/>
+                    <a:stretch>
+                      <a:fillRect/>
+                    </a:stretch>
+                  </pic:blipFill>
+                  <pic:spPr>
+                    <a:xfrm>
+                      <a:off x="0" y="0"/>
+                      <a:ext cx="2133600" cy="2188845"/>
+                    </a:xfrm>
+                    <a:prstGeom prst="rect">
+                      <a:avLst/>
+                    </a:prstGeom>
+                    <a:noFill/>
+                    <a:ln>
+                      <a:noFill/>
+                    </a:ln>
+                  </pic:spPr>
+                </pic:pic>
+              </a:graphicData>
+            </a:graphic>
+          </wp:inline>
+        </w:drawing>
+      </w:r>
+    </w:p>
+    <w:p>
+      <w:pPr>
+        <w:numPr>
+          <w:ilvl w:val="0"/>
+          <w:numId w:val="3"/>
+        </w:numPr>
+        <w:bidi w:val="0"/>
+        <w:ind w:firstLine="420" w:firstLineChars="0"/>
+        <w:rPr>
+          <w:rFonts w:hint="eastAsia"/>
+          <w:lang w:val="en-US" w:eastAsia="zh-CN"/>
+        </w:rPr>
+      </w:pPr>
+      <w:r>
+        <w:rPr>
+          <w:rFonts w:hint="eastAsia"/>
+          <w:lang w:val="en-US" w:eastAsia="zh-CN"/>
+        </w:rPr>
+        <w:t>此时我们再看package.json我们就会发现，它自动多了这行信息，这也就是验证了我们之前的说法，就是这个package.json包会记录在这个项目中发生的事。</w:t>
+      </w:r>
+    </w:p>
+    <w:p>
+      <w:pPr>
+        <w:numPr>
+          <w:numId w:val="0"/>
+        </w:numPr>
+        <w:bidi w:val="0"/>
+      </w:pPr>
+      <w:r>
+        <w:drawing>
+          <wp:inline distT="0" distB="0" distL="114300" distR="114300">
+            <wp:extent cx="3886835" cy="1868170"/>
+            <wp:effectExtent l="0" t="0" r="12065" b="11430"/>
+            <wp:docPr id="20" name="图片 7"/>
+            <wp:cNvGraphicFramePr>
+              <a:graphicFrameLocks xmlns:a="http://schemas.openxmlformats.org/drawingml/2006/main" noChangeAspect="1"/>
+            </wp:cNvGraphicFramePr>
+            <a:graphic xmlns:a="http://schemas.openxmlformats.org/drawingml/2006/main">
+              <a:graphicData uri="http://schemas.openxmlformats.org/drawingml/2006/picture">
+                <pic:pic xmlns:pic="http://schemas.openxmlformats.org/drawingml/2006/picture">
+                  <pic:nvPicPr>
+                    <pic:cNvPr id="20" name="图片 7"/>
+                    <pic:cNvPicPr>
+                      <a:picLocks noChangeAspect="1"/>
+                    </pic:cNvPicPr>
+                  </pic:nvPicPr>
+                  <pic:blipFill>
+                    <a:blip r:embed="rId23"/>
+                    <a:stretch>
+                      <a:fillRect/>
+                    </a:stretch>
+                  </pic:blipFill>
+                  <pic:spPr>
+                    <a:xfrm>
+                      <a:off x="0" y="0"/>
+                      <a:ext cx="3886835" cy="1868170"/>
+                    </a:xfrm>
+                    <a:prstGeom prst="rect">
+                      <a:avLst/>
+                    </a:prstGeom>
+                    <a:noFill/>
+                    <a:ln>
+                      <a:noFill/>
+                    </a:ln>
+                  </pic:spPr>
+                </pic:pic>
+              </a:graphicData>
+            </a:graphic>
+          </wp:inline>
+        </w:drawing>
+      </w:r>
+    </w:p>
+    <w:p>
+      <w:pPr>
+        <w:pStyle w:val="4"/>
+        <w:bidi w:val="0"/>
+        <w:ind w:left="0" w:leftChars="0" w:firstLine="0" w:firstLineChars="0"/>
+        <w:rPr>
+          <w:rFonts w:hint="eastAsia"/>
+          <w:lang w:val="en-US" w:eastAsia="zh-CN"/>
+        </w:rPr>
+      </w:pPr>
+      <w:r>
+        <w:rPr>
+          <w:rFonts w:hint="eastAsia"/>
+          <w:lang w:val="en-US" w:eastAsia="zh-CN"/>
+        </w:rPr>
+        <w:t>使用vite，开发服务器+打包</w:t>
+      </w:r>
+    </w:p>
+    <w:p>
+      <w:pPr>
+        <w:bidi w:val="0"/>
+        <w:ind w:firstLine="420" w:firstLineChars="0"/>
+        <w:rPr>
+          <w:rFonts w:hint="eastAsia"/>
+          <w:lang w:val="en-US" w:eastAsia="zh-CN"/>
+        </w:rPr>
+      </w:pPr>
+      <w:r>
+        <w:rPr>
+          <w:rFonts w:hint="eastAsia"/>
+          <w:lang w:val="en-US" w:eastAsia="zh-CN"/>
+        </w:rPr>
+        <w:t>好的，现在我们安装好了vite这个工具，我们当然要去使用它。可执行文件在node_modules\vite\bin目录下，进入这个目录执行vite，可以看到一个本地服务器：</w:t>
+      </w:r>
+    </w:p>
+    <w:p>
+      <w:pPr>
+        <w:bidi w:val="0"/>
+        <w:ind w:firstLine="420" w:firstLineChars="0"/>
+      </w:pPr>
+      <w:r>
+        <w:drawing>
+          <wp:inline distT="0" distB="0" distL="114300" distR="114300">
+            <wp:extent cx="2908935" cy="1201420"/>
+            <wp:effectExtent l="0" t="0" r="12065" b="5080"/>
+            <wp:docPr id="21" name="图片 8"/>
+            <wp:cNvGraphicFramePr>
+              <a:graphicFrameLocks xmlns:a="http://schemas.openxmlformats.org/drawingml/2006/main" noChangeAspect="1"/>
+            </wp:cNvGraphicFramePr>
+            <a:graphic xmlns:a="http://schemas.openxmlformats.org/drawingml/2006/main">
+              <a:graphicData uri="http://schemas.openxmlformats.org/drawingml/2006/picture">
+                <pic:pic xmlns:pic="http://schemas.openxmlformats.org/drawingml/2006/picture">
+                  <pic:nvPicPr>
+                    <pic:cNvPr id="21" name="图片 8"/>
+                    <pic:cNvPicPr>
+                      <a:picLocks noChangeAspect="1"/>
+                    </pic:cNvPicPr>
+                  </pic:nvPicPr>
+                  <pic:blipFill>
+                    <a:blip r:embed="rId24"/>
+                    <a:stretch>
+                      <a:fillRect/>
+                    </a:stretch>
+                  </pic:blipFill>
+                  <pic:spPr>
+                    <a:xfrm>
+                      <a:off x="0" y="0"/>
+                      <a:ext cx="2908935" cy="1201420"/>
+                    </a:xfrm>
+                    <a:prstGeom prst="rect">
+                      <a:avLst/>
+                    </a:prstGeom>
+                    <a:noFill/>
+                    <a:ln>
+                      <a:noFill/>
+                    </a:ln>
+                  </pic:spPr>
+                </pic:pic>
+              </a:graphicData>
+            </a:graphic>
+          </wp:inline>
+        </w:drawing>
+      </w:r>
+    </w:p>
+    <w:p>
+      <w:pPr>
+        <w:bidi w:val="0"/>
+        <w:ind w:firstLine="420" w:firstLineChars="0"/>
+        <w:rPr>
+          <w:rFonts w:hint="eastAsia"/>
+          <w:lang w:val="en-US" w:eastAsia="zh-CN"/>
+        </w:rPr>
+      </w:pPr>
+      <w:r>
+        <w:rPr>
+          <w:rFonts w:hint="eastAsia"/>
+          <w:lang w:val="en-US" w:eastAsia="zh-CN"/>
+        </w:rPr>
+        <w:t>这样，我们就无需push-github-pull这套繁琐的流程，而直接在本地服务器上就可以看。而且更改源代码，页面会随时更新。</w:t>
+      </w:r>
+    </w:p>
+    <w:p>
+      <w:pPr>
+        <w:bidi w:val="0"/>
+        <w:ind w:firstLine="420" w:firstLineChars="0"/>
+        <w:rPr>
+          <w:rFonts w:hint="default"/>
+          <w:lang w:val="en-US" w:eastAsia="zh-CN"/>
+        </w:rPr>
+      </w:pPr>
+    </w:p>
+    <w:p>
+      <w:pPr>
+        <w:bidi w:val="0"/>
+        <w:ind w:firstLine="420" w:firstLineChars="0"/>
+        <w:rPr>
+          <w:rFonts w:hint="eastAsia"/>
+          <w:lang w:val="en-US" w:eastAsia="zh-CN"/>
+        </w:rPr>
+      </w:pPr>
+      <w:r>
+        <w:rPr>
+          <w:rFonts w:hint="eastAsia"/>
+          <w:lang w:val="en-US" w:eastAsia="zh-CN"/>
+        </w:rPr>
+        <w:t>注释：</w:t>
+      </w:r>
+    </w:p>
+    <w:p>
+      <w:pPr>
+        <w:bidi w:val="0"/>
+        <w:ind w:firstLine="420" w:firstLineChars="0"/>
+        <w:rPr>
+          <w:rFonts w:hint="eastAsia"/>
+          <w:lang w:val="en-US" w:eastAsia="zh-CN"/>
+        </w:rPr>
+      </w:pPr>
+      <w:r>
+        <w:rPr>
+          <w:rFonts w:hint="eastAsia"/>
+          <w:lang w:val="en-US" w:eastAsia="zh-CN"/>
+        </w:rPr>
+        <w:t>这里自己出现了问题，我第一次操作是在</w:t>
+      </w:r>
+    </w:p>
+    <w:p>
+      <w:pPr>
+        <w:bidi w:val="0"/>
+        <w:ind w:firstLine="420" w:firstLineChars="0"/>
+        <w:rPr>
+          <w:rFonts w:hint="default"/>
+          <w:lang w:val="en-US" w:eastAsia="zh-CN"/>
+        </w:rPr>
+      </w:pPr>
+      <w:r>
+        <w:rPr>
+          <w:rFonts w:hint="default"/>
+          <w:lang w:val="en-US" w:eastAsia="zh-CN"/>
+        </w:rPr>
+        <w:t>C:\Users\10392\zero-to-tech\node_modules\.bin</w:t>
+      </w:r>
+    </w:p>
+    <w:p>
+      <w:pPr>
+        <w:bidi w:val="0"/>
+        <w:ind w:firstLine="420" w:firstLineChars="0"/>
+        <w:rPr>
+          <w:rFonts w:hint="eastAsia"/>
+          <w:lang w:val="en-US" w:eastAsia="zh-CN"/>
+        </w:rPr>
+      </w:pPr>
+      <w:r>
+        <w:rPr>
+          <w:rFonts w:hint="eastAsia"/>
+          <w:lang w:val="en-US" w:eastAsia="zh-CN"/>
+        </w:rPr>
+        <w:t>这个目录下执行的.vite，但是这样启动的话，是找不到入口index.html，为什么呢，因为这个入口放在</w:t>
+      </w:r>
+      <w:r>
+        <w:rPr>
+          <w:rFonts w:hint="default"/>
+          <w:lang w:val="en-US" w:eastAsia="zh-CN"/>
+        </w:rPr>
+        <w:t>C:\Users\10392\zero-to-tech</w:t>
+      </w:r>
+      <w:r>
+        <w:rPr>
+          <w:rFonts w:hint="eastAsia"/>
+          <w:lang w:val="en-US" w:eastAsia="zh-CN"/>
+        </w:rPr>
+        <w:t>目录下，所以我应该在</w:t>
+      </w:r>
+      <w:r>
+        <w:rPr>
+          <w:rFonts w:hint="default"/>
+          <w:lang w:val="en-US" w:eastAsia="zh-CN"/>
+        </w:rPr>
+        <w:t>C:\Users\10392\zero-to-tech</w:t>
+      </w:r>
+      <w:r>
+        <w:rPr>
+          <w:rFonts w:hint="eastAsia"/>
+          <w:lang w:val="en-US" w:eastAsia="zh-CN"/>
+        </w:rPr>
+        <w:t>目录（也就是项目根目录）下，启动</w:t>
+      </w:r>
+    </w:p>
+    <w:p>
+      <w:pPr>
+        <w:bidi w:val="0"/>
+        <w:ind w:firstLine="420" w:firstLineChars="0"/>
+        <w:rPr>
+          <w:rFonts w:hint="eastAsia"/>
+          <w:lang w:val="en-US" w:eastAsia="zh-CN"/>
+        </w:rPr>
+      </w:pPr>
+      <w:r>
+        <w:rPr>
+          <w:rFonts w:hint="default"/>
+          <w:lang w:val="en-US" w:eastAsia="zh-CN"/>
+        </w:rPr>
+        <w:t>./node_modules/.bin/vite</w:t>
+      </w:r>
+      <w:r>
+        <w:rPr>
+          <w:rFonts w:hint="eastAsia"/>
+          <w:lang w:val="en-US" w:eastAsia="zh-CN"/>
+        </w:rPr>
+        <w:t xml:space="preserve"> 命令，这样就能热更新了。</w:t>
+      </w:r>
+    </w:p>
+    <w:p>
+      <w:pPr>
+        <w:bidi w:val="0"/>
+      </w:pPr>
+      <w:r>
+        <w:drawing>
+          <wp:inline distT="0" distB="0" distL="114300" distR="114300">
+            <wp:extent cx="5269865" cy="1343025"/>
+            <wp:effectExtent l="0" t="0" r="635" b="3175"/>
+            <wp:docPr id="22" name="图片 9"/>
+            <wp:cNvGraphicFramePr>
+              <a:graphicFrameLocks xmlns:a="http://schemas.openxmlformats.org/drawingml/2006/main" noChangeAspect="1"/>
+            </wp:cNvGraphicFramePr>
+            <a:graphic xmlns:a="http://schemas.openxmlformats.org/drawingml/2006/main">
+              <a:graphicData uri="http://schemas.openxmlformats.org/drawingml/2006/picture">
+                <pic:pic xmlns:pic="http://schemas.openxmlformats.org/drawingml/2006/picture">
+                  <pic:nvPicPr>
+                    <pic:cNvPr id="22" name="图片 9"/>
+                    <pic:cNvPicPr>
+                      <a:picLocks noChangeAspect="1"/>
+                    </pic:cNvPicPr>
+                  </pic:nvPicPr>
+                  <pic:blipFill>
+                    <a:blip r:embed="rId25"/>
+                    <a:stretch>
+                      <a:fillRect/>
+                    </a:stretch>
+                  </pic:blipFill>
+                  <pic:spPr>
+                    <a:xfrm>
+                      <a:off x="0" y="0"/>
+                      <a:ext cx="5269865" cy="1343025"/>
+                    </a:xfrm>
+                    <a:prstGeom prst="rect">
+                      <a:avLst/>
+                    </a:prstGeom>
+                    <a:noFill/>
+                    <a:ln>
+                      <a:noFill/>
+                    </a:ln>
+                  </pic:spPr>
+                </pic:pic>
+              </a:graphicData>
+            </a:graphic>
+          </wp:inline>
+        </w:drawing>
+      </w:r>
+    </w:p>
+    <w:p>
+      <w:pPr>
+        <w:bidi w:val="0"/>
+      </w:pPr>
+    </w:p>
+    <w:p>
+      <w:pPr>
+        <w:bidi w:val="0"/>
+        <w:ind w:firstLine="420" w:firstLineChars="0"/>
+        <w:rPr>
+          <w:rFonts w:hint="eastAsia"/>
+          <w:lang w:val="en-US" w:eastAsia="zh-CN"/>
+        </w:rPr>
+      </w:pPr>
+      <w:r>
+        <w:rPr>
+          <w:rFonts w:hint="eastAsia"/>
+          <w:lang w:val="en-US" w:eastAsia="zh-CN"/>
+        </w:rPr>
+        <w:t>Ok，到目前为止，我们就解决了第一个痛点。</w:t>
+      </w:r>
+    </w:p>
+    <w:p>
+      <w:pPr>
+        <w:bidi w:val="0"/>
+        <w:ind w:firstLine="420" w:firstLineChars="0"/>
+        <w:rPr>
+          <w:rFonts w:hint="eastAsia"/>
+          <w:lang w:val="en-US" w:eastAsia="zh-CN"/>
+        </w:rPr>
+      </w:pPr>
+      <w:r>
+        <w:rPr>
+          <w:rFonts w:hint="eastAsia"/>
+          <w:lang w:val="en-US" w:eastAsia="zh-CN"/>
+        </w:rPr>
+        <w:t>那第二个痛点怎么解决呢？很简单，那就打包，也就是build</w:t>
+      </w:r>
+    </w:p>
+    <w:p>
+      <w:pPr>
+        <w:bidi w:val="0"/>
+        <w:ind w:firstLine="420" w:firstLineChars="0"/>
+        <w:rPr>
+          <w:rFonts w:hint="default"/>
+          <w:lang w:val="en-US" w:eastAsia="zh-CN"/>
+        </w:rPr>
+      </w:pPr>
+      <w:r>
+        <w:rPr>
+          <w:rFonts w:hint="eastAsia"/>
+          <w:lang w:val="en-US" w:eastAsia="zh-CN"/>
+        </w:rPr>
+        <w:t>在项目根目录下执行命令：.\node_modules\.bin\vite build</w:t>
+      </w:r>
+    </w:p>
+    <w:p>
+      <w:pPr>
+        <w:bidi w:val="0"/>
+        <w:ind w:firstLine="420" w:firstLineChars="0"/>
+      </w:pPr>
+      <w:r>
+        <w:drawing>
+          <wp:inline distT="0" distB="0" distL="114300" distR="114300">
+            <wp:extent cx="5266690" cy="1357630"/>
+            <wp:effectExtent l="0" t="0" r="3810" b="1270"/>
+            <wp:docPr id="23" name="图片 10"/>
+            <wp:cNvGraphicFramePr>
+              <a:graphicFrameLocks xmlns:a="http://schemas.openxmlformats.org/drawingml/2006/main" noChangeAspect="1"/>
+            </wp:cNvGraphicFramePr>
+            <a:graphic xmlns:a="http://schemas.openxmlformats.org/drawingml/2006/main">
+              <a:graphicData uri="http://schemas.openxmlformats.org/drawingml/2006/picture">
+                <pic:pic xmlns:pic="http://schemas.openxmlformats.org/drawingml/2006/picture">
+                  <pic:nvPicPr>
+                    <pic:cNvPr id="23" name="图片 10"/>
+                    <pic:cNvPicPr>
+                      <a:picLocks noChangeAspect="1"/>
+                    </pic:cNvPicPr>
+                  </pic:nvPicPr>
+                  <pic:blipFill>
+                    <a:blip r:embed="rId26"/>
+                    <a:stretch>
+                      <a:fillRect/>
+                    </a:stretch>
+                  </pic:blipFill>
+                  <pic:spPr>
+                    <a:xfrm>
+                      <a:off x="0" y="0"/>
+                      <a:ext cx="5266690" cy="1357630"/>
+                    </a:xfrm>
+                    <a:prstGeom prst="rect">
+                      <a:avLst/>
+                    </a:prstGeom>
+                    <a:noFill/>
+                    <a:ln>
+                      <a:noFill/>
+                    </a:ln>
+                  </pic:spPr>
+                </pic:pic>
+              </a:graphicData>
+            </a:graphic>
+          </wp:inline>
+        </w:drawing>
+      </w:r>
+    </w:p>
+    <w:p>
+      <w:pPr>
+        <w:bidi w:val="0"/>
+        <w:ind w:firstLine="420" w:firstLineChars="0"/>
+        <w:rPr>
+          <w:rFonts w:hint="eastAsia"/>
+          <w:lang w:val="en-US" w:eastAsia="zh-CN"/>
+        </w:rPr>
+      </w:pPr>
+      <w:r>
+        <w:rPr>
+          <w:rFonts w:hint="eastAsia"/>
+          <w:lang w:val="en-US" w:eastAsia="zh-CN"/>
+        </w:rPr>
+        <w:t>可以看到，多了一个dist文件夹，下边有3个东西，为了看的更清楚，我们在vscode中看：</w:t>
+      </w:r>
+    </w:p>
+    <w:p>
+      <w:pPr>
+        <w:bidi w:val="0"/>
+        <w:ind w:firstLine="420" w:firstLineChars="0"/>
+      </w:pPr>
+      <w:r>
+        <w:drawing>
+          <wp:inline distT="0" distB="0" distL="114300" distR="114300">
+            <wp:extent cx="2954020" cy="1064260"/>
+            <wp:effectExtent l="0" t="0" r="5080" b="2540"/>
+            <wp:docPr id="24" name="图片 11"/>
+            <wp:cNvGraphicFramePr>
+              <a:graphicFrameLocks xmlns:a="http://schemas.openxmlformats.org/drawingml/2006/main" noChangeAspect="1"/>
+            </wp:cNvGraphicFramePr>
+            <a:graphic xmlns:a="http://schemas.openxmlformats.org/drawingml/2006/main">
+              <a:graphicData uri="http://schemas.openxmlformats.org/drawingml/2006/picture">
+                <pic:pic xmlns:pic="http://schemas.openxmlformats.org/drawingml/2006/picture">
+                  <pic:nvPicPr>
+                    <pic:cNvPr id="24" name="图片 11"/>
+                    <pic:cNvPicPr>
+                      <a:picLocks noChangeAspect="1"/>
+                    </pic:cNvPicPr>
+                  </pic:nvPicPr>
+                  <pic:blipFill>
+                    <a:blip r:embed="rId27"/>
+                    <a:stretch>
+                      <a:fillRect/>
+                    </a:stretch>
+                  </pic:blipFill>
+                  <pic:spPr>
+                    <a:xfrm>
+                      <a:off x="0" y="0"/>
+                      <a:ext cx="2954020" cy="1064260"/>
+                    </a:xfrm>
+                    <a:prstGeom prst="rect">
+                      <a:avLst/>
+                    </a:prstGeom>
+                    <a:noFill/>
+                    <a:ln>
+                      <a:noFill/>
+                    </a:ln>
+                  </pic:spPr>
+                </pic:pic>
+              </a:graphicData>
+            </a:graphic>
+          </wp:inline>
+        </w:drawing>
+      </w:r>
+    </w:p>
+    <w:p>
+      <w:pPr>
+        <w:bidi w:val="0"/>
+        <w:ind w:firstLine="420" w:firstLineChars="0"/>
+        <w:rPr>
+          <w:rFonts w:hint="eastAsia"/>
+          <w:lang w:val="en-US" w:eastAsia="zh-CN"/>
+        </w:rPr>
+      </w:pPr>
+      <w:r>
+        <w:rPr>
+          <w:rFonts w:hint="eastAsia"/>
+          <w:lang w:val="en-US" w:eastAsia="zh-CN"/>
+        </w:rPr>
+        <w:t>这个dist就是我们最后打包上线的东西，可以看到，我们所有的js文件变成了一个，所有的css文件变成了1个，但是只保留了一个index.html入口，丢失了一个text-lab.html文件（这个问题后边学完react解决），这是因为Vite 打包时默认只认根目录那一个 index.html 作为入口。同时我们可以看到，生成的js和css文件有后缀，这个就是hash映射的后缀，解决了问题三“浏览器缓存”的问题。</w:t>
+      </w:r>
+    </w:p>
+    <w:p>
+      <w:pPr>
+        <w:bidi w:val="0"/>
+        <w:ind w:firstLine="420" w:firstLineChars="0"/>
+        <w:rPr>
+          <w:rFonts w:hint="eastAsia"/>
+          <w:lang w:val="en-US" w:eastAsia="zh-CN"/>
+        </w:rPr>
+      </w:pPr>
+    </w:p>
+    <w:p>
+      <w:pPr>
+        <w:bidi w:val="0"/>
+        <w:ind w:firstLine="420" w:firstLineChars="0"/>
+        <w:rPr>
+          <w:rFonts w:hint="eastAsia"/>
+          <w:lang w:val="en-US" w:eastAsia="zh-CN"/>
+        </w:rPr>
+      </w:pPr>
+      <w:r>
+        <w:rPr>
+          <w:rFonts w:hint="eastAsia"/>
+          <w:lang w:val="en-US" w:eastAsia="zh-CN"/>
+        </w:rPr>
+        <w:t>最后就是上线前，自己先看一眼，我们已经将项目打包成了dist里边的东西，对吧，那我使用preview，启动一个专门为dist服务的服务器，来看一眼。</w:t>
+      </w:r>
+    </w:p>
+    <w:p>
+      <w:pPr>
+        <w:bidi w:val="0"/>
+        <w:ind w:firstLine="420" w:firstLineChars="0"/>
+        <w:rPr>
+          <w:rFonts w:hint="default"/>
+          <w:lang w:val="en-US" w:eastAsia="zh-CN"/>
+        </w:rPr>
+      </w:pPr>
+      <w:r>
+        <w:drawing>
+          <wp:inline distT="0" distB="0" distL="114300" distR="114300">
+            <wp:extent cx="5265420" cy="692785"/>
+            <wp:effectExtent l="0" t="0" r="5080" b="5715"/>
+            <wp:docPr id="25" name="图片 12"/>
+            <wp:cNvGraphicFramePr>
+              <a:graphicFrameLocks xmlns:a="http://schemas.openxmlformats.org/drawingml/2006/main" noChangeAspect="1"/>
+            </wp:cNvGraphicFramePr>
+            <a:graphic xmlns:a="http://schemas.openxmlformats.org/drawingml/2006/main">
+              <a:graphicData uri="http://schemas.openxmlformats.org/drawingml/2006/picture">
+                <pic:pic xmlns:pic="http://schemas.openxmlformats.org/drawingml/2006/picture">
+                  <pic:nvPicPr>
+                    <pic:cNvPr id="25" name="图片 12"/>
+                    <pic:cNvPicPr>
+                      <a:picLocks noChangeAspect="1"/>
+                    </pic:cNvPicPr>
+                  </pic:nvPicPr>
+                  <pic:blipFill>
+                    <a:blip r:embed="rId28"/>
+                    <a:stretch>
+                      <a:fillRect/>
+                    </a:stretch>
+                  </pic:blipFill>
+                  <pic:spPr>
+                    <a:xfrm>
+                      <a:off x="0" y="0"/>
+                      <a:ext cx="5265420" cy="692785"/>
+                    </a:xfrm>
+                    <a:prstGeom prst="rect">
+                      <a:avLst/>
+                    </a:prstGeom>
+                    <a:noFill/>
+                    <a:ln>
+                      <a:noFill/>
+                    </a:ln>
+                  </pic:spPr>
+                </pic:pic>
+              </a:graphicData>
+            </a:graphic>
+          </wp:inline>
+        </w:drawing>
+      </w:r>
+    </w:p>
+    <w:p>
+      <w:pPr>
+        <w:bidi w:val="0"/>
+        <w:ind w:firstLine="420" w:firstLineChars="0"/>
+        <w:rPr>
+          <w:rFonts w:hint="eastAsia"/>
+          <w:lang w:val="en-US" w:eastAsia="zh-CN"/>
+        </w:rPr>
+      </w:pPr>
+      <w:r>
+        <w:rPr>
+          <w:rFonts w:hint="eastAsia"/>
+          <w:lang w:val="en-US" w:eastAsia="zh-CN"/>
+        </w:rPr>
+        <w:t>注意，这里的直接的vite还不一样，我们vite看到的是源代码展示的页面，而vite preview是看到的打包之后，也就dist里看到的页面。</w:t>
+      </w:r>
+    </w:p>
+    <w:p>
+      <w:pPr>
+        <w:numPr>
+          <w:ilvl w:val="0"/>
+          <w:numId w:val="4"/>
+        </w:numPr>
+        <w:bidi w:val="0"/>
+        <w:ind w:left="420" w:leftChars="0" w:hanging="420" w:firstLineChars="0"/>
+        <w:rPr>
+          <w:rFonts w:hint="default"/>
+          <w:lang w:val="en-US" w:eastAsia="zh-CN"/>
+        </w:rPr>
+      </w:pPr>
+      <w:r>
+        <w:rPr>
+          <w:rFonts w:hint="default"/>
+          <w:lang w:val="en-US" w:eastAsia="zh-CN"/>
+        </w:rPr>
+        <w:t>你维护的，是源代码——js/、css/ 那些，文件多、好读、用名字 import。 真正上线运行的，是 dist——文件少、经过压缩、改了名，是浏览器认得的形态。 这是两份不同的东西，别混为一谈。</w:t>
+      </w:r>
+    </w:p>
+    <w:p>
+      <w:pPr>
+        <w:numPr>
+          <w:ilvl w:val="0"/>
+          <w:numId w:val="4"/>
+        </w:numPr>
+        <w:bidi w:val="0"/>
+        <w:ind w:left="420" w:leftChars="0" w:hanging="420" w:firstLineChars="0"/>
+        <w:rPr>
+          <w:rFonts w:hint="default"/>
+          <w:lang w:val="en-US" w:eastAsia="zh-CN"/>
+        </w:rPr>
+      </w:pPr>
+      <w:r>
+        <w:rPr>
+          <w:rFonts w:hint="default"/>
+          <w:lang w:val="en-US" w:eastAsia="zh-CN"/>
+        </w:rPr>
+        <w:t>改网站永远改源代码，然后重新 build。不要手动改 dist 里的文件——下一次 build 就会把它覆盖掉。</w:t>
+      </w:r>
+    </w:p>
+    <w:p>
+      <w:pPr>
+        <w:numPr>
+          <w:ilvl w:val="0"/>
+          <w:numId w:val="4"/>
+        </w:numPr>
+        <w:bidi w:val="0"/>
+        <w:ind w:left="420" w:leftChars="0" w:hanging="420" w:firstLineChars="0"/>
+        <w:rPr>
+          <w:rFonts w:hint="default"/>
+          <w:lang w:val="en-US" w:eastAsia="zh-CN"/>
+        </w:rPr>
+      </w:pPr>
+      <w:r>
+        <w:rPr>
+          <w:rFonts w:hint="default"/>
+          <w:lang w:val="en-US" w:eastAsia="zh-CN"/>
+        </w:rPr>
+        <w:t>dist 才是真正要送上线的那一份。 dev 用于"写代码时"（运行源码 + 热更新，图改得快）；build 产出的 dist 才是"给生产服务器运行的版本"。也就是说——下一个模块（4.6 部署）真正推上线的，正是这种 dist。preview 只是上线前在本地先验一眼。</w:t>
+      </w:r>
+    </w:p>
+    <w:p>
+      <w:pPr>
+        <w:pStyle w:val="4"/>
+        <w:bidi w:val="0"/>
+        <w:ind w:left="0" w:leftChars="0" w:firstLine="0" w:firstLineChars="0"/>
+        <w:rPr>
+          <w:rFonts w:hint="eastAsia"/>
+          <w:lang w:val="en-US" w:eastAsia="zh-CN"/>
+        </w:rPr>
+      </w:pPr>
+      <w:r>
+        <w:rPr>
+          <w:rFonts w:hint="eastAsia"/>
+          <w:lang w:val="en-US" w:eastAsia="zh-CN"/>
+        </w:rPr>
+        <w:t>精简命令，修改package.json命令</w:t>
+      </w:r>
+    </w:p>
+    <w:p>
+      <w:pPr>
+        <w:bidi w:val="0"/>
+        <w:ind w:firstLine="420" w:firstLineChars="0"/>
+        <w:rPr>
+          <w:rFonts w:hint="eastAsia"/>
+          <w:lang w:val="en-US" w:eastAsia="zh-CN"/>
+        </w:rPr>
+      </w:pPr>
+      <w:r>
+        <w:rPr>
+          <w:rFonts w:hint="eastAsia"/>
+          <w:lang w:val="en-US" w:eastAsia="zh-CN"/>
+        </w:rPr>
+        <w:t>每次运行</w:t>
+      </w:r>
+    </w:p>
+    <w:p>
+      <w:pPr>
+        <w:bidi w:val="0"/>
+        <w:ind w:firstLine="420" w:firstLineChars="0"/>
+        <w:rPr>
+          <w:rFonts w:hint="eastAsia"/>
+          <w:lang w:val="en-US" w:eastAsia="zh-CN"/>
+        </w:rPr>
+      </w:pPr>
+      <w:r>
+        <w:rPr>
+          <w:rFonts w:hint="eastAsia"/>
+          <w:lang w:val="en-US" w:eastAsia="zh-CN"/>
+        </w:rPr>
+        <w:t xml:space="preserve">.\node_modules\.bin\vite </w:t>
+      </w:r>
+    </w:p>
+    <w:p>
+      <w:pPr>
+        <w:bidi w:val="0"/>
+        <w:ind w:firstLine="420" w:firstLineChars="0"/>
+        <w:rPr>
+          <w:rFonts w:hint="eastAsia"/>
+          <w:lang w:val="en-US" w:eastAsia="zh-CN"/>
+        </w:rPr>
+      </w:pPr>
+      <w:r>
+        <w:rPr>
+          <w:rFonts w:hint="eastAsia"/>
+          <w:lang w:val="en-US" w:eastAsia="zh-CN"/>
+        </w:rPr>
+        <w:t>.\node_modules\.bin\vite build</w:t>
+      </w:r>
+    </w:p>
+    <w:p>
+      <w:pPr>
+        <w:bidi w:val="0"/>
+        <w:ind w:firstLine="420" w:firstLineChars="0"/>
+        <w:rPr>
+          <w:rFonts w:hint="eastAsia"/>
+          <w:lang w:val="en-US" w:eastAsia="zh-CN"/>
+        </w:rPr>
+      </w:pPr>
+      <w:r>
+        <w:rPr>
+          <w:rFonts w:hint="eastAsia"/>
+          <w:lang w:val="en-US" w:eastAsia="zh-CN"/>
+        </w:rPr>
+        <w:t>.\node_modules\.bin\vite preview</w:t>
+      </w:r>
+    </w:p>
+    <w:p>
+      <w:pPr>
+        <w:bidi w:val="0"/>
+        <w:ind w:firstLine="420" w:firstLineChars="0"/>
+        <w:rPr>
+          <w:rFonts w:hint="eastAsia"/>
+          <w:lang w:val="en-US" w:eastAsia="zh-CN"/>
+        </w:rPr>
+      </w:pPr>
+      <w:r>
+        <w:rPr>
+          <w:rFonts w:hint="eastAsia"/>
+          <w:lang w:val="en-US" w:eastAsia="zh-CN"/>
+        </w:rPr>
+        <w:t>这些命令都太麻烦了，能不能精简一些呢，可以，就在我们package.json的scripts里边添加上如下命令：</w:t>
+      </w:r>
+    </w:p>
+    <w:p>
+      <w:pPr>
+        <w:bidi w:val="0"/>
+        <w:ind w:firstLine="420" w:firstLineChars="0"/>
+        <w:rPr>
+          <w:rFonts w:hint="default"/>
+          <w:lang w:val="en-US" w:eastAsia="zh-CN"/>
+        </w:rPr>
+      </w:pPr>
+      <w:r>
+        <w:rPr>
+          <w:rFonts w:hint="default"/>
+          <w:lang w:val="en-US" w:eastAsia="zh-CN"/>
+        </w:rPr>
+        <w:t xml:space="preserve">  "scripts": {</w:t>
+      </w:r>
+    </w:p>
+    <w:p>
+      <w:pPr>
+        <w:bidi w:val="0"/>
+        <w:ind w:firstLine="420" w:firstLineChars="0"/>
+        <w:rPr>
+          <w:rFonts w:hint="default"/>
+          <w:lang w:val="en-US" w:eastAsia="zh-CN"/>
+        </w:rPr>
+      </w:pPr>
+      <w:r>
+        <w:rPr>
+          <w:rFonts w:hint="default"/>
+          <w:lang w:val="en-US" w:eastAsia="zh-CN"/>
+        </w:rPr>
+        <w:t xml:space="preserve">    "dev": "vite",</w:t>
+      </w:r>
+    </w:p>
+    <w:p>
+      <w:pPr>
+        <w:bidi w:val="0"/>
+        <w:ind w:firstLine="420" w:firstLineChars="0"/>
+        <w:rPr>
+          <w:rFonts w:hint="default"/>
+          <w:lang w:val="en-US" w:eastAsia="zh-CN"/>
+        </w:rPr>
+      </w:pPr>
+      <w:r>
+        <w:rPr>
+          <w:rFonts w:hint="default"/>
+          <w:lang w:val="en-US" w:eastAsia="zh-CN"/>
+        </w:rPr>
+        <w:t xml:space="preserve">    "build": "vite build",</w:t>
+      </w:r>
+    </w:p>
+    <w:p>
+      <w:pPr>
+        <w:bidi w:val="0"/>
+        <w:ind w:firstLine="420" w:firstLineChars="0"/>
+        <w:rPr>
+          <w:rFonts w:hint="default"/>
+          <w:lang w:val="en-US" w:eastAsia="zh-CN"/>
+        </w:rPr>
+      </w:pPr>
+      <w:r>
+        <w:rPr>
+          <w:rFonts w:hint="default"/>
+          <w:lang w:val="en-US" w:eastAsia="zh-CN"/>
+        </w:rPr>
+        <w:t xml:space="preserve">    "preview": "vite preview"</w:t>
+      </w:r>
+    </w:p>
+    <w:p>
+      <w:pPr>
+        <w:bidi w:val="0"/>
+        <w:ind w:firstLine="420" w:firstLineChars="0"/>
+        <w:rPr>
+          <w:rFonts w:hint="default"/>
+          <w:lang w:val="en-US" w:eastAsia="zh-CN"/>
+        </w:rPr>
+      </w:pPr>
+      <w:r>
+        <w:rPr>
+          <w:rFonts w:hint="default"/>
+          <w:lang w:val="en-US" w:eastAsia="zh-CN"/>
+        </w:rPr>
+        <w:t xml:space="preserve">  }</w:t>
+      </w:r>
+    </w:p>
+    <w:p>
+      <w:pPr>
+        <w:bidi w:val="0"/>
+        <w:ind w:firstLine="420" w:firstLineChars="0"/>
+      </w:pPr>
+      <w:r>
+        <w:drawing>
+          <wp:inline distT="0" distB="0" distL="114300" distR="114300">
+            <wp:extent cx="4889500" cy="2694305"/>
+            <wp:effectExtent l="0" t="0" r="0" b="10795"/>
+            <wp:docPr id="26" name="图片 13"/>
+            <wp:cNvGraphicFramePr>
+              <a:graphicFrameLocks xmlns:a="http://schemas.openxmlformats.org/drawingml/2006/main" noChangeAspect="1"/>
+            </wp:cNvGraphicFramePr>
+            <a:graphic xmlns:a="http://schemas.openxmlformats.org/drawingml/2006/main">
+              <a:graphicData uri="http://schemas.openxmlformats.org/drawingml/2006/picture">
+                <pic:pic xmlns:pic="http://schemas.openxmlformats.org/drawingml/2006/picture">
+                  <pic:nvPicPr>
+                    <pic:cNvPr id="26" name="图片 13"/>
+                    <pic:cNvPicPr>
+                      <a:picLocks noChangeAspect="1"/>
+                    </pic:cNvPicPr>
+                  </pic:nvPicPr>
+                  <pic:blipFill>
+                    <a:blip r:embed="rId29"/>
+                    <a:stretch>
+                      <a:fillRect/>
+                    </a:stretch>
+                  </pic:blipFill>
+                  <pic:spPr>
+                    <a:xfrm>
+                      <a:off x="0" y="0"/>
+                      <a:ext cx="4889500" cy="2694305"/>
+                    </a:xfrm>
+                    <a:prstGeom prst="rect">
+                      <a:avLst/>
+                    </a:prstGeom>
+                    <a:noFill/>
+                    <a:ln>
+                      <a:noFill/>
+                    </a:ln>
+                  </pic:spPr>
+                </pic:pic>
+              </a:graphicData>
+            </a:graphic>
+          </wp:inline>
+        </w:drawing>
+      </w:r>
+    </w:p>
+    <w:p>
+      <w:pPr>
+        <w:bidi w:val="0"/>
+        <w:ind w:firstLine="420" w:firstLineChars="0"/>
+        <w:rPr>
+          <w:rFonts w:hint="eastAsia"/>
+          <w:lang w:val="en-US" w:eastAsia="zh-CN"/>
+        </w:rPr>
+      </w:pPr>
+      <w:r>
+        <w:rPr>
+          <w:rFonts w:hint="eastAsia"/>
+          <w:lang w:val="en-US" w:eastAsia="zh-CN"/>
+        </w:rPr>
+        <w:t>以后我们执行命令的时候，就直接：</w:t>
+      </w:r>
+    </w:p>
+    <w:p>
+      <w:pPr>
+        <w:bidi w:val="0"/>
+        <w:ind w:firstLine="420" w:firstLineChars="0"/>
+        <w:rPr>
+          <w:rFonts w:hint="default"/>
+          <w:lang w:val="en-US" w:eastAsia="zh-CN"/>
+        </w:rPr>
+      </w:pPr>
+      <w:r>
+        <w:rPr>
+          <w:rFonts w:hint="default"/>
+          <w:lang w:val="en-US" w:eastAsia="zh-CN"/>
+        </w:rPr>
+        <w:t>npm run dev       = ./node_modules/.bin/vite</w:t>
+      </w:r>
+    </w:p>
+    <w:p>
+      <w:pPr>
+        <w:bidi w:val="0"/>
+        <w:ind w:firstLine="420" w:firstLineChars="0"/>
+        <w:rPr>
+          <w:rFonts w:hint="default"/>
+          <w:lang w:val="en-US" w:eastAsia="zh-CN"/>
+        </w:rPr>
+      </w:pPr>
+      <w:r>
+        <w:rPr>
+          <w:rFonts w:hint="default"/>
+          <w:lang w:val="en-US" w:eastAsia="zh-CN"/>
+        </w:rPr>
+        <w:t>npm run build     = ./node_modules/.bin/vite build</w:t>
+      </w:r>
+    </w:p>
+    <w:p>
+      <w:pPr>
+        <w:bidi w:val="0"/>
+        <w:ind w:firstLine="420" w:firstLineChars="0"/>
+        <w:rPr>
+          <w:rFonts w:hint="default"/>
+          <w:lang w:val="en-US" w:eastAsia="zh-CN"/>
+        </w:rPr>
+      </w:pPr>
+      <w:r>
+        <w:rPr>
+          <w:rFonts w:hint="default"/>
+          <w:lang w:val="en-US" w:eastAsia="zh-CN"/>
+        </w:rPr>
+        <w:t>npm run preview   = ./node_modules/.bin/vite preview</w:t>
+      </w:r>
+    </w:p>
+    <w:p>
+      <w:pPr>
+        <w:bidi w:val="0"/>
+        <w:ind w:firstLine="420" w:firstLineChars="0"/>
+        <w:rPr>
+          <w:rFonts w:hint="default"/>
+          <w:lang w:val="en-US" w:eastAsia="zh-CN"/>
+        </w:rPr>
+      </w:pPr>
+    </w:p>
+    <w:p>
+      <w:pPr>
+        <w:bidi w:val="0"/>
+        <w:ind w:firstLine="420" w:firstLineChars="0"/>
+        <w:rPr>
+          <w:rFonts w:hint="default"/>
+          <w:lang w:val="en-US" w:eastAsia="zh-CN"/>
+        </w:rPr>
+      </w:pPr>
+      <w:r>
+        <w:rPr>
+          <w:rFonts w:hint="default"/>
+          <w:lang w:val="en-US" w:eastAsia="zh-CN"/>
+        </w:rPr>
+        <w:t>npm run xxx 的意思是"运行 scripts 里那个叫 xxx 的命令"。运行时，它会先去 node_modules/.bin 里查找有没有对应的命令——因为那里正好有 vite，所以这里写 vite 就行，不必写全路径。</w:t>
+      </w:r>
+    </w:p>
+    <w:p>
+      <w:pPr>
+        <w:bidi w:val="0"/>
+        <w:ind w:firstLine="420" w:firstLineChars="0"/>
+        <w:rPr>
+          <w:rFonts w:hint="eastAsia"/>
+          <w:lang w:val="en-US" w:eastAsia="zh-CN"/>
+        </w:rPr>
+      </w:pPr>
+      <w:r>
+        <w:rPr>
+          <w:rFonts w:hint="eastAsia"/>
+          <w:lang w:val="en-US" w:eastAsia="zh-CN"/>
+        </w:rPr>
+        <w:t>这里的dev build preview都是我们自定义的东西，可以自定义更换，但是最最好就保持这样，因为这是大家默认约定俗成的东西。</w:t>
+      </w:r>
+    </w:p>
+    <w:p>
+      <w:pPr>
+        <w:pStyle w:val="4"/>
+        <w:bidi w:val="0"/>
+        <w:ind w:left="0" w:leftChars="0" w:firstLine="0" w:firstLineChars="0"/>
+        <w:rPr>
+          <w:rFonts w:hint="eastAsia"/>
+          <w:lang w:val="en-US" w:eastAsia="zh-CN"/>
+        </w:rPr>
+      </w:pPr>
+      <w:r>
+        <w:rPr>
+          <w:rFonts w:hint="eastAsia"/>
+          <w:lang w:val="en-US" w:eastAsia="zh-CN"/>
+        </w:rPr>
+        <w:t>搞清楚什么该提交，什么不该提交</w:t>
+      </w:r>
+    </w:p>
+    <w:p>
+      <w:pPr>
+        <w:bidi w:val="0"/>
+        <w:ind w:firstLine="420" w:firstLineChars="0"/>
+        <w:rPr>
+          <w:rFonts w:hint="eastAsia"/>
+          <w:lang w:val="en-US" w:eastAsia="zh-CN"/>
+        </w:rPr>
+      </w:pPr>
+      <w:r>
+        <w:rPr>
+          <w:rFonts w:hint="eastAsia"/>
+          <w:lang w:val="en-US" w:eastAsia="zh-CN"/>
+        </w:rPr>
+        <w:t>你看，我们经过了一番操作，多出了几个文件：</w:t>
+      </w:r>
+    </w:p>
+    <w:p>
+      <w:pPr>
+        <w:bidi w:val="0"/>
+        <w:ind w:firstLine="420" w:firstLineChars="0"/>
+        <w:rPr>
+          <w:rFonts w:hint="eastAsia"/>
+          <w:lang w:val="en-US" w:eastAsia="zh-CN"/>
+        </w:rPr>
+      </w:pPr>
+      <w:r>
+        <w:rPr>
+          <w:rFonts w:hint="eastAsia"/>
+          <w:lang w:val="en-US" w:eastAsia="zh-CN"/>
+        </w:rPr>
+        <w:t>dist</w:t>
+      </w:r>
+    </w:p>
+    <w:p>
+      <w:pPr>
+        <w:bidi w:val="0"/>
+        <w:ind w:firstLine="420" w:firstLineChars="0"/>
+        <w:rPr>
+          <w:rFonts w:hint="default"/>
+          <w:lang w:val="en-US" w:eastAsia="zh-CN"/>
+        </w:rPr>
+      </w:pPr>
+      <w:r>
+        <w:rPr>
+          <w:rFonts w:hint="default"/>
+          <w:lang w:val="en-US" w:eastAsia="zh-CN"/>
+        </w:rPr>
+        <w:t>node_modules</w:t>
+      </w:r>
+    </w:p>
+    <w:p>
+      <w:pPr>
+        <w:bidi w:val="0"/>
+        <w:ind w:firstLine="420" w:firstLineChars="0"/>
+        <w:rPr>
+          <w:rFonts w:hint="default"/>
+          <w:lang w:val="en-US" w:eastAsia="zh-CN"/>
+        </w:rPr>
+      </w:pPr>
+      <w:r>
+        <w:rPr>
+          <w:rFonts w:hint="default"/>
+          <w:lang w:val="en-US" w:eastAsia="zh-CN"/>
+        </w:rPr>
+        <w:t>package-lock.json</w:t>
+      </w:r>
+    </w:p>
+    <w:p>
+      <w:pPr>
+        <w:bidi w:val="0"/>
+        <w:ind w:firstLine="420" w:firstLineChars="0"/>
+        <w:rPr>
+          <w:rFonts w:hint="default"/>
+          <w:lang w:val="en-US" w:eastAsia="zh-CN"/>
+        </w:rPr>
+      </w:pPr>
+      <w:r>
+        <w:rPr>
+          <w:rFonts w:hint="default"/>
+          <w:lang w:val="en-US" w:eastAsia="zh-CN"/>
+        </w:rPr>
+        <w:t>package.json</w:t>
+      </w:r>
+    </w:p>
+    <w:p>
+      <w:pPr>
+        <w:bidi w:val="0"/>
+        <w:ind w:firstLine="420" w:firstLineChars="0"/>
+        <w:rPr>
+          <w:rFonts w:hint="default"/>
+          <w:lang w:val="en-US" w:eastAsia="zh-CN"/>
+        </w:rPr>
+      </w:pPr>
+    </w:p>
+    <w:p>
+      <w:pPr>
+        <w:bidi w:val="0"/>
+        <w:ind w:firstLine="420" w:firstLineChars="0"/>
+        <w:rPr>
+          <w:rFonts w:hint="eastAsia"/>
+          <w:lang w:val="en-US" w:eastAsia="zh-CN"/>
+        </w:rPr>
+      </w:pPr>
+      <w:r>
+        <w:rPr>
+          <w:rFonts w:hint="eastAsia"/>
+          <w:lang w:val="en-US" w:eastAsia="zh-CN"/>
+        </w:rPr>
+        <w:t>其中，</w:t>
+      </w:r>
+      <w:r>
+        <w:rPr>
+          <w:rFonts w:hint="default"/>
+          <w:lang w:val="en-US" w:eastAsia="zh-CN"/>
+        </w:rPr>
+        <w:t>node_modules</w:t>
+      </w:r>
+      <w:r>
+        <w:rPr>
+          <w:rFonts w:hint="eastAsia"/>
+          <w:lang w:val="en-US" w:eastAsia="zh-CN"/>
+        </w:rPr>
+        <w:t>这玩意，我们可以依据</w:t>
+      </w:r>
+      <w:r>
+        <w:rPr>
+          <w:rFonts w:hint="default"/>
+          <w:lang w:val="en-US" w:eastAsia="zh-CN"/>
+        </w:rPr>
+        <w:t>package-lock.json</w:t>
+      </w:r>
+      <w:r>
+        <w:rPr>
+          <w:rFonts w:hint="eastAsia"/>
+          <w:lang w:val="en-US" w:eastAsia="zh-CN"/>
+        </w:rPr>
+        <w:t>和</w:t>
+      </w:r>
+      <w:r>
+        <w:rPr>
+          <w:rFonts w:hint="default"/>
+          <w:lang w:val="en-US" w:eastAsia="zh-CN"/>
+        </w:rPr>
+        <w:t>package.json</w:t>
+      </w:r>
+      <w:r>
+        <w:rPr>
+          <w:rFonts w:hint="eastAsia"/>
+          <w:lang w:val="en-US" w:eastAsia="zh-CN"/>
+        </w:rPr>
+        <w:t>这两个东西，执行npm install来得到，而dist，我们则可以npm run build，即重新构建来得到上线的包。</w:t>
+      </w:r>
+    </w:p>
+    <w:p>
+      <w:pPr>
+        <w:bidi w:val="0"/>
+        <w:ind w:firstLine="420" w:firstLineChars="0"/>
+        <w:rPr>
+          <w:rFonts w:hint="eastAsia"/>
+          <w:lang w:val="en-US" w:eastAsia="zh-CN"/>
+        </w:rPr>
+      </w:pPr>
+      <w:r>
+        <w:rPr>
+          <w:rFonts w:hint="eastAsia"/>
+          <w:lang w:val="en-US" w:eastAsia="zh-CN"/>
+        </w:rPr>
+        <w:t>所以我们需要把</w:t>
+      </w:r>
+      <w:r>
+        <w:rPr>
+          <w:rFonts w:hint="default"/>
+          <w:lang w:val="en-US" w:eastAsia="zh-CN"/>
+        </w:rPr>
+        <w:t>node_modules</w:t>
+      </w:r>
+      <w:r>
+        <w:rPr>
+          <w:rFonts w:hint="eastAsia"/>
+          <w:lang w:val="en-US" w:eastAsia="zh-CN"/>
+        </w:rPr>
+        <w:t>和dist这两个大的东西，放到.gitignore里边：</w:t>
+      </w:r>
+    </w:p>
+    <w:p>
+      <w:pPr>
+        <w:bidi w:val="0"/>
+        <w:ind w:firstLine="420" w:firstLineChars="0"/>
+      </w:pPr>
+      <w:r>
+        <w:drawing>
+          <wp:inline distT="0" distB="0" distL="114300" distR="114300">
+            <wp:extent cx="5268595" cy="1871980"/>
+            <wp:effectExtent l="0" t="0" r="1905" b="7620"/>
+            <wp:docPr id="27" name="图片 14"/>
+            <wp:cNvGraphicFramePr>
+              <a:graphicFrameLocks xmlns:a="http://schemas.openxmlformats.org/drawingml/2006/main" noChangeAspect="1"/>
+            </wp:cNvGraphicFramePr>
+            <a:graphic xmlns:a="http://schemas.openxmlformats.org/drawingml/2006/main">
+              <a:graphicData uri="http://schemas.openxmlformats.org/drawingml/2006/picture">
+                <pic:pic xmlns:pic="http://schemas.openxmlformats.org/drawingml/2006/picture">
+                  <pic:nvPicPr>
+                    <pic:cNvPr id="27" name="图片 14"/>
+                    <pic:cNvPicPr>
+                      <a:picLocks noChangeAspect="1"/>
+                    </pic:cNvPicPr>
+                  </pic:nvPicPr>
+                  <pic:blipFill>
+                    <a:blip r:embed="rId30"/>
+                    <a:stretch>
+                      <a:fillRect/>
+                    </a:stretch>
+                  </pic:blipFill>
+                  <pic:spPr>
+                    <a:xfrm>
+                      <a:off x="0" y="0"/>
+                      <a:ext cx="5268595" cy="1871980"/>
+                    </a:xfrm>
+                    <a:prstGeom prst="rect">
+                      <a:avLst/>
+                    </a:prstGeom>
+                    <a:noFill/>
+                    <a:ln>
+                      <a:noFill/>
+                    </a:ln>
+                  </pic:spPr>
+                </pic:pic>
+              </a:graphicData>
+            </a:graphic>
+          </wp:inline>
+        </w:drawing>
+      </w:r>
+    </w:p>
+    <w:p>
+      <w:pPr>
+        <w:pStyle w:val="4"/>
+        <w:bidi w:val="0"/>
+        <w:ind w:left="0" w:leftChars="0" w:firstLine="0" w:firstLineChars="0"/>
+        <w:rPr>
+          <w:rFonts w:hint="eastAsia"/>
+          <w:lang w:val="en-US" w:eastAsia="zh-CN"/>
+        </w:rPr>
+      </w:pPr>
+      <w:r>
+        <w:rPr>
+          <w:rFonts w:hint="eastAsia"/>
+          <w:lang w:val="en-US" w:eastAsia="zh-CN"/>
+        </w:rPr>
+        <w:t>最后解决依赖别人的问题</w:t>
+      </w:r>
+    </w:p>
+    <w:p>
+      <w:pPr>
+        <w:bidi w:val="0"/>
+        <w:ind w:firstLine="420" w:firstLineChars="0"/>
+        <w:rPr>
+          <w:rFonts w:hint="eastAsia"/>
+          <w:lang w:val="en-US" w:eastAsia="zh-CN"/>
+        </w:rPr>
+      </w:pPr>
+      <w:r>
+        <w:rPr>
+          <w:rFonts w:hint="eastAsia"/>
+          <w:lang w:val="en-US" w:eastAsia="zh-CN"/>
+        </w:rPr>
+        <w:t>回顾之前的文件，我们发现在cards.js和score.js里，我们依旧是有外部的别人的依赖</w:t>
+      </w:r>
+    </w:p>
+    <w:p>
+      <w:pPr>
+        <w:bidi w:val="0"/>
+        <w:ind w:firstLine="420" w:firstLineChars="0"/>
+      </w:pPr>
+      <w:r>
+        <w:drawing>
+          <wp:inline distT="0" distB="0" distL="114300" distR="114300">
+            <wp:extent cx="5262880" cy="883285"/>
+            <wp:effectExtent l="0" t="0" r="7620" b="5715"/>
+            <wp:docPr id="29" name="图片 16"/>
+            <wp:cNvGraphicFramePr>
+              <a:graphicFrameLocks xmlns:a="http://schemas.openxmlformats.org/drawingml/2006/main" noChangeAspect="1"/>
+            </wp:cNvGraphicFramePr>
+            <a:graphic xmlns:a="http://schemas.openxmlformats.org/drawingml/2006/main">
+              <a:graphicData uri="http://schemas.openxmlformats.org/drawingml/2006/picture">
+                <pic:pic xmlns:pic="http://schemas.openxmlformats.org/drawingml/2006/picture">
+                  <pic:nvPicPr>
+                    <pic:cNvPr id="29" name="图片 16"/>
+                    <pic:cNvPicPr>
+                      <a:picLocks noChangeAspect="1"/>
+                    </pic:cNvPicPr>
+                  </pic:nvPicPr>
+                  <pic:blipFill>
+                    <a:blip r:embed="rId31"/>
+                    <a:stretch>
+                      <a:fillRect/>
+                    </a:stretch>
+                  </pic:blipFill>
+                  <pic:spPr>
+                    <a:xfrm>
+                      <a:off x="0" y="0"/>
+                      <a:ext cx="5262880" cy="883285"/>
+                    </a:xfrm>
+                    <a:prstGeom prst="rect">
+                      <a:avLst/>
+                    </a:prstGeom>
+                    <a:noFill/>
+                    <a:ln>
+                      <a:noFill/>
+                    </a:ln>
+                  </pic:spPr>
+                </pic:pic>
+              </a:graphicData>
+            </a:graphic>
+          </wp:inline>
+        </w:drawing>
+      </w:r>
+    </w:p>
+    <w:p>
+      <w:pPr>
+        <w:bidi w:val="0"/>
+        <w:ind w:firstLine="420" w:firstLineChars="0"/>
+      </w:pPr>
+      <w:r>
+        <w:drawing>
+          <wp:inline distT="0" distB="0" distL="114300" distR="114300">
+            <wp:extent cx="5273675" cy="1130300"/>
+            <wp:effectExtent l="0" t="0" r="9525" b="0"/>
+            <wp:docPr id="30" name="图片 17"/>
+            <wp:cNvGraphicFramePr>
+              <a:graphicFrameLocks xmlns:a="http://schemas.openxmlformats.org/drawingml/2006/main" noChangeAspect="1"/>
+            </wp:cNvGraphicFramePr>
+            <a:graphic xmlns:a="http://schemas.openxmlformats.org/drawingml/2006/main">
+              <a:graphicData uri="http://schemas.openxmlformats.org/drawingml/2006/picture">
+                <pic:pic xmlns:pic="http://schemas.openxmlformats.org/drawingml/2006/picture">
+                  <pic:nvPicPr>
+                    <pic:cNvPr id="30" name="图片 17"/>
+                    <pic:cNvPicPr>
+                      <a:picLocks noChangeAspect="1"/>
+                    </pic:cNvPicPr>
+                  </pic:nvPicPr>
+                  <pic:blipFill>
+                    <a:blip r:embed="rId32"/>
+                    <a:stretch>
+                      <a:fillRect/>
+                    </a:stretch>
+                  </pic:blipFill>
+                  <pic:spPr>
+                    <a:xfrm>
+                      <a:off x="0" y="0"/>
+                      <a:ext cx="5273675" cy="1130300"/>
+                    </a:xfrm>
+                    <a:prstGeom prst="rect">
+                      <a:avLst/>
+                    </a:prstGeom>
+                    <a:noFill/>
+                    <a:ln>
+                      <a:noFill/>
+                    </a:ln>
+                  </pic:spPr>
+                </pic:pic>
+              </a:graphicData>
+            </a:graphic>
+          </wp:inline>
+        </w:drawing>
+      </w:r>
+    </w:p>
+    <w:p>
+      <w:pPr>
+        <w:bidi w:val="0"/>
+        <w:ind w:firstLine="420" w:firstLineChars="0"/>
+        <w:rPr>
+          <w:rFonts w:hint="eastAsia"/>
+          <w:lang w:val="en-US" w:eastAsia="zh-CN"/>
+        </w:rPr>
+      </w:pPr>
+      <w:r>
+        <w:rPr>
+          <w:rFonts w:hint="eastAsia"/>
+          <w:lang w:val="en-US" w:eastAsia="zh-CN"/>
+        </w:rPr>
+        <w:t>万一这个链接不可用，或者别人更新这个用不了了怎么办？</w:t>
+      </w:r>
+    </w:p>
+    <w:p>
+      <w:pPr>
+        <w:bidi w:val="0"/>
+        <w:ind w:firstLine="420" w:firstLineChars="0"/>
+        <w:rPr>
+          <w:rFonts w:hint="eastAsia"/>
+          <w:lang w:val="en-US" w:eastAsia="zh-CN"/>
+        </w:rPr>
+      </w:pPr>
+      <w:r>
+        <w:rPr>
+          <w:rFonts w:hint="eastAsia"/>
+          <w:lang w:val="en-US" w:eastAsia="zh-CN"/>
+        </w:rPr>
+        <w:t>既然有了npm，那我们就直接把它下载到本地呗，不再依赖外部。</w:t>
+      </w:r>
+    </w:p>
+    <w:p>
+      <w:pPr>
+        <w:bidi w:val="0"/>
+        <w:ind w:firstLine="420" w:firstLineChars="0"/>
+        <w:rPr>
+          <w:rFonts w:hint="eastAsia"/>
+          <w:lang w:val="en-US" w:eastAsia="zh-CN"/>
+        </w:rPr>
+      </w:pPr>
+      <w:r>
+        <w:rPr>
+          <w:rFonts w:hint="eastAsia"/>
+          <w:lang w:val="en-US" w:eastAsia="zh-CN"/>
+        </w:rPr>
+        <w:t>执行：npm install animejs</w:t>
+      </w:r>
+    </w:p>
+    <w:p>
+      <w:pPr>
+        <w:bidi w:val="0"/>
+        <w:ind w:firstLine="420" w:firstLineChars="0"/>
+        <w:rPr>
+          <w:rFonts w:hint="eastAsia"/>
+          <w:lang w:val="en-US" w:eastAsia="zh-CN"/>
+        </w:rPr>
+      </w:pPr>
+      <w:r>
+        <w:rPr>
+          <w:rFonts w:hint="eastAsia"/>
+          <w:lang w:val="en-US" w:eastAsia="zh-CN"/>
+        </w:rPr>
+        <w:t>同时把上边两个链接直接改成animejs即可。</w:t>
+      </w:r>
+    </w:p>
+    <w:p>
+      <w:pPr>
+        <w:bidi w:val="0"/>
+        <w:ind w:firstLine="420" w:firstLineChars="0"/>
+      </w:pPr>
+      <w:r>
+        <w:drawing>
+          <wp:inline distT="0" distB="0" distL="114300" distR="114300">
+            <wp:extent cx="4794250" cy="998855"/>
+            <wp:effectExtent l="0" t="0" r="6350" b="4445"/>
+            <wp:docPr id="31" name="图片 18"/>
+            <wp:cNvGraphicFramePr>
+              <a:graphicFrameLocks xmlns:a="http://schemas.openxmlformats.org/drawingml/2006/main" noChangeAspect="1"/>
+            </wp:cNvGraphicFramePr>
+            <a:graphic xmlns:a="http://schemas.openxmlformats.org/drawingml/2006/main">
+              <a:graphicData uri="http://schemas.openxmlformats.org/drawingml/2006/picture">
+                <pic:pic xmlns:pic="http://schemas.openxmlformats.org/drawingml/2006/picture">
+                  <pic:nvPicPr>
+                    <pic:cNvPr id="31" name="图片 18"/>
+                    <pic:cNvPicPr>
+                      <a:picLocks noChangeAspect="1"/>
+                    </pic:cNvPicPr>
+                  </pic:nvPicPr>
+                  <pic:blipFill>
+                    <a:blip r:embed="rId33"/>
+                    <a:stretch>
+                      <a:fillRect/>
+                    </a:stretch>
+                  </pic:blipFill>
+                  <pic:spPr>
+                    <a:xfrm>
+                      <a:off x="0" y="0"/>
+                      <a:ext cx="4794250" cy="998855"/>
+                    </a:xfrm>
+                    <a:prstGeom prst="rect">
+                      <a:avLst/>
+                    </a:prstGeom>
+                    <a:noFill/>
+                    <a:ln>
+                      <a:noFill/>
+                    </a:ln>
+                  </pic:spPr>
+                </pic:pic>
+              </a:graphicData>
+            </a:graphic>
+          </wp:inline>
+        </w:drawing>
+      </w:r>
+    </w:p>
+    <w:p>
+      <w:pPr>
+        <w:bidi w:val="0"/>
+        <w:ind w:firstLine="420" w:firstLineChars="0"/>
+      </w:pPr>
+      <w:r>
+        <w:drawing>
+          <wp:inline distT="0" distB="0" distL="114300" distR="114300">
+            <wp:extent cx="4839970" cy="1153160"/>
+            <wp:effectExtent l="0" t="0" r="11430" b="2540"/>
+            <wp:docPr id="32" name="图片 19"/>
+            <wp:cNvGraphicFramePr>
+              <a:graphicFrameLocks xmlns:a="http://schemas.openxmlformats.org/drawingml/2006/main" noChangeAspect="1"/>
+            </wp:cNvGraphicFramePr>
+            <a:graphic xmlns:a="http://schemas.openxmlformats.org/drawingml/2006/main">
+              <a:graphicData uri="http://schemas.openxmlformats.org/drawingml/2006/picture">
+                <pic:pic xmlns:pic="http://schemas.openxmlformats.org/drawingml/2006/picture">
+                  <pic:nvPicPr>
+                    <pic:cNvPr id="32" name="图片 19"/>
+                    <pic:cNvPicPr>
+                      <a:picLocks noChangeAspect="1"/>
+                    </pic:cNvPicPr>
+                  </pic:nvPicPr>
+                  <pic:blipFill>
+                    <a:blip r:embed="rId34"/>
+                    <a:stretch>
+                      <a:fillRect/>
+                    </a:stretch>
+                  </pic:blipFill>
+                  <pic:spPr>
+                    <a:xfrm>
+                      <a:off x="0" y="0"/>
+                      <a:ext cx="4839970" cy="1153160"/>
+                    </a:xfrm>
+                    <a:prstGeom prst="rect">
+                      <a:avLst/>
+                    </a:prstGeom>
+                    <a:noFill/>
+                    <a:ln>
+                      <a:noFill/>
+                    </a:ln>
+                  </pic:spPr>
+                </pic:pic>
+              </a:graphicData>
+            </a:graphic>
+          </wp:inline>
+        </w:drawing>
+      </w:r>
+    </w:p>
+    <w:p>
+      <w:pPr>
+        <w:bidi w:val="0"/>
+        <w:ind w:firstLine="420" w:firstLineChars="0"/>
+        <w:rPr>
+          <w:rFonts w:hint="eastAsia"/>
+          <w:lang w:val="en-US" w:eastAsia="zh-CN"/>
+        </w:rPr>
+      </w:pPr>
+      <w:r>
+        <w:rPr>
+          <w:rFonts w:hint="eastAsia"/>
+          <w:lang w:val="en-US" w:eastAsia="zh-CN"/>
+        </w:rPr>
+        <w:t>最后别忘了，这只是我们本地处理，我们打包上线的可不是这个，而是dist里的东西，所以别忘记，npm run build，让它重新生成一份dist。</w:t>
+      </w:r>
+    </w:p>
+    <w:p>
+      <w:pPr>
+        <w:bidi w:val="0"/>
+        <w:ind w:firstLine="420" w:firstLineChars="0"/>
+        <w:rPr>
+          <w:rFonts w:hint="default"/>
+          <w:lang w:val="en-US" w:eastAsia="zh-CN"/>
+        </w:rPr>
+      </w:pPr>
+      <w:r>
+        <w:rPr>
+          <w:rFonts w:hint="eastAsia"/>
+          <w:lang w:val="en-US" w:eastAsia="zh-CN"/>
+        </w:rPr>
+        <w:t>修改完之后，我们发现，package.json多出来了一行依赖，这也就是我们说的，此时的animejs就是“砖”，而vite就是“脚手架”。</w:t>
+      </w:r>
+    </w:p>
+    <w:p>
+      <w:pPr>
+        <w:bidi w:val="0"/>
+        <w:ind w:firstLine="420" w:firstLineChars="0"/>
+      </w:pPr>
+      <w:r>
+        <w:drawing>
+          <wp:inline distT="0" distB="0" distL="114300" distR="114300">
+            <wp:extent cx="5273675" cy="2901950"/>
+            <wp:effectExtent l="0" t="0" r="9525" b="6350"/>
+            <wp:docPr id="33" name="图片 20"/>
+            <wp:cNvGraphicFramePr>
+              <a:graphicFrameLocks xmlns:a="http://schemas.openxmlformats.org/drawingml/2006/main" noChangeAspect="1"/>
+            </wp:cNvGraphicFramePr>
+            <a:graphic xmlns:a="http://schemas.openxmlformats.org/drawingml/2006/main">
+              <a:graphicData uri="http://schemas.openxmlformats.org/drawingml/2006/picture">
+                <pic:pic xmlns:pic="http://schemas.openxmlformats.org/drawingml/2006/picture">
+                  <pic:nvPicPr>
+                    <pic:cNvPr id="33" name="图片 20"/>
+                    <pic:cNvPicPr>
+                      <a:picLocks noChangeAspect="1"/>
+                    </pic:cNvPicPr>
+                  </pic:nvPicPr>
+                  <pic:blipFill>
+                    <a:blip r:embed="rId35"/>
+                    <a:stretch>
+                      <a:fillRect/>
+                    </a:stretch>
+                  </pic:blipFill>
+                  <pic:spPr>
+                    <a:xfrm>
+                      <a:off x="0" y="0"/>
+                      <a:ext cx="5273675" cy="2901950"/>
+                    </a:xfrm>
+                    <a:prstGeom prst="rect">
+                      <a:avLst/>
+                    </a:prstGeom>
+                    <a:noFill/>
+                    <a:ln>
+                      <a:noFill/>
+                    </a:ln>
+                  </pic:spPr>
+                </pic:pic>
+              </a:graphicData>
+            </a:graphic>
+          </wp:inline>
+        </w:drawing>
+      </w:r>
+    </w:p>
+    <w:p>
+      <w:pPr>
+        <w:pStyle w:val="4"/>
+        <w:bidi w:val="0"/>
+        <w:rPr>
+          <w:rFonts w:hint="default"/>
+          <w:lang w:val="en-US" w:eastAsia="zh-CN"/>
+        </w:rPr>
+      </w:pPr>
+      <w:r>
+        <w:rPr>
+          <w:rFonts w:hint="eastAsia"/>
+          <w:lang w:val="en-US" w:eastAsia="zh-CN"/>
+        </w:rPr>
+        <w:t>收尾</w:t>
+      </w:r>
+    </w:p>
+    <w:p>
+      <w:pPr>
+        <w:rPr>
+          <w:rFonts w:hint="eastAsia"/>
+          <w:lang w:val="en-US" w:eastAsia="zh-CN"/>
+        </w:rPr>
+      </w:pPr>
+      <w:r>
+        <w:rPr>
+          <w:rFonts w:hint="eastAsia"/>
+          <w:lang w:val="en-US" w:eastAsia="zh-CN"/>
+        </w:rPr>
+        <w:t>最后，用老师的话来收尾：</w:t>
+      </w:r>
+    </w:p>
+    <w:p>
+      <w:r>
+        <w:drawing>
+          <wp:inline distT="0" distB="0" distL="114300" distR="114300">
+            <wp:extent cx="5262880" cy="3526155"/>
+            <wp:effectExtent l="0" t="0" r="7620" b="4445"/>
+            <wp:docPr id="34" name="图片 21"/>
+            <wp:cNvGraphicFramePr>
+              <a:graphicFrameLocks xmlns:a="http://schemas.openxmlformats.org/drawingml/2006/main" noChangeAspect="1"/>
+            </wp:cNvGraphicFramePr>
+            <a:graphic xmlns:a="http://schemas.openxmlformats.org/drawingml/2006/main">
+              <a:graphicData uri="http://schemas.openxmlformats.org/drawingml/2006/picture">
+                <pic:pic xmlns:pic="http://schemas.openxmlformats.org/drawingml/2006/picture">
+                  <pic:nvPicPr>
+                    <pic:cNvPr id="34" name="图片 21"/>
+                    <pic:cNvPicPr>
+                      <a:picLocks noChangeAspect="1"/>
+                    </pic:cNvPicPr>
+                  </pic:nvPicPr>
+                  <pic:blipFill>
+                    <a:blip r:embed="rId36"/>
+                    <a:stretch>
+                      <a:fillRect/>
+                    </a:stretch>
+                  </pic:blipFill>
+                  <pic:spPr>
+                    <a:xfrm>
+                      <a:off x="0" y="0"/>
+                      <a:ext cx="5262880" cy="3526155"/>
+                    </a:xfrm>
+                    <a:prstGeom prst="rect">
+                      <a:avLst/>
+                    </a:prstGeom>
+                    <a:noFill/>
+                    <a:ln>
+                      <a:noFill/>
+                    </a:ln>
+                  </pic:spPr>
+                </pic:pic>
+              </a:graphicData>
+            </a:graphic>
+          </wp:inline>
+        </w:drawing>
+      </w:r>
+    </w:p>
+    <w:p/>
+    <w:p>
+      <w:pPr>
+        <w:rPr>
+          <w:rFonts w:hint="default"/>
+          <w:lang w:val="en-US" w:eastAsia="zh-CN"/>
+        </w:rPr>
+      </w:pPr>
+      <w:bookmarkStart w:id="0" w:name="_GoBack"/>
+      <w:bookmarkEnd w:id="0"/>
+    </w:p>
+    <w:p>
+      <w:pPr>
+        <w:bidi w:val="0"/>
+        <w:ind w:firstLine="420" w:firstLineChars="0"/>
+        <w:rPr>
+          <w:rFonts w:hint="default"/>
+          <w:lang w:val="en-US" w:eastAsia="zh-CN"/>
+        </w:rPr>
+      </w:pPr>
+    </w:p>
+    <w:p>
+      <w:pPr>
+        <w:rPr>
+          <w:rFonts w:hint="default"/>
+          <w:lang w:val="en-US" w:eastAsia="zh-CN"/>
+        </w:rPr>
+      </w:pPr>
+    </w:p>
+    <w:p>
+      <w:pPr>
+        <w:numPr>
+          <w:ilvl w:val="0"/>
+          <w:numId w:val="0"/>
+        </w:numPr>
+        <w:bidi w:val="0"/>
+        <w:rPr>
+          <w:rFonts w:hint="eastAsia"/>
+          <w:lang w:val="en-US" w:eastAsia="zh-CN"/>
+        </w:rPr>
+      </w:pPr>
+    </w:p>
+    <w:p>
+      <w:pPr>
+        <w:numPr>
+          <w:ilvl w:val="0"/>
+          <w:numId w:val="0"/>
+        </w:numPr>
+        <w:bidi w:val="0"/>
+        <w:rPr>
+          <w:rFonts w:hint="default"/>
+          <w:lang w:val="en-US" w:eastAsia="zh-CN"/>
+        </w:rPr>
+      </w:pPr>
+    </w:p>
+    <w:p>
+      <w:pPr>
+        <w:numPr>
+          <w:ilvl w:val="0"/>
           <w:numId w:val="0"/>
         </w:numPr>
         <w:bidi w:val="0"/>
@@ -2333,6 +4877,23 @@
 <file path=word/numbering.xml><?xml version="1.0" encoding="utf-8"?>
 <w:numbering xmlns:wpc="http://schemas.microsoft.com/office/word/2010/wordprocessingCanvas" xmlns:mc="http://schemas.openxmlformats.org/markup-compatibility/2006" xmlns:o="urn:schemas-microsoft-com:office:office" xmlns:r="http://schemas.openxmlformats.org/officeDocument/2006/relationships" xmlns:m="http://schemas.openxmlformats.org/officeDocument/2006/math" xmlns:v="urn:schemas-microsoft-com:vml" xmlns:wp14="http://schemas.microsoft.com/office/word/2010/wordprocessingDrawing" xmlns:wp="http://schemas.openxmlformats.org/drawingml/2006/wordprocessingDrawing" xmlns:w10="urn:schemas-microsoft-com:office:word" xmlns:w="http://schemas.openxmlformats.org/wordprocessingml/2006/main" xmlns:w14="http://schemas.microsoft.com/office/word/2010/wordml" xmlns:wpg="http://schemas.microsoft.com/office/word/2010/wordprocessingGroup" xmlns:wpi="http://schemas.microsoft.com/office/word/2010/wordprocessingInk" xmlns:wne="http://schemas.microsoft.com/office/word/2006/wordml" xmlns:wps="http://schemas.microsoft.com/office/word/2010/wordprocessingShape" xmlns:wpsCustomData="http://www.wps.cn/officeDocument/2013/wpsCustomData" mc:Ignorable="w14 wp14">
   <w:abstractNum w:abstractNumId="0">
+    <w:nsid w:val="9644B87A"/>
+    <w:multiLevelType w:val="singleLevel"/>
+    <w:tmpl w:val="9644B87A"/>
+    <w:lvl w:ilvl="0" w:tentative="0">
+      <w:start w:val="1"/>
+      <w:numFmt w:val="bullet"/>
+      <w:lvlText w:val=""/>
+      <w:lvlJc w:val="left"/>
+      <w:pPr>
+        <w:ind w:left="420" w:hanging="420"/>
+      </w:pPr>
+      <w:rPr>
+        <w:rFonts w:hint="default" w:ascii="Wingdings" w:hAnsi="Wingdings"/>
+      </w:rPr>
+    </w:lvl>
+  </w:abstractNum>
+  <w:abstractNum w:abstractNumId="1">
     <w:nsid w:val="F9FD3F3A"/>
     <w:multiLevelType w:val="singleLevel"/>
     <w:tmpl w:val="F9FD3F3A"/>
@@ -2349,7 +4910,7 @@
       </w:rPr>
     </w:lvl>
   </w:abstractNum>
-  <w:abstractNum w:abstractNumId="1">
+  <w:abstractNum w:abstractNumId="2">
     <w:nsid w:val="5FCC94F5"/>
     <w:multiLevelType w:val="multilevel"/>
     <w:tmpl w:val="5FCC94F5"/>
@@ -2482,10 +5043,32 @@
       </w:rPr>
     </w:lvl>
   </w:abstractNum>
+  <w:abstractNum w:abstractNumId="3">
+    <w:nsid w:val="645E0900"/>
+    <w:multiLevelType w:val="singleLevel"/>
+    <w:tmpl w:val="645E0900"/>
+    <w:lvl w:ilvl="0" w:tentative="0">
+      <w:start w:val="3"/>
+      <w:numFmt w:val="decimal"/>
+      <w:lvlText w:val="%1."/>
+      <w:lvlJc w:val="left"/>
+      <w:pPr>
+        <w:tabs>
+          <w:tab w:val="left" w:pos="312"/>
+        </w:tabs>
+      </w:pPr>
+    </w:lvl>
+  </w:abstractNum>
   <w:num w:numId="1">
+    <w:abstractNumId w:val="2"/>
+  </w:num>
+  <w:num w:numId="2">
     <w:abstractNumId w:val="1"/>
   </w:num>
-  <w:num w:numId="2">
+  <w:num w:numId="3">
+    <w:abstractNumId w:val="3"/>
+  </w:num>
+  <w:num w:numId="4">
     <w:abstractNumId w:val="0"/>
   </w:num>
 </w:numbering>
@@ -2605,7 +5188,7 @@
     <w:lsdException w:unhideWhenUsed="0" w:uiPriority="0" w:semiHidden="0" w:name="HTML Sample"/>
     <w:lsdException w:unhideWhenUsed="0" w:uiPriority="0" w:semiHidden="0" w:name="HTML Typewriter"/>
     <w:lsdException w:unhideWhenUsed="0" w:uiPriority="0" w:semiHidden="0" w:name="HTML Variable"/>
-    <w:lsdException w:unhideWhenUsed="0" w:uiPriority="0" w:name="Normal Table"/>
+    <w:lsdException w:qFormat="1" w:unhideWhenUsed="0" w:uiPriority="0" w:name="Normal Table"/>
     <w:lsdException w:unhideWhenUsed="0" w:uiPriority="0" w:semiHidden="0" w:name="annotation subject"/>
     <w:lsdException w:unhideWhenUsed="0" w:uiPriority="0" w:semiHidden="0" w:name="Table Simple 1"/>
     <w:lsdException w:unhideWhenUsed="0" w:uiPriority="0" w:semiHidden="0" w:name="Table Simple 2"/>
@@ -2828,6 +5411,7 @@
   <w:style w:type="table" w:default="1" w:styleId="5">
     <w:name w:val="Normal Table"/>
     <w:semiHidden/>
+    <w:qFormat/>
     <w:uiPriority w:val="0"/>
     <w:tblPr>
       <w:tblCellMar>

--- a/全栈AI.docx
+++ b/全栈AI.docx
@@ -4710,7 +4710,14 @@
         </w:drawing>
       </w:r>
     </w:p>
-    <w:p/>
+    <w:p>
+      <w:pPr>
+        <w:rPr>
+          <w:rFonts w:hint="default"/>
+          <w:lang w:val="en-US" w:eastAsia="zh-CN"/>
+        </w:rPr>
+      </w:pPr>
+    </w:p>
     <w:p>
       <w:pPr>
         <w:rPr>
